--- a/docs/rendus/Séance 1.docx
+++ b/docs/rendus/Séance 1.docx
@@ -3434,10 +3434,7 @@
     </w:tbl>
     <w:p>
       <w:r>
-        <w:t xml:space="preserve">Estimation = </w:t>
-      </w:r>
-      <w:r>
-        <w:t>1</w:t>
+        <w:t>Estimation = 1</w:t>
       </w:r>
     </w:p>
     <w:p>
@@ -4096,11 +4093,9 @@
             <w:tcW w:w="3021" w:type="dxa"/>
           </w:tcPr>
           <w:p>
-            <w:proofErr w:type="gramStart"/>
             <w:r>
               <w:t>½</w:t>
             </w:r>
-            <w:proofErr w:type="gramEnd"/>
           </w:p>
         </w:tc>
         <w:tc>
@@ -4130,11 +4125,9 @@
             <w:tcW w:w="3021" w:type="dxa"/>
           </w:tcPr>
           <w:p>
-            <w:proofErr w:type="gramStart"/>
             <w:r>
               <w:t>½</w:t>
             </w:r>
-            <w:proofErr w:type="gramEnd"/>
           </w:p>
         </w:tc>
         <w:tc>
@@ -4142,11 +4135,9 @@
             <w:tcW w:w="3021" w:type="dxa"/>
           </w:tcPr>
           <w:p>
-            <w:proofErr w:type="gramStart"/>
             <w:r>
               <w:t>½</w:t>
             </w:r>
-            <w:proofErr w:type="gramEnd"/>
           </w:p>
         </w:tc>
       </w:tr>
@@ -4157,6 +4148,49 @@
       </w:r>
       <w:r>
         <w:t>1/2</w:t>
+      </w:r>
+    </w:p>
+    <w:p>
+      <w:pPr>
+        <w:tabs>
+          <w:tab w:val="left" w:pos="1545"/>
+        </w:tabs>
+      </w:pPr>
+      <w:r>
+        <w:tab/>
+      </w:r>
+    </w:p>
+    <w:p>
+      <w:pPr>
+        <w:tabs>
+          <w:tab w:val="left" w:pos="1545"/>
+        </w:tabs>
+      </w:pPr>
+    </w:p>
+    <w:p>
+      <w:pPr>
+        <w:tabs>
+          <w:tab w:val="left" w:pos="1545"/>
+        </w:tabs>
+      </w:pPr>
+      <w:r>
+        <w:rPr>
+          <w:b/>
+          <w:bCs/>
+        </w:rPr>
+        <w:lastRenderedPageBreak/>
+        <w:t>Objectif du sprint 1 :</w:t>
+      </w:r>
+      <w:r>
+        <w:t xml:space="preserve"> Une équipe réunie autour d’un même ordinateur peut lancer une partie avec ses pseudos, charger son </w:t>
+      </w:r>
+      <w:proofErr w:type="spellStart"/>
+      <w:r>
+        <w:t>backlog</w:t>
+      </w:r>
+      <w:proofErr w:type="spellEnd"/>
+      <w:r>
+        <w:t xml:space="preserve"> et voter en secret sur chaque fonctionnalité, puis découvrir tous les votes en même temps.</w:t>
       </w:r>
     </w:p>
     <w:sectPr>
@@ -7908,7 +7942,7 @@
           </w:pPr>
           <w:r>
             <w:rPr>
-              <w:color w:val="0F4761" w:themeColor="accent1" w:themeShade="BF"/>
+              <w:color w:val="2F5496" w:themeColor="accent1" w:themeShade="BF"/>
             </w:rPr>
             <w:t>[Nom de la société]</w:t>
           </w:r>
@@ -7938,7 +7972,7 @@
           <w:r>
             <w:rPr>
               <w:rFonts w:asciiTheme="majorHAnsi" w:eastAsiaTheme="majorEastAsia" w:hAnsiTheme="majorHAnsi" w:cstheme="majorBidi"/>
-              <w:color w:val="156082" w:themeColor="accent1"/>
+              <w:color w:val="4472C4" w:themeColor="accent1"/>
               <w:sz w:val="88"/>
               <w:szCs w:val="88"/>
             </w:rPr>
@@ -7969,7 +8003,7 @@
           </w:pPr>
           <w:r>
             <w:rPr>
-              <w:color w:val="0F4761" w:themeColor="accent1" w:themeShade="BF"/>
+              <w:color w:val="2F5496" w:themeColor="accent1" w:themeShade="BF"/>
             </w:rPr>
             <w:t>[Sous-titre du document]</w:t>
           </w:r>
@@ -7998,7 +8032,7 @@
           </w:pPr>
           <w:r>
             <w:rPr>
-              <w:color w:val="156082" w:themeColor="accent1"/>
+              <w:color w:val="4472C4" w:themeColor="accent1"/>
               <w:sz w:val="28"/>
               <w:szCs w:val="28"/>
             </w:rPr>
@@ -8029,7 +8063,7 @@
           </w:pPr>
           <w:r>
             <w:rPr>
-              <w:color w:val="156082" w:themeColor="accent1"/>
+              <w:color w:val="4472C4" w:themeColor="accent1"/>
               <w:sz w:val="28"/>
               <w:szCs w:val="28"/>
             </w:rPr>
@@ -8080,7 +8114,7 @@
   </w:font>
   <w:font w:name="Sofia Pro">
     <w:altName w:val="Calibri"/>
-    <w:panose1 w:val="02000000000000000000"/>
+    <w:panose1 w:val="00000000000000000000"/>
     <w:charset w:val="00"/>
     <w:family w:val="modern"/>
     <w:notTrueType/>
@@ -8089,7 +8123,6 @@
   </w:font>
   <w:font w:name="TT Neoris Trial">
     <w:altName w:val="Calibri"/>
-    <w:panose1 w:val="020B0003030000020004"/>
     <w:charset w:val="00"/>
     <w:family w:val="swiss"/>
     <w:pitch w:val="variable"/>
@@ -8103,7 +8136,6 @@
   </w:font>
   <w:font w:name="OCR-A BT">
     <w:altName w:val="Calibri"/>
-    <w:panose1 w:val="020F0501020204020304"/>
     <w:charset w:val="00"/>
     <w:family w:val="swiss"/>
     <w:pitch w:val="variable"/>
@@ -8122,6 +8154,13 @@
     <w:family w:val="modern"/>
     <w:pitch w:val="fixed"/>
     <w:sig w:usb0="8000028F" w:usb1="00001800" w:usb2="00000000" w:usb3="00000000" w:csb0="0000001F" w:csb1="00000000"/>
+  </w:font>
+  <w:font w:name="Calibri Light">
+    <w:panose1 w:val="020F0302020204030204"/>
+    <w:charset w:val="00"/>
+    <w:family w:val="swiss"/>
+    <w:pitch w:val="variable"/>
+    <w:sig w:usb0="E4002EFF" w:usb1="C200247B" w:usb2="00000009" w:usb3="00000000" w:csb0="000001FF" w:csb1="00000000"/>
   </w:font>
 </w:fonts>
 </file>
@@ -8145,8 +8184,10 @@
     <w:rsidRoot w:val="006E64CE"/>
     <w:rsid w:val="00113869"/>
     <w:rsid w:val="002F62BC"/>
+    <w:rsid w:val="004F31F8"/>
     <w:rsid w:val="005259C0"/>
     <w:rsid w:val="006E64CE"/>
+    <w:rsid w:val="00785775"/>
     <w:rsid w:val="00B021F1"/>
     <w:rsid w:val="00E71964"/>
     <w:rsid w:val="00FF69E9"/>

--- a/docs/rendus/Séance 1.docx
+++ b/docs/rendus/Séance 1.docx
@@ -1940,29 +1940,35 @@
                 <w:sz w:val="20"/>
                 <w:szCs w:val="22"/>
               </w:rPr>
-              <w:t xml:space="preserve">En tant qu'animateur de la partie, je veux charger un </w:t>
-            </w:r>
-            <w:proofErr w:type="spellStart"/>
-            <w:r>
+              <w:t>En tant qu'animateur de la partie, je veux charger un backlog au format JSON afin de ne pas ressaisir les fonctionnalités à estimer.</w:t>
+            </w:r>
+          </w:p>
+        </w:tc>
+        <w:tc>
+          <w:tcPr>
+            <w:tcW w:w="2126" w:type="dxa"/>
+          </w:tcPr>
+          <w:p>
+            <w:pPr>
               <w:rPr>
                 <w:sz w:val="20"/>
                 <w:szCs w:val="22"/>
               </w:rPr>
-              <w:t>backlog</w:t>
-            </w:r>
-            <w:proofErr w:type="spellEnd"/>
+            </w:pPr>
             <w:r>
               <w:rPr>
                 <w:sz w:val="20"/>
                 <w:szCs w:val="22"/>
               </w:rPr>
-              <w:t xml:space="preserve"> au format JSON afin de ne pas ressaisir les fonctionnalités à estimer.</w:t>
-            </w:r>
-          </w:p>
-        </w:tc>
-        <w:tc>
-          <w:tcPr>
-            <w:tcW w:w="2126" w:type="dxa"/>
+              <w:t>CU-01 étapes 3 et 4</w:t>
+            </w:r>
+          </w:p>
+        </w:tc>
+      </w:tr>
+      <w:tr>
+        <w:tc>
+          <w:tcPr>
+            <w:tcW w:w="879" w:type="dxa"/>
           </w:tcPr>
           <w:p>
             <w:pPr>
@@ -1976,7 +1982,47 @@
                 <w:sz w:val="20"/>
                 <w:szCs w:val="22"/>
               </w:rPr>
-              <w:t>CU-01 étapes 3 et 4</w:t>
+              <w:t>US-05</w:t>
+            </w:r>
+          </w:p>
+        </w:tc>
+        <w:tc>
+          <w:tcPr>
+            <w:tcW w:w="6057" w:type="dxa"/>
+          </w:tcPr>
+          <w:p>
+            <w:pPr>
+              <w:rPr>
+                <w:sz w:val="20"/>
+                <w:szCs w:val="22"/>
+              </w:rPr>
+            </w:pPr>
+            <w:r>
+              <w:rPr>
+                <w:sz w:val="20"/>
+                <w:szCs w:val="22"/>
+              </w:rPr>
+              <w:t>En tant que joueur, je veux choisir ma carte sans voir les votes des autres, puis voir tous les votes révélés en même temps, afin que mon estimation ne soit pas influencée.</w:t>
+            </w:r>
+          </w:p>
+        </w:tc>
+        <w:tc>
+          <w:tcPr>
+            <w:tcW w:w="2126" w:type="dxa"/>
+          </w:tcPr>
+          <w:p>
+            <w:pPr>
+              <w:rPr>
+                <w:sz w:val="20"/>
+                <w:szCs w:val="22"/>
+              </w:rPr>
+            </w:pPr>
+            <w:r>
+              <w:rPr>
+                <w:sz w:val="20"/>
+                <w:szCs w:val="22"/>
+              </w:rPr>
+              <w:t>CU-02 étapes 2 et 3</w:t>
             </w:r>
           </w:p>
         </w:tc>
@@ -1998,7 +2044,7 @@
                 <w:sz w:val="20"/>
                 <w:szCs w:val="22"/>
               </w:rPr>
-              <w:t>US-05</w:t>
+              <w:t>US-06</w:t>
             </w:r>
           </w:p>
         </w:tc>
@@ -2018,7 +2064,7 @@
                 <w:sz w:val="20"/>
                 <w:szCs w:val="22"/>
               </w:rPr>
-              <w:t>En tant que joueur, je veux choisir ma carte sans voir les votes des autres, puis voir tous les votes révélés en même temps, afin que mon estimation ne soit pas influencée.</w:t>
+              <w:t>En tant que membre de l’équipe, je veux qu’une fonctionnalité ne soit validée au premier tour que si tous les votes sont identiques, afin de garantir une discussion en cas de désaccord.</w:t>
             </w:r>
           </w:p>
         </w:tc>
@@ -2038,7 +2084,7 @@
                 <w:sz w:val="20"/>
                 <w:szCs w:val="22"/>
               </w:rPr>
-              <w:t>CU-02 étapes 2 et 3</w:t>
+              <w:t>CU-02 étape 4</w:t>
             </w:r>
           </w:p>
         </w:tc>
@@ -2060,7 +2106,7 @@
                 <w:sz w:val="20"/>
                 <w:szCs w:val="22"/>
               </w:rPr>
-              <w:t>US-06</w:t>
+              <w:t>US-07</w:t>
             </w:r>
           </w:p>
         </w:tc>
@@ -2080,7 +2126,7 @@
                 <w:sz w:val="20"/>
                 <w:szCs w:val="22"/>
               </w:rPr>
-              <w:t>En tant que membre de l’équipe, je veux qu’une fonctionnalité ne soit validée au premier tour que si tous les votes sont identiques, afin de garantir une discussion en cas de désaccord.</w:t>
+              <w:t>En tant que membre de l’équipe, je veux qu’à partir du deuxième tour, avec la règle médiane, la difficulté retenue soit la médiane des votes, afin de ne pas bloquer sur un désaccord mineur.</w:t>
             </w:r>
           </w:p>
         </w:tc>
@@ -2100,7 +2146,7 @@
                 <w:sz w:val="20"/>
                 <w:szCs w:val="22"/>
               </w:rPr>
-              <w:t>CU-02 étape 4</w:t>
+              <w:t>CU-02 extension 4c</w:t>
             </w:r>
           </w:p>
         </w:tc>
@@ -2122,7 +2168,7 @@
                 <w:sz w:val="20"/>
                 <w:szCs w:val="22"/>
               </w:rPr>
-              <w:t>US-07</w:t>
+              <w:t>US-09</w:t>
             </w:r>
           </w:p>
         </w:tc>
@@ -2142,85 +2188,7 @@
                 <w:sz w:val="20"/>
                 <w:szCs w:val="22"/>
               </w:rPr>
-              <w:t>En tant que membre de l’équipe, je veux qu’à partir du deuxième tour, avec la règle médiane, la difficulté retenue soit la médiane des votes, afin de ne pas bloquer sur un désaccord mineur.</w:t>
-            </w:r>
-          </w:p>
-        </w:tc>
-        <w:tc>
-          <w:tcPr>
-            <w:tcW w:w="2126" w:type="dxa"/>
-          </w:tcPr>
-          <w:p>
-            <w:pPr>
-              <w:rPr>
-                <w:sz w:val="20"/>
-                <w:szCs w:val="22"/>
-              </w:rPr>
-            </w:pPr>
-            <w:r>
-              <w:rPr>
-                <w:sz w:val="20"/>
-                <w:szCs w:val="22"/>
-              </w:rPr>
-              <w:t>CU-02 extension 4c</w:t>
-            </w:r>
-          </w:p>
-        </w:tc>
-      </w:tr>
-      <w:tr>
-        <w:tc>
-          <w:tcPr>
-            <w:tcW w:w="879" w:type="dxa"/>
-          </w:tcPr>
-          <w:p>
-            <w:pPr>
-              <w:rPr>
-                <w:sz w:val="20"/>
-                <w:szCs w:val="22"/>
-              </w:rPr>
-            </w:pPr>
-            <w:r>
-              <w:rPr>
-                <w:sz w:val="20"/>
-                <w:szCs w:val="22"/>
-              </w:rPr>
-              <w:t>US-09</w:t>
-            </w:r>
-          </w:p>
-        </w:tc>
-        <w:tc>
-          <w:tcPr>
-            <w:tcW w:w="6057" w:type="dxa"/>
-          </w:tcPr>
-          <w:p>
-            <w:pPr>
-              <w:rPr>
-                <w:sz w:val="20"/>
-                <w:szCs w:val="22"/>
-              </w:rPr>
-            </w:pPr>
-            <w:r>
-              <w:rPr>
-                <w:sz w:val="20"/>
-                <w:szCs w:val="22"/>
-              </w:rPr>
-              <w:t xml:space="preserve">En tant qu'animateur de la partie, je veux que l'application enregistre un fichier JSON avec la difficulté de chaque fonctionnalité quand tout le </w:t>
-            </w:r>
-            <w:proofErr w:type="spellStart"/>
-            <w:r>
-              <w:rPr>
-                <w:sz w:val="20"/>
-                <w:szCs w:val="22"/>
-              </w:rPr>
-              <w:t>backlog</w:t>
-            </w:r>
-            <w:proofErr w:type="spellEnd"/>
-            <w:r>
-              <w:rPr>
-                <w:sz w:val="20"/>
-                <w:szCs w:val="22"/>
-              </w:rPr>
-              <w:t xml:space="preserve"> est estimé, afin de reporter les estimations dans notre outil de suivi.</w:t>
+              <w:t>En tant qu'animateur de la partie, je veux que l'application enregistre un fichier JSON avec la difficulté de chaque fonctionnalité quand tout le backlog est estimé, afin de reporter les estimations dans notre outil de suivi.</w:t>
             </w:r>
           </w:p>
         </w:tc>
@@ -2697,15 +2665,7 @@
     </w:p>
     <w:p>
       <w:r>
-        <w:t xml:space="preserve">Étant donné un </w:t>
-      </w:r>
-      <w:proofErr w:type="spellStart"/>
-      <w:r>
-        <w:t>backlog</w:t>
-      </w:r>
-      <w:proofErr w:type="spellEnd"/>
-      <w:r>
-        <w:t xml:space="preserve"> de 3 fonctionnalités dont 2 validées, quand la 3e est validée avec la difficulté, alors un fichier JSON est enregistré contenant les 3 fonctionnalités et leur difficulté.</w:t>
+        <w:t>Étant donné un backlog de 3 fonctionnalités dont 2 validées, quand la 3e est validée avec la difficulté, alors un fichier JSON est enregistré contenant les 3 fonctionnalités et leur difficulté.</w:t>
       </w:r>
     </w:p>
     <w:p>
@@ -4093,9 +4053,11 @@
             <w:tcW w:w="3021" w:type="dxa"/>
           </w:tcPr>
           <w:p>
+            <w:proofErr w:type="gramStart"/>
             <w:r>
               <w:t>½</w:t>
             </w:r>
+            <w:proofErr w:type="gramEnd"/>
           </w:p>
         </w:tc>
         <w:tc>
@@ -4125,9 +4087,11 @@
             <w:tcW w:w="3021" w:type="dxa"/>
           </w:tcPr>
           <w:p>
+            <w:proofErr w:type="gramStart"/>
             <w:r>
               <w:t>½</w:t>
             </w:r>
+            <w:proofErr w:type="gramEnd"/>
           </w:p>
         </w:tc>
         <w:tc>
@@ -4135,9 +4099,11 @@
             <w:tcW w:w="3021" w:type="dxa"/>
           </w:tcPr>
           <w:p>
+            <w:proofErr w:type="gramStart"/>
             <w:r>
               <w:t>½</w:t>
             </w:r>
+            <w:proofErr w:type="gramEnd"/>
           </w:p>
         </w:tc>
       </w:tr>
@@ -4182,16 +4148,442 @@
         <w:t>Objectif du sprint 1 :</w:t>
       </w:r>
       <w:r>
-        <w:t xml:space="preserve"> Une équipe réunie autour d’un même ordinateur peut lancer une partie avec ses pseudos, charger son </w:t>
-      </w:r>
-      <w:proofErr w:type="spellStart"/>
-      <w:r>
-        <w:t>backlog</w:t>
-      </w:r>
-      <w:proofErr w:type="spellEnd"/>
-      <w:r>
-        <w:t xml:space="preserve"> et voter en secret sur chaque fonctionnalité, puis découvrir tous les votes en même temps.</w:t>
-      </w:r>
+        <w:t xml:space="preserve"> Une équipe réunie autour d’un même ordinateur peut lancer une partie avec ses pseudos, charger son backlog et voter en secret sur chaque fonctionnalité, puis découvrir tous les votes en même temps.</w:t>
+      </w:r>
+    </w:p>
+    <w:p>
+      <w:pPr>
+        <w:tabs>
+          <w:tab w:val="left" w:pos="1545"/>
+        </w:tabs>
+      </w:pPr>
+    </w:p>
+    <w:p>
+      <w:pPr>
+        <w:pStyle w:val="Titre1"/>
+      </w:pPr>
+      <w:r>
+        <w:t>Definition of Done</w:t>
+      </w:r>
+    </w:p>
+    <w:p>
+      <w:pPr>
+        <w:tabs>
+          <w:tab w:val="left" w:pos="1545"/>
+        </w:tabs>
+      </w:pPr>
+      <w:r>
+        <w:t>Une user story est terminée quand toutes les conditions suivantes sont vraies. Chaque condition peut être vérifiée par quelqu’un d’extérieur au binôme.</w:t>
+      </w:r>
+    </w:p>
+    <w:tbl>
+      <w:tblPr>
+        <w:tblStyle w:val="Tableausimple1"/>
+        <w:tblW w:w="0" w:type="auto"/>
+        <w:tblLook w:val="04A0" w:firstRow="1" w:lastRow="0" w:firstColumn="1" w:lastColumn="0" w:noHBand="0" w:noVBand="1"/>
+      </w:tblPr>
+      <w:tblGrid>
+        <w:gridCol w:w="338"/>
+        <w:gridCol w:w="3284"/>
+        <w:gridCol w:w="5440"/>
+      </w:tblGrid>
+      <w:tr>
+        <w:trPr>
+          <w:cnfStyle w:val="100000000000" w:firstRow="1" w:lastRow="0" w:firstColumn="0" w:lastColumn="0" w:oddVBand="0" w:evenVBand="0" w:oddHBand="0" w:evenHBand="0" w:firstRowFirstColumn="0" w:firstRowLastColumn="0" w:lastRowFirstColumn="0" w:lastRowLastColumn="0"/>
+        </w:trPr>
+        <w:tc>
+          <w:tcPr>
+            <w:cnfStyle w:val="001000000000" w:firstRow="0" w:lastRow="0" w:firstColumn="1" w:lastColumn="0" w:oddVBand="0" w:evenVBand="0" w:oddHBand="0" w:evenHBand="0" w:firstRowFirstColumn="0" w:firstRowLastColumn="0" w:lastRowFirstColumn="0" w:lastRowLastColumn="0"/>
+            <w:tcW w:w="0" w:type="auto"/>
+            <w:hideMark/>
+          </w:tcPr>
+          <w:p>
+            <w:pPr>
+              <w:tabs>
+                <w:tab w:val="left" w:pos="1545"/>
+              </w:tabs>
+              <w:spacing w:after="160" w:line="278" w:lineRule="auto"/>
+            </w:pPr>
+          </w:p>
+        </w:tc>
+        <w:tc>
+          <w:tcPr>
+            <w:tcW w:w="0" w:type="auto"/>
+            <w:hideMark/>
+          </w:tcPr>
+          <w:p>
+            <w:pPr>
+              <w:tabs>
+                <w:tab w:val="left" w:pos="1545"/>
+              </w:tabs>
+              <w:spacing w:after="160" w:line="278" w:lineRule="auto"/>
+              <w:cnfStyle w:val="100000000000" w:firstRow="1" w:lastRow="0" w:firstColumn="0" w:lastColumn="0" w:oddVBand="0" w:evenVBand="0" w:oddHBand="0" w:evenHBand="0" w:firstRowFirstColumn="0" w:firstRowLastColumn="0" w:lastRowFirstColumn="0" w:lastRowLastColumn="0"/>
+            </w:pPr>
+            <w:r>
+              <w:t>Condition</w:t>
+            </w:r>
+          </w:p>
+        </w:tc>
+        <w:tc>
+          <w:tcPr>
+            <w:tcW w:w="0" w:type="auto"/>
+            <w:hideMark/>
+          </w:tcPr>
+          <w:p>
+            <w:pPr>
+              <w:tabs>
+                <w:tab w:val="left" w:pos="1545"/>
+              </w:tabs>
+              <w:spacing w:after="160" w:line="278" w:lineRule="auto"/>
+              <w:cnfStyle w:val="100000000000" w:firstRow="1" w:lastRow="0" w:firstColumn="0" w:lastColumn="0" w:oddVBand="0" w:evenVBand="0" w:oddHBand="0" w:evenHBand="0" w:firstRowFirstColumn="0" w:firstRowLastColumn="0" w:lastRowFirstColumn="0" w:lastRowLastColumn="0"/>
+            </w:pPr>
+            <w:r>
+              <w:t>Comment on la vérifie</w:t>
+            </w:r>
+          </w:p>
+        </w:tc>
+      </w:tr>
+      <w:tr>
+        <w:trPr>
+          <w:cnfStyle w:val="000000100000" w:firstRow="0" w:lastRow="0" w:firstColumn="0" w:lastColumn="0" w:oddVBand="0" w:evenVBand="0" w:oddHBand="1" w:evenHBand="0" w:firstRowFirstColumn="0" w:firstRowLastColumn="0" w:lastRowFirstColumn="0" w:lastRowLastColumn="0"/>
+        </w:trPr>
+        <w:tc>
+          <w:tcPr>
+            <w:cnfStyle w:val="001000000000" w:firstRow="0" w:lastRow="0" w:firstColumn="1" w:lastColumn="0" w:oddVBand="0" w:evenVBand="0" w:oddHBand="0" w:evenHBand="0" w:firstRowFirstColumn="0" w:firstRowLastColumn="0" w:lastRowFirstColumn="0" w:lastRowLastColumn="0"/>
+            <w:tcW w:w="0" w:type="auto"/>
+            <w:hideMark/>
+          </w:tcPr>
+          <w:p>
+            <w:pPr>
+              <w:tabs>
+                <w:tab w:val="left" w:pos="1545"/>
+              </w:tabs>
+              <w:spacing w:after="160" w:line="278" w:lineRule="auto"/>
+            </w:pPr>
+            <w:r>
+              <w:t>1</w:t>
+            </w:r>
+          </w:p>
+        </w:tc>
+        <w:tc>
+          <w:tcPr>
+            <w:tcW w:w="0" w:type="auto"/>
+            <w:hideMark/>
+          </w:tcPr>
+          <w:p>
+            <w:pPr>
+              <w:tabs>
+                <w:tab w:val="left" w:pos="1545"/>
+              </w:tabs>
+              <w:spacing w:after="160" w:line="278" w:lineRule="auto"/>
+              <w:cnfStyle w:val="000000100000" w:firstRow="0" w:lastRow="0" w:firstColumn="0" w:lastColumn="0" w:oddVBand="0" w:evenVBand="0" w:oddHBand="1" w:evenHBand="0" w:firstRowFirstColumn="0" w:firstRowLastColumn="0" w:lastRowFirstColumn="0" w:lastRowLastColumn="0"/>
+            </w:pPr>
+            <w:r>
+              <w:t>Les critères d’acceptation de l’US sont satisfaits</w:t>
+            </w:r>
+          </w:p>
+        </w:tc>
+        <w:tc>
+          <w:tcPr>
+            <w:tcW w:w="0" w:type="auto"/>
+            <w:hideMark/>
+          </w:tcPr>
+          <w:p>
+            <w:pPr>
+              <w:tabs>
+                <w:tab w:val="left" w:pos="1545"/>
+              </w:tabs>
+              <w:spacing w:after="160" w:line="278" w:lineRule="auto"/>
+              <w:cnfStyle w:val="000000100000" w:firstRow="0" w:lastRow="0" w:firstColumn="0" w:lastColumn="0" w:oddVBand="0" w:evenVBand="0" w:oddHBand="1" w:evenHBand="0" w:firstRowFirstColumn="0" w:firstRowLastColumn="0" w:lastRowFirstColumn="0" w:lastRowLastColumn="0"/>
+            </w:pPr>
+            <w:r>
+              <w:t>Un test xUnit par critère, nommé avec son identifiant (CA_05_2_...) : dotnet test les exécute tous et réussit</w:t>
+            </w:r>
+          </w:p>
+        </w:tc>
+      </w:tr>
+      <w:tr>
+        <w:tc>
+          <w:tcPr>
+            <w:cnfStyle w:val="001000000000" w:firstRow="0" w:lastRow="0" w:firstColumn="1" w:lastColumn="0" w:oddVBand="0" w:evenVBand="0" w:oddHBand="0" w:evenHBand="0" w:firstRowFirstColumn="0" w:firstRowLastColumn="0" w:lastRowFirstColumn="0" w:lastRowLastColumn="0"/>
+            <w:tcW w:w="0" w:type="auto"/>
+            <w:hideMark/>
+          </w:tcPr>
+          <w:p>
+            <w:pPr>
+              <w:tabs>
+                <w:tab w:val="left" w:pos="1545"/>
+              </w:tabs>
+              <w:spacing w:after="160" w:line="278" w:lineRule="auto"/>
+            </w:pPr>
+            <w:r>
+              <w:t>2</w:t>
+            </w:r>
+          </w:p>
+        </w:tc>
+        <w:tc>
+          <w:tcPr>
+            <w:tcW w:w="0" w:type="auto"/>
+            <w:hideMark/>
+          </w:tcPr>
+          <w:p>
+            <w:pPr>
+              <w:tabs>
+                <w:tab w:val="left" w:pos="1545"/>
+              </w:tabs>
+              <w:spacing w:after="160" w:line="278" w:lineRule="auto"/>
+              <w:cnfStyle w:val="000000000000" w:firstRow="0" w:lastRow="0" w:firstColumn="0" w:lastColumn="0" w:oddVBand="0" w:evenVBand="0" w:oddHBand="0" w:evenHBand="0" w:firstRowFirstColumn="0" w:firstRowLastColumn="0" w:lastRowFirstColumn="0" w:lastRowLastColumn="0"/>
+            </w:pPr>
+            <w:r>
+              <w:t>Le code est arrivé sur main par une PR relue par le copilote</w:t>
+            </w:r>
+          </w:p>
+        </w:tc>
+        <w:tc>
+          <w:tcPr>
+            <w:tcW w:w="0" w:type="auto"/>
+            <w:hideMark/>
+          </w:tcPr>
+          <w:p>
+            <w:pPr>
+              <w:tabs>
+                <w:tab w:val="left" w:pos="1545"/>
+              </w:tabs>
+              <w:spacing w:after="160" w:line="278" w:lineRule="auto"/>
+              <w:cnfStyle w:val="000000000000" w:firstRow="0" w:lastRow="0" w:firstColumn="0" w:lastColumn="0" w:oddVBand="0" w:evenVBand="0" w:oddHBand="0" w:evenHBand="0" w:firstRowFirstColumn="0" w:firstRowLastColumn="0" w:lastRowFirstColumn="0" w:lastRowLastColumn="0"/>
+            </w:pPr>
+            <w:r>
+              <w:t>La PR « US-xx : ... » porte un commentaire ou une approbation du copilote, et ferme l’issue de l’US, qui passe dans « Terminé »</w:t>
+            </w:r>
+          </w:p>
+        </w:tc>
+      </w:tr>
+      <w:tr>
+        <w:trPr>
+          <w:cnfStyle w:val="000000100000" w:firstRow="0" w:lastRow="0" w:firstColumn="0" w:lastColumn="0" w:oddVBand="0" w:evenVBand="0" w:oddHBand="1" w:evenHBand="0" w:firstRowFirstColumn="0" w:firstRowLastColumn="0" w:lastRowFirstColumn="0" w:lastRowLastColumn="0"/>
+        </w:trPr>
+        <w:tc>
+          <w:tcPr>
+            <w:cnfStyle w:val="001000000000" w:firstRow="0" w:lastRow="0" w:firstColumn="1" w:lastColumn="0" w:oddVBand="0" w:evenVBand="0" w:oddHBand="0" w:evenHBand="0" w:firstRowFirstColumn="0" w:firstRowLastColumn="0" w:lastRowFirstColumn="0" w:lastRowLastColumn="0"/>
+            <w:tcW w:w="0" w:type="auto"/>
+            <w:hideMark/>
+          </w:tcPr>
+          <w:p>
+            <w:pPr>
+              <w:tabs>
+                <w:tab w:val="left" w:pos="1545"/>
+              </w:tabs>
+              <w:spacing w:after="160" w:line="278" w:lineRule="auto"/>
+            </w:pPr>
+            <w:r>
+              <w:t>3</w:t>
+            </w:r>
+          </w:p>
+        </w:tc>
+        <w:tc>
+          <w:tcPr>
+            <w:tcW w:w="0" w:type="auto"/>
+            <w:hideMark/>
+          </w:tcPr>
+          <w:p>
+            <w:pPr>
+              <w:tabs>
+                <w:tab w:val="left" w:pos="1545"/>
+              </w:tabs>
+              <w:spacing w:after="160" w:line="278" w:lineRule="auto"/>
+              <w:cnfStyle w:val="000000100000" w:firstRow="0" w:lastRow="0" w:firstColumn="0" w:lastColumn="0" w:oddVBand="0" w:evenVBand="0" w:oddHBand="1" w:evenHBand="0" w:firstRowFirstColumn="0" w:firstRowLastColumn="0" w:lastRowFirstColumn="0" w:lastRowLastColumn="0"/>
+            </w:pPr>
+            <w:r>
+              <w:t>Les tests passent</w:t>
+            </w:r>
+          </w:p>
+        </w:tc>
+        <w:tc>
+          <w:tcPr>
+            <w:tcW w:w="0" w:type="auto"/>
+            <w:hideMark/>
+          </w:tcPr>
+          <w:p>
+            <w:pPr>
+              <w:tabs>
+                <w:tab w:val="left" w:pos="1545"/>
+              </w:tabs>
+              <w:spacing w:after="160" w:line="278" w:lineRule="auto"/>
+              <w:cnfStyle w:val="000000100000" w:firstRow="0" w:lastRow="0" w:firstColumn="0" w:lastColumn="0" w:oddVBand="0" w:evenVBand="0" w:oddHBand="1" w:evenHBand="0" w:firstRowFirstColumn="0" w:firstRowLastColumn="0" w:lastRowFirstColumn="0" w:lastRowLastColumn="0"/>
+            </w:pPr>
+            <w:r>
+              <w:t>La commande de test du README réussit ; la CI est verte (à partir de la séance 2)</w:t>
+            </w:r>
+          </w:p>
+        </w:tc>
+      </w:tr>
+      <w:tr>
+        <w:tc>
+          <w:tcPr>
+            <w:cnfStyle w:val="001000000000" w:firstRow="0" w:lastRow="0" w:firstColumn="1" w:lastColumn="0" w:oddVBand="0" w:evenVBand="0" w:oddHBand="0" w:evenHBand="0" w:firstRowFirstColumn="0" w:firstRowLastColumn="0" w:lastRowFirstColumn="0" w:lastRowLastColumn="0"/>
+            <w:tcW w:w="0" w:type="auto"/>
+            <w:hideMark/>
+          </w:tcPr>
+          <w:p>
+            <w:pPr>
+              <w:tabs>
+                <w:tab w:val="left" w:pos="1545"/>
+              </w:tabs>
+              <w:spacing w:after="160" w:line="278" w:lineRule="auto"/>
+            </w:pPr>
+            <w:r>
+              <w:t>4</w:t>
+            </w:r>
+          </w:p>
+        </w:tc>
+        <w:tc>
+          <w:tcPr>
+            <w:tcW w:w="0" w:type="auto"/>
+            <w:hideMark/>
+          </w:tcPr>
+          <w:p>
+            <w:pPr>
+              <w:tabs>
+                <w:tab w:val="left" w:pos="1545"/>
+              </w:tabs>
+              <w:spacing w:after="160" w:line="278" w:lineRule="auto"/>
+              <w:cnfStyle w:val="000000000000" w:firstRow="0" w:lastRow="0" w:firstColumn="0" w:lastColumn="0" w:oddVBand="0" w:evenVBand="0" w:oddHBand="0" w:evenHBand="0" w:firstRowFirstColumn="0" w:firstRowLastColumn="0" w:lastRowFirstColumn="0" w:lastRowLastColumn="0"/>
+            </w:pPr>
+            <w:r>
+              <w:t>Le README est à jour si la façon de lancer ou de tester a changé</w:t>
+            </w:r>
+          </w:p>
+        </w:tc>
+        <w:tc>
+          <w:tcPr>
+            <w:tcW w:w="0" w:type="auto"/>
+            <w:hideMark/>
+          </w:tcPr>
+          <w:p>
+            <w:pPr>
+              <w:tabs>
+                <w:tab w:val="left" w:pos="1545"/>
+              </w:tabs>
+              <w:spacing w:after="160" w:line="278" w:lineRule="auto"/>
+              <w:cnfStyle w:val="000000000000" w:firstRow="0" w:lastRow="0" w:firstColumn="0" w:lastColumn="0" w:oddVBand="0" w:evenVBand="0" w:oddHBand="0" w:evenHBand="0" w:firstRowFirstColumn="0" w:firstRowLastColumn="0" w:lastRowFirstColumn="0" w:lastRowLastColumn="0"/>
+            </w:pPr>
+            <w:r>
+              <w:t>Les commandes du README fonctionnent après un git clone</w:t>
+            </w:r>
+          </w:p>
+        </w:tc>
+      </w:tr>
+      <w:tr>
+        <w:trPr>
+          <w:cnfStyle w:val="000000100000" w:firstRow="0" w:lastRow="0" w:firstColumn="0" w:lastColumn="0" w:oddVBand="0" w:evenVBand="0" w:oddHBand="1" w:evenHBand="0" w:firstRowFirstColumn="0" w:firstRowLastColumn="0" w:lastRowFirstColumn="0" w:lastRowLastColumn="0"/>
+        </w:trPr>
+        <w:tc>
+          <w:tcPr>
+            <w:cnfStyle w:val="001000000000" w:firstRow="0" w:lastRow="0" w:firstColumn="1" w:lastColumn="0" w:oddVBand="0" w:evenVBand="0" w:oddHBand="0" w:evenHBand="0" w:firstRowFirstColumn="0" w:firstRowLastColumn="0" w:lastRowFirstColumn="0" w:lastRowLastColumn="0"/>
+            <w:tcW w:w="0" w:type="auto"/>
+            <w:hideMark/>
+          </w:tcPr>
+          <w:p>
+            <w:pPr>
+              <w:tabs>
+                <w:tab w:val="left" w:pos="1545"/>
+              </w:tabs>
+              <w:spacing w:after="160" w:line="278" w:lineRule="auto"/>
+            </w:pPr>
+            <w:r>
+              <w:t>5</w:t>
+            </w:r>
+          </w:p>
+        </w:tc>
+        <w:tc>
+          <w:tcPr>
+            <w:tcW w:w="0" w:type="auto"/>
+            <w:hideMark/>
+          </w:tcPr>
+          <w:p>
+            <w:pPr>
+              <w:tabs>
+                <w:tab w:val="left" w:pos="1545"/>
+              </w:tabs>
+              <w:spacing w:after="160" w:line="278" w:lineRule="auto"/>
+              <w:cnfStyle w:val="000000100000" w:firstRow="0" w:lastRow="0" w:firstColumn="0" w:lastColumn="0" w:oddVBand="0" w:evenVBand="0" w:oddHBand="1" w:evenHBand="0" w:firstRowFirstColumn="0" w:firstRowLastColumn="0" w:lastRowFirstColumn="0" w:lastRowLastColumn="0"/>
+            </w:pPr>
+            <w:r>
+              <w:t>Si l’IA a servi, une entrée existe dans AI_LOG.md</w:t>
+            </w:r>
+          </w:p>
+        </w:tc>
+        <w:tc>
+          <w:tcPr>
+            <w:tcW w:w="0" w:type="auto"/>
+            <w:hideMark/>
+          </w:tcPr>
+          <w:p>
+            <w:pPr>
+              <w:tabs>
+                <w:tab w:val="left" w:pos="1545"/>
+              </w:tabs>
+              <w:spacing w:after="160" w:line="278" w:lineRule="auto"/>
+              <w:cnfStyle w:val="000000100000" w:firstRow="0" w:lastRow="0" w:firstColumn="0" w:lastColumn="0" w:oddVBand="0" w:evenVBand="0" w:oddHBand="1" w:evenHBand="0" w:firstRowFirstColumn="0" w:firstRowLastColumn="0" w:lastRowFirstColumn="0" w:lastRowLastColumn="0"/>
+            </w:pPr>
+            <w:r>
+              <w:t>L’entrée cite l’US</w:t>
+            </w:r>
+          </w:p>
+        </w:tc>
+      </w:tr>
+    </w:tbl>
+    <w:p>
+      <w:pPr>
+        <w:tabs>
+          <w:tab w:val="left" w:pos="1545"/>
+        </w:tabs>
+        <w:rPr>
+          <w:b/>
+          <w:bCs/>
+        </w:rPr>
+      </w:pPr>
+    </w:p>
+    <w:p>
+      <w:pPr>
+        <w:tabs>
+          <w:tab w:val="left" w:pos="1545"/>
+        </w:tabs>
+      </w:pPr>
+      <w:r>
+        <w:rPr>
+          <w:b/>
+          <w:bCs/>
+        </w:rPr>
+        <w:t>Conditions adaptées par rapport au modèle :</w:t>
+      </w:r>
+      <w:r>
+        <w:t xml:space="preserve"> la condition 1 exige un test par critère, sans essai à la main, car un essai à la main ne se vérifie pas de l’extérieur. La condition 2 impose une relecture dans une PR qui ferme l’issue, ce qui tient aussi le tableau à jour.</w:t>
+      </w:r>
+    </w:p>
+    <w:p>
+      <w:pPr>
+        <w:tabs>
+          <w:tab w:val="left" w:pos="1545"/>
+        </w:tabs>
+      </w:pPr>
+      <w:r>
+        <w:rPr>
+          <w:b/>
+          <w:bCs/>
+        </w:rPr>
+        <w:t>Écart assumé au sprint 1 :</w:t>
+      </w:r>
+      <w:r>
+        <w:t xml:space="preserve"> les US du walking skeleton (US-01, US-03, US-05) ne respectent pas les conditions 1 et 3, car aucun projet de tests xUnit n’a été créé. Le temps de la séance devait couvrir trois fonctionnalités de bout en bout, et nous avons donné la priorité à une version qui se lance. Le projet de tests sera créé en séance 2, avec les tests du moteur de règles écrits avant le code.</w:t>
+      </w:r>
+    </w:p>
+    <w:p>
+      <w:pPr>
+        <w:tabs>
+          <w:tab w:val="left" w:pos="1545"/>
+        </w:tabs>
+      </w:pPr>
     </w:p>
     <w:sectPr>
       <w:headerReference w:type="default" r:id="rId9"/>
@@ -7914,6 +8306,126 @@
       </w:tblBorders>
     </w:tblPr>
   </w:style>
+  <w:style w:type="table" w:styleId="TableauGrille1Clair">
+    <w:name w:val="Grid Table 1 Light"/>
+    <w:basedOn w:val="TableauNormal"/>
+    <w:uiPriority w:val="46"/>
+    <w:rsid w:val="00186695"/>
+    <w:pPr>
+      <w:spacing w:after="0" w:line="240" w:lineRule="auto"/>
+    </w:pPr>
+    <w:tblPr>
+      <w:tblStyleRowBandSize w:val="1"/>
+      <w:tblStyleColBandSize w:val="1"/>
+      <w:tblBorders>
+        <w:top w:val="single" w:sz="4" w:space="0" w:color="999999" w:themeColor="text1" w:themeTint="66"/>
+        <w:left w:val="single" w:sz="4" w:space="0" w:color="999999" w:themeColor="text1" w:themeTint="66"/>
+        <w:bottom w:val="single" w:sz="4" w:space="0" w:color="999999" w:themeColor="text1" w:themeTint="66"/>
+        <w:right w:val="single" w:sz="4" w:space="0" w:color="999999" w:themeColor="text1" w:themeTint="66"/>
+        <w:insideH w:val="single" w:sz="4" w:space="0" w:color="999999" w:themeColor="text1" w:themeTint="66"/>
+        <w:insideV w:val="single" w:sz="4" w:space="0" w:color="999999" w:themeColor="text1" w:themeTint="66"/>
+      </w:tblBorders>
+    </w:tblPr>
+    <w:tblStylePr w:type="firstRow">
+      <w:rPr>
+        <w:b/>
+        <w:bCs/>
+      </w:rPr>
+      <w:tblPr/>
+      <w:tcPr>
+        <w:tcBorders>
+          <w:bottom w:val="single" w:sz="12" w:space="0" w:color="666666" w:themeColor="text1" w:themeTint="99"/>
+        </w:tcBorders>
+      </w:tcPr>
+    </w:tblStylePr>
+    <w:tblStylePr w:type="lastRow">
+      <w:rPr>
+        <w:b/>
+        <w:bCs/>
+      </w:rPr>
+      <w:tblPr/>
+      <w:tcPr>
+        <w:tcBorders>
+          <w:top w:val="double" w:sz="2" w:space="0" w:color="666666" w:themeColor="text1" w:themeTint="99"/>
+        </w:tcBorders>
+      </w:tcPr>
+    </w:tblStylePr>
+    <w:tblStylePr w:type="firstCol">
+      <w:rPr>
+        <w:b/>
+        <w:bCs/>
+      </w:rPr>
+    </w:tblStylePr>
+    <w:tblStylePr w:type="lastCol">
+      <w:rPr>
+        <w:b/>
+        <w:bCs/>
+      </w:rPr>
+    </w:tblStylePr>
+  </w:style>
+  <w:style w:type="table" w:styleId="Tableausimple1">
+    <w:name w:val="Plain Table 1"/>
+    <w:basedOn w:val="TableauNormal"/>
+    <w:uiPriority w:val="41"/>
+    <w:rsid w:val="00186695"/>
+    <w:pPr>
+      <w:spacing w:after="0" w:line="240" w:lineRule="auto"/>
+    </w:pPr>
+    <w:tblPr>
+      <w:tblStyleRowBandSize w:val="1"/>
+      <w:tblStyleColBandSize w:val="1"/>
+      <w:tblBorders>
+        <w:top w:val="single" w:sz="4" w:space="0" w:color="BFBFBF" w:themeColor="background1" w:themeShade="BF"/>
+        <w:left w:val="single" w:sz="4" w:space="0" w:color="BFBFBF" w:themeColor="background1" w:themeShade="BF"/>
+        <w:bottom w:val="single" w:sz="4" w:space="0" w:color="BFBFBF" w:themeColor="background1" w:themeShade="BF"/>
+        <w:right w:val="single" w:sz="4" w:space="0" w:color="BFBFBF" w:themeColor="background1" w:themeShade="BF"/>
+        <w:insideH w:val="single" w:sz="4" w:space="0" w:color="BFBFBF" w:themeColor="background1" w:themeShade="BF"/>
+        <w:insideV w:val="single" w:sz="4" w:space="0" w:color="BFBFBF" w:themeColor="background1" w:themeShade="BF"/>
+      </w:tblBorders>
+    </w:tblPr>
+    <w:tblStylePr w:type="firstRow">
+      <w:rPr>
+        <w:b/>
+        <w:bCs/>
+      </w:rPr>
+    </w:tblStylePr>
+    <w:tblStylePr w:type="lastRow">
+      <w:rPr>
+        <w:b/>
+        <w:bCs/>
+      </w:rPr>
+      <w:tblPr/>
+      <w:tcPr>
+        <w:tcBorders>
+          <w:top w:val="double" w:sz="4" w:space="0" w:color="BFBFBF" w:themeColor="background1" w:themeShade="BF"/>
+        </w:tcBorders>
+      </w:tcPr>
+    </w:tblStylePr>
+    <w:tblStylePr w:type="firstCol">
+      <w:rPr>
+        <w:b/>
+        <w:bCs/>
+      </w:rPr>
+    </w:tblStylePr>
+    <w:tblStylePr w:type="lastCol">
+      <w:rPr>
+        <w:b/>
+        <w:bCs/>
+      </w:rPr>
+    </w:tblStylePr>
+    <w:tblStylePr w:type="band1Vert">
+      <w:tblPr/>
+      <w:tcPr>
+        <w:shd w:val="clear" w:color="auto" w:fill="F2F2F2" w:themeFill="background1" w:themeFillShade="F2"/>
+      </w:tcPr>
+    </w:tblStylePr>
+    <w:tblStylePr w:type="band1Horz">
+      <w:tblPr/>
+      <w:tcPr>
+        <w:shd w:val="clear" w:color="auto" w:fill="F2F2F2" w:themeFill="background1" w:themeFillShade="F2"/>
+      </w:tcPr>
+    </w:tblStylePr>
+  </w:style>
 </w:styles>
 </file>
 
@@ -8184,10 +8696,12 @@
     <w:rsidRoot w:val="006E64CE"/>
     <w:rsid w:val="00113869"/>
     <w:rsid w:val="002F62BC"/>
+    <w:rsid w:val="0042725B"/>
     <w:rsid w:val="004F31F8"/>
     <w:rsid w:val="005259C0"/>
     <w:rsid w:val="006E64CE"/>
     <w:rsid w:val="00785775"/>
+    <w:rsid w:val="008B2538"/>
     <w:rsid w:val="00B021F1"/>
     <w:rsid w:val="00E71964"/>
     <w:rsid w:val="00FF69E9"/>

--- a/docs/rendus/Séance 1.docx
+++ b/docs/rendus/Séance 1.docx
@@ -1694,727 +1694,6 @@
     </w:p>
     <w:p>
       <w:pPr>
-        <w:pStyle w:val="Titre3"/>
-      </w:pPr>
-      <w:bookmarkStart w:id="0" w:name="_Toc242424898"/>
-      <w:r>
-        <w:lastRenderedPageBreak/>
-        <w:t>Version finale des US</w:t>
-      </w:r>
-      <w:bookmarkEnd w:id="0"/>
-    </w:p>
-    <w:tbl>
-      <w:tblPr>
-        <w:tblStyle w:val="Grilledutableau"/>
-        <w:tblW w:w="0" w:type="auto"/>
-        <w:tblLook w:val="04A0" w:firstRow="1" w:lastRow="0" w:firstColumn="1" w:lastColumn="0" w:noHBand="0" w:noVBand="1"/>
-      </w:tblPr>
-      <w:tblGrid>
-        <w:gridCol w:w="879"/>
-        <w:gridCol w:w="6057"/>
-        <w:gridCol w:w="2126"/>
-      </w:tblGrid>
-      <w:tr>
-        <w:tc>
-          <w:tcPr>
-            <w:tcW w:w="879" w:type="dxa"/>
-          </w:tcPr>
-          <w:p>
-            <w:pPr>
-              <w:rPr>
-                <w:sz w:val="20"/>
-                <w:szCs w:val="22"/>
-              </w:rPr>
-            </w:pPr>
-            <w:r>
-              <w:rPr>
-                <w:b/>
-                <w:sz w:val="20"/>
-                <w:szCs w:val="22"/>
-              </w:rPr>
-              <w:t>US</w:t>
-            </w:r>
-          </w:p>
-        </w:tc>
-        <w:tc>
-          <w:tcPr>
-            <w:tcW w:w="6057" w:type="dxa"/>
-          </w:tcPr>
-          <w:p>
-            <w:pPr>
-              <w:rPr>
-                <w:sz w:val="20"/>
-                <w:szCs w:val="22"/>
-              </w:rPr>
-            </w:pPr>
-            <w:r>
-              <w:rPr>
-                <w:b/>
-                <w:sz w:val="20"/>
-                <w:szCs w:val="22"/>
-              </w:rPr>
-              <w:t>User story</w:t>
-            </w:r>
-          </w:p>
-        </w:tc>
-        <w:tc>
-          <w:tcPr>
-            <w:tcW w:w="2126" w:type="dxa"/>
-          </w:tcPr>
-          <w:p>
-            <w:pPr>
-              <w:rPr>
-                <w:sz w:val="20"/>
-                <w:szCs w:val="22"/>
-              </w:rPr>
-            </w:pPr>
-            <w:r>
-              <w:rPr>
-                <w:b/>
-                <w:sz w:val="20"/>
-                <w:szCs w:val="22"/>
-              </w:rPr>
-              <w:t>Source</w:t>
-            </w:r>
-          </w:p>
-        </w:tc>
-      </w:tr>
-      <w:tr>
-        <w:tc>
-          <w:tcPr>
-            <w:tcW w:w="879" w:type="dxa"/>
-          </w:tcPr>
-          <w:p>
-            <w:pPr>
-              <w:rPr>
-                <w:sz w:val="20"/>
-                <w:szCs w:val="22"/>
-              </w:rPr>
-            </w:pPr>
-            <w:r>
-              <w:rPr>
-                <w:sz w:val="20"/>
-                <w:szCs w:val="22"/>
-              </w:rPr>
-              <w:t>US-01</w:t>
-            </w:r>
-          </w:p>
-        </w:tc>
-        <w:tc>
-          <w:tcPr>
-            <w:tcW w:w="6057" w:type="dxa"/>
-          </w:tcPr>
-          <w:p>
-            <w:pPr>
-              <w:rPr>
-                <w:sz w:val="20"/>
-                <w:szCs w:val="22"/>
-              </w:rPr>
-            </w:pPr>
-            <w:r>
-              <w:rPr>
-                <w:sz w:val="20"/>
-                <w:szCs w:val="22"/>
-              </w:rPr>
-              <w:t>En tant qu'animateur de la partie, je veux indiquer le nombre de joueurs et saisir un pseudo pour chacun afin que chaque vote soit attribué à une personne identifiée.</w:t>
-            </w:r>
-          </w:p>
-        </w:tc>
-        <w:tc>
-          <w:tcPr>
-            <w:tcW w:w="2126" w:type="dxa"/>
-          </w:tcPr>
-          <w:p>
-            <w:pPr>
-              <w:rPr>
-                <w:sz w:val="20"/>
-                <w:szCs w:val="22"/>
-              </w:rPr>
-            </w:pPr>
-            <w:r>
-              <w:rPr>
-                <w:sz w:val="20"/>
-                <w:szCs w:val="22"/>
-              </w:rPr>
-              <w:t>CU-01 étape 1</w:t>
-            </w:r>
-          </w:p>
-        </w:tc>
-      </w:tr>
-      <w:tr>
-        <w:tc>
-          <w:tcPr>
-            <w:tcW w:w="879" w:type="dxa"/>
-          </w:tcPr>
-          <w:p>
-            <w:pPr>
-              <w:rPr>
-                <w:sz w:val="20"/>
-                <w:szCs w:val="22"/>
-              </w:rPr>
-            </w:pPr>
-            <w:r>
-              <w:rPr>
-                <w:sz w:val="20"/>
-                <w:szCs w:val="22"/>
-              </w:rPr>
-              <w:t>US-02</w:t>
-            </w:r>
-          </w:p>
-        </w:tc>
-        <w:tc>
-          <w:tcPr>
-            <w:tcW w:w="6057" w:type="dxa"/>
-          </w:tcPr>
-          <w:p>
-            <w:pPr>
-              <w:rPr>
-                <w:sz w:val="20"/>
-                <w:szCs w:val="22"/>
-              </w:rPr>
-            </w:pPr>
-            <w:r>
-              <w:rPr>
-                <w:sz w:val="20"/>
-                <w:szCs w:val="22"/>
-              </w:rPr>
-              <w:t>En tant qu'animateur de la partie, je veux choisir la règle de validation (strict ou une autre règle) afin d'adapter l'exigence d'accord à notre équipe.</w:t>
-            </w:r>
-          </w:p>
-        </w:tc>
-        <w:tc>
-          <w:tcPr>
-            <w:tcW w:w="2126" w:type="dxa"/>
-          </w:tcPr>
-          <w:p>
-            <w:pPr>
-              <w:rPr>
-                <w:sz w:val="20"/>
-                <w:szCs w:val="22"/>
-              </w:rPr>
-            </w:pPr>
-            <w:r>
-              <w:rPr>
-                <w:sz w:val="20"/>
-                <w:szCs w:val="22"/>
-              </w:rPr>
-              <w:t>CU-01 étape 2</w:t>
-            </w:r>
-          </w:p>
-        </w:tc>
-      </w:tr>
-      <w:tr>
-        <w:tc>
-          <w:tcPr>
-            <w:tcW w:w="879" w:type="dxa"/>
-          </w:tcPr>
-          <w:p>
-            <w:pPr>
-              <w:rPr>
-                <w:sz w:val="20"/>
-                <w:szCs w:val="22"/>
-              </w:rPr>
-            </w:pPr>
-            <w:r>
-              <w:rPr>
-                <w:sz w:val="20"/>
-                <w:szCs w:val="22"/>
-              </w:rPr>
-              <w:t>US-03</w:t>
-            </w:r>
-          </w:p>
-        </w:tc>
-        <w:tc>
-          <w:tcPr>
-            <w:tcW w:w="6057" w:type="dxa"/>
-          </w:tcPr>
-          <w:p>
-            <w:pPr>
-              <w:rPr>
-                <w:sz w:val="20"/>
-                <w:szCs w:val="22"/>
-              </w:rPr>
-            </w:pPr>
-            <w:r>
-              <w:rPr>
-                <w:sz w:val="20"/>
-                <w:szCs w:val="22"/>
-              </w:rPr>
-              <w:t>En tant qu'animateur de la partie, je veux charger un backlog au format JSON afin de ne pas ressaisir les fonctionnalités à estimer.</w:t>
-            </w:r>
-          </w:p>
-        </w:tc>
-        <w:tc>
-          <w:tcPr>
-            <w:tcW w:w="2126" w:type="dxa"/>
-          </w:tcPr>
-          <w:p>
-            <w:pPr>
-              <w:rPr>
-                <w:sz w:val="20"/>
-                <w:szCs w:val="22"/>
-              </w:rPr>
-            </w:pPr>
-            <w:r>
-              <w:rPr>
-                <w:sz w:val="20"/>
-                <w:szCs w:val="22"/>
-              </w:rPr>
-              <w:t>CU-01 étapes 3 et 4</w:t>
-            </w:r>
-          </w:p>
-        </w:tc>
-      </w:tr>
-      <w:tr>
-        <w:tc>
-          <w:tcPr>
-            <w:tcW w:w="879" w:type="dxa"/>
-          </w:tcPr>
-          <w:p>
-            <w:pPr>
-              <w:rPr>
-                <w:sz w:val="20"/>
-                <w:szCs w:val="22"/>
-              </w:rPr>
-            </w:pPr>
-            <w:r>
-              <w:rPr>
-                <w:sz w:val="20"/>
-                <w:szCs w:val="22"/>
-              </w:rPr>
-              <w:t>US-05</w:t>
-            </w:r>
-          </w:p>
-        </w:tc>
-        <w:tc>
-          <w:tcPr>
-            <w:tcW w:w="6057" w:type="dxa"/>
-          </w:tcPr>
-          <w:p>
-            <w:pPr>
-              <w:rPr>
-                <w:sz w:val="20"/>
-                <w:szCs w:val="22"/>
-              </w:rPr>
-            </w:pPr>
-            <w:r>
-              <w:rPr>
-                <w:sz w:val="20"/>
-                <w:szCs w:val="22"/>
-              </w:rPr>
-              <w:t>En tant que joueur, je veux choisir ma carte sans voir les votes des autres, puis voir tous les votes révélés en même temps, afin que mon estimation ne soit pas influencée.</w:t>
-            </w:r>
-          </w:p>
-        </w:tc>
-        <w:tc>
-          <w:tcPr>
-            <w:tcW w:w="2126" w:type="dxa"/>
-          </w:tcPr>
-          <w:p>
-            <w:pPr>
-              <w:rPr>
-                <w:sz w:val="20"/>
-                <w:szCs w:val="22"/>
-              </w:rPr>
-            </w:pPr>
-            <w:r>
-              <w:rPr>
-                <w:sz w:val="20"/>
-                <w:szCs w:val="22"/>
-              </w:rPr>
-              <w:t>CU-02 étapes 2 et 3</w:t>
-            </w:r>
-          </w:p>
-        </w:tc>
-      </w:tr>
-      <w:tr>
-        <w:tc>
-          <w:tcPr>
-            <w:tcW w:w="879" w:type="dxa"/>
-          </w:tcPr>
-          <w:p>
-            <w:pPr>
-              <w:rPr>
-                <w:sz w:val="20"/>
-                <w:szCs w:val="22"/>
-              </w:rPr>
-            </w:pPr>
-            <w:r>
-              <w:rPr>
-                <w:sz w:val="20"/>
-                <w:szCs w:val="22"/>
-              </w:rPr>
-              <w:t>US-06</w:t>
-            </w:r>
-          </w:p>
-        </w:tc>
-        <w:tc>
-          <w:tcPr>
-            <w:tcW w:w="6057" w:type="dxa"/>
-          </w:tcPr>
-          <w:p>
-            <w:pPr>
-              <w:rPr>
-                <w:sz w:val="20"/>
-                <w:szCs w:val="22"/>
-              </w:rPr>
-            </w:pPr>
-            <w:r>
-              <w:rPr>
-                <w:sz w:val="20"/>
-                <w:szCs w:val="22"/>
-              </w:rPr>
-              <w:t>En tant que membre de l’équipe, je veux qu’une fonctionnalité ne soit validée au premier tour que si tous les votes sont identiques, afin de garantir une discussion en cas de désaccord.</w:t>
-            </w:r>
-          </w:p>
-        </w:tc>
-        <w:tc>
-          <w:tcPr>
-            <w:tcW w:w="2126" w:type="dxa"/>
-          </w:tcPr>
-          <w:p>
-            <w:pPr>
-              <w:rPr>
-                <w:sz w:val="20"/>
-                <w:szCs w:val="22"/>
-              </w:rPr>
-            </w:pPr>
-            <w:r>
-              <w:rPr>
-                <w:sz w:val="20"/>
-                <w:szCs w:val="22"/>
-              </w:rPr>
-              <w:t>CU-02 étape 4</w:t>
-            </w:r>
-          </w:p>
-        </w:tc>
-      </w:tr>
-      <w:tr>
-        <w:tc>
-          <w:tcPr>
-            <w:tcW w:w="879" w:type="dxa"/>
-          </w:tcPr>
-          <w:p>
-            <w:pPr>
-              <w:rPr>
-                <w:sz w:val="20"/>
-                <w:szCs w:val="22"/>
-              </w:rPr>
-            </w:pPr>
-            <w:r>
-              <w:rPr>
-                <w:sz w:val="20"/>
-                <w:szCs w:val="22"/>
-              </w:rPr>
-              <w:t>US-07</w:t>
-            </w:r>
-          </w:p>
-        </w:tc>
-        <w:tc>
-          <w:tcPr>
-            <w:tcW w:w="6057" w:type="dxa"/>
-          </w:tcPr>
-          <w:p>
-            <w:pPr>
-              <w:rPr>
-                <w:sz w:val="20"/>
-                <w:szCs w:val="22"/>
-              </w:rPr>
-            </w:pPr>
-            <w:r>
-              <w:rPr>
-                <w:sz w:val="20"/>
-                <w:szCs w:val="22"/>
-              </w:rPr>
-              <w:t>En tant que membre de l’équipe, je veux qu’à partir du deuxième tour, avec la règle médiane, la difficulté retenue soit la médiane des votes, afin de ne pas bloquer sur un désaccord mineur.</w:t>
-            </w:r>
-          </w:p>
-        </w:tc>
-        <w:tc>
-          <w:tcPr>
-            <w:tcW w:w="2126" w:type="dxa"/>
-          </w:tcPr>
-          <w:p>
-            <w:pPr>
-              <w:rPr>
-                <w:sz w:val="20"/>
-                <w:szCs w:val="22"/>
-              </w:rPr>
-            </w:pPr>
-            <w:r>
-              <w:rPr>
-                <w:sz w:val="20"/>
-                <w:szCs w:val="22"/>
-              </w:rPr>
-              <w:t>CU-02 extension 4c</w:t>
-            </w:r>
-          </w:p>
-        </w:tc>
-      </w:tr>
-      <w:tr>
-        <w:tc>
-          <w:tcPr>
-            <w:tcW w:w="879" w:type="dxa"/>
-          </w:tcPr>
-          <w:p>
-            <w:pPr>
-              <w:rPr>
-                <w:sz w:val="20"/>
-                <w:szCs w:val="22"/>
-              </w:rPr>
-            </w:pPr>
-            <w:r>
-              <w:rPr>
-                <w:sz w:val="20"/>
-                <w:szCs w:val="22"/>
-              </w:rPr>
-              <w:t>US-09</w:t>
-            </w:r>
-          </w:p>
-        </w:tc>
-        <w:tc>
-          <w:tcPr>
-            <w:tcW w:w="6057" w:type="dxa"/>
-          </w:tcPr>
-          <w:p>
-            <w:pPr>
-              <w:rPr>
-                <w:sz w:val="20"/>
-                <w:szCs w:val="22"/>
-              </w:rPr>
-            </w:pPr>
-            <w:r>
-              <w:rPr>
-                <w:sz w:val="20"/>
-                <w:szCs w:val="22"/>
-              </w:rPr>
-              <w:t>En tant qu'animateur de la partie, je veux que l'application enregistre un fichier JSON avec la difficulté de chaque fonctionnalité quand tout le backlog est estimé, afin de reporter les estimations dans notre outil de suivi.</w:t>
-            </w:r>
-          </w:p>
-        </w:tc>
-        <w:tc>
-          <w:tcPr>
-            <w:tcW w:w="2126" w:type="dxa"/>
-          </w:tcPr>
-          <w:p>
-            <w:pPr>
-              <w:rPr>
-                <w:sz w:val="20"/>
-                <w:szCs w:val="22"/>
-              </w:rPr>
-            </w:pPr>
-            <w:r>
-              <w:rPr>
-                <w:sz w:val="20"/>
-                <w:szCs w:val="22"/>
-              </w:rPr>
-              <w:t>CU-01 étape 6</w:t>
-            </w:r>
-          </w:p>
-        </w:tc>
-      </w:tr>
-      <w:tr>
-        <w:tc>
-          <w:tcPr>
-            <w:tcW w:w="879" w:type="dxa"/>
-          </w:tcPr>
-          <w:p>
-            <w:pPr>
-              <w:rPr>
-                <w:sz w:val="20"/>
-                <w:szCs w:val="22"/>
-              </w:rPr>
-            </w:pPr>
-            <w:r>
-              <w:rPr>
-                <w:sz w:val="20"/>
-                <w:szCs w:val="22"/>
-              </w:rPr>
-              <w:t>US-10</w:t>
-            </w:r>
-          </w:p>
-        </w:tc>
-        <w:tc>
-          <w:tcPr>
-            <w:tcW w:w="6057" w:type="dxa"/>
-          </w:tcPr>
-          <w:p>
-            <w:pPr>
-              <w:rPr>
-                <w:sz w:val="20"/>
-                <w:szCs w:val="22"/>
-              </w:rPr>
-            </w:pPr>
-            <w:r>
-              <w:rPr>
-                <w:sz w:val="20"/>
-                <w:szCs w:val="22"/>
-              </w:rPr>
-              <w:t>En tant que membre de l'équipe, je veux que la partie soit sauvegardée en JSON (avec la règle choisie) quand tous les joueurs jouent la carte café, afin de faire une pause sans perdre les estimations déjà faites.</w:t>
-            </w:r>
-          </w:p>
-        </w:tc>
-        <w:tc>
-          <w:tcPr>
-            <w:tcW w:w="2126" w:type="dxa"/>
-          </w:tcPr>
-          <w:p>
-            <w:pPr>
-              <w:rPr>
-                <w:sz w:val="20"/>
-                <w:szCs w:val="22"/>
-              </w:rPr>
-            </w:pPr>
-            <w:r>
-              <w:rPr>
-                <w:sz w:val="20"/>
-                <w:szCs w:val="22"/>
-              </w:rPr>
-              <w:t>CU-02 extension 3b, CU-01 extension 5a</w:t>
-            </w:r>
-          </w:p>
-        </w:tc>
-      </w:tr>
-      <w:tr>
-        <w:tc>
-          <w:tcPr>
-            <w:tcW w:w="879" w:type="dxa"/>
-          </w:tcPr>
-          <w:p>
-            <w:pPr>
-              <w:rPr>
-                <w:sz w:val="20"/>
-                <w:szCs w:val="22"/>
-              </w:rPr>
-            </w:pPr>
-            <w:r>
-              <w:rPr>
-                <w:sz w:val="20"/>
-                <w:szCs w:val="22"/>
-              </w:rPr>
-              <w:t>US-11</w:t>
-            </w:r>
-          </w:p>
-        </w:tc>
-        <w:tc>
-          <w:tcPr>
-            <w:tcW w:w="6057" w:type="dxa"/>
-          </w:tcPr>
-          <w:p>
-            <w:pPr>
-              <w:rPr>
-                <w:sz w:val="20"/>
-                <w:szCs w:val="22"/>
-              </w:rPr>
-            </w:pPr>
-            <w:r>
-              <w:rPr>
-                <w:sz w:val="20"/>
-                <w:szCs w:val="22"/>
-              </w:rPr>
-              <w:t>En tant qu'animateur de la partie, je veux recharger une sauvegarde depuis le menu afin de reprendre la partie là où elle s'était arrêtée.</w:t>
-            </w:r>
-          </w:p>
-        </w:tc>
-        <w:tc>
-          <w:tcPr>
-            <w:tcW w:w="2126" w:type="dxa"/>
-          </w:tcPr>
-          <w:p>
-            <w:pPr>
-              <w:rPr>
-                <w:sz w:val="20"/>
-                <w:szCs w:val="22"/>
-              </w:rPr>
-            </w:pPr>
-            <w:r>
-              <w:rPr>
-                <w:sz w:val="20"/>
-                <w:szCs w:val="22"/>
-              </w:rPr>
-              <w:t>CU-01 extension 1a</w:t>
-            </w:r>
-          </w:p>
-        </w:tc>
-      </w:tr>
-      <w:tr>
-        <w:tc>
-          <w:tcPr>
-            <w:tcW w:w="879" w:type="dxa"/>
-          </w:tcPr>
-          <w:p>
-            <w:pPr>
-              <w:rPr>
-                <w:sz w:val="20"/>
-                <w:szCs w:val="22"/>
-              </w:rPr>
-            </w:pPr>
-            <w:r>
-              <w:rPr>
-                <w:sz w:val="20"/>
-                <w:szCs w:val="22"/>
-              </w:rPr>
-              <w:t>US-13</w:t>
-            </w:r>
-          </w:p>
-        </w:tc>
-        <w:tc>
-          <w:tcPr>
-            <w:tcW w:w="6057" w:type="dxa"/>
-          </w:tcPr>
-          <w:p>
-            <w:pPr>
-              <w:rPr>
-                <w:sz w:val="20"/>
-                <w:szCs w:val="22"/>
-              </w:rPr>
-            </w:pPr>
-            <w:r>
-              <w:rPr>
-                <w:sz w:val="20"/>
-                <w:szCs w:val="22"/>
-              </w:rPr>
-              <w:t>En tant que membre de l’équipe, je veux que les joueurs aux votes extrêmes soient désignés pour s’exprimer avant de revoter, afin que la discussion porte sur le vrai désaccord.</w:t>
-            </w:r>
-          </w:p>
-        </w:tc>
-        <w:tc>
-          <w:tcPr>
-            <w:tcW w:w="2126" w:type="dxa"/>
-          </w:tcPr>
-          <w:p>
-            <w:pPr>
-              <w:rPr>
-                <w:sz w:val="20"/>
-                <w:szCs w:val="22"/>
-              </w:rPr>
-            </w:pPr>
-            <w:r>
-              <w:rPr>
-                <w:sz w:val="20"/>
-                <w:szCs w:val="22"/>
-              </w:rPr>
-              <w:t>CU-02 extensions 4a et 4b</w:t>
-            </w:r>
-          </w:p>
-        </w:tc>
-      </w:tr>
-    </w:tbl>
-    <w:p>
-      <w:pPr>
-        <w:jc w:val="left"/>
-      </w:pPr>
-    </w:p>
-    <w:p>
-      <w:pPr>
-        <w:jc w:val="left"/>
-      </w:pPr>
-      <w:r>
-        <w:br w:type="page"/>
-      </w:r>
-    </w:p>
-    <w:p>
-      <w:pPr>
         <w:pStyle w:val="Titre1"/>
       </w:pPr>
       <w:r>
@@ -4053,11 +3332,9 @@
             <w:tcW w:w="3021" w:type="dxa"/>
           </w:tcPr>
           <w:p>
-            <w:proofErr w:type="gramStart"/>
             <w:r>
               <w:t>½</w:t>
             </w:r>
-            <w:proofErr w:type="gramEnd"/>
           </w:p>
         </w:tc>
         <w:tc>
@@ -4087,11 +3364,9 @@
             <w:tcW w:w="3021" w:type="dxa"/>
           </w:tcPr>
           <w:p>
-            <w:proofErr w:type="gramStart"/>
             <w:r>
               <w:t>½</w:t>
             </w:r>
-            <w:proofErr w:type="gramEnd"/>
           </w:p>
         </w:tc>
         <w:tc>
@@ -4099,11 +3374,9 @@
             <w:tcW w:w="3021" w:type="dxa"/>
           </w:tcPr>
           <w:p>
-            <w:proofErr w:type="gramStart"/>
             <w:r>
               <w:t>½</w:t>
             </w:r>
-            <w:proofErr w:type="gramEnd"/>
           </w:p>
         </w:tc>
       </w:tr>
@@ -4113,7 +3386,24 @@
         <w:t xml:space="preserve">Estimation = </w:t>
       </w:r>
       <w:r>
-        <w:t>1/2</w:t>
+        <w:t>½</w:t>
+      </w:r>
+    </w:p>
+    <w:p>
+      <w:pPr>
+        <w:jc w:val="left"/>
+      </w:pPr>
+      <w:r>
+        <w:br w:type="page"/>
+      </w:r>
+    </w:p>
+    <w:p>
+      <w:pPr>
+        <w:pStyle w:val="Titre2"/>
+      </w:pPr>
+      <w:r>
+        <w:lastRenderedPageBreak/>
+        <w:t xml:space="preserve">Retour réflexif </w:t>
       </w:r>
     </w:p>
     <w:p>
@@ -4123,7 +3413,7 @@
         </w:tabs>
       </w:pPr>
       <w:r>
-        <w:tab/>
+        <w:t>Nous avons eu à voter en moyenne entre 2 à 3 fois par US. Généralement les arguments portaient sur la technique ou l’architecture et la nécessiter de mettre en place différents sous-systèmes (DAO ect…). Nous n’avons pas eu à recouper des US ou a modifier nos CU mais il pourrait s’agir de bias de notre part. Cependant pour un système a deux utilisateurs les autres règles que la règle stricte n’ont aucun intérêt sauf peut-être la moyenne et seront arbitraire en fonction de leur implémentation.</w:t>
       </w:r>
     </w:p>
     <w:p>
@@ -4132,6 +3422,9 @@
           <w:tab w:val="left" w:pos="1545"/>
         </w:tabs>
       </w:pPr>
+      <w:r>
+        <w:tab/>
+      </w:r>
     </w:p>
     <w:p>
       <w:pPr>
@@ -4139,17 +3432,6 @@
           <w:tab w:val="left" w:pos="1545"/>
         </w:tabs>
       </w:pPr>
-      <w:r>
-        <w:rPr>
-          <w:b/>
-          <w:bCs/>
-        </w:rPr>
-        <w:lastRenderedPageBreak/>
-        <w:t>Objectif du sprint 1 :</w:t>
-      </w:r>
-      <w:r>
-        <w:t xml:space="preserve"> Une équipe réunie autour d’un même ordinateur peut lancer une partie avec ses pseudos, charger son backlog et voter en secret sur chaque fonctionnalité, puis découvrir tous les votes en même temps.</w:t>
-      </w:r>
     </w:p>
     <w:p>
       <w:pPr>
@@ -4183,9 +3465,9 @@
         <w:tblLook w:val="04A0" w:firstRow="1" w:lastRow="0" w:firstColumn="1" w:lastColumn="0" w:noHBand="0" w:noVBand="1"/>
       </w:tblPr>
       <w:tblGrid>
-        <w:gridCol w:w="338"/>
-        <w:gridCol w:w="3284"/>
-        <w:gridCol w:w="5440"/>
+        <w:gridCol w:w="358"/>
+        <w:gridCol w:w="3339"/>
+        <w:gridCol w:w="5365"/>
       </w:tblGrid>
       <w:tr>
         <w:trPr>
@@ -4575,7 +3857,11 @@
         <w:t>Écart assumé au sprint 1 :</w:t>
       </w:r>
       <w:r>
-        <w:t xml:space="preserve"> les US du walking skeleton (US-01, US-03, US-05) ne respectent pas les conditions 1 et 3, car aucun projet de tests xUnit n’a été créé. Le temps de la séance devait couvrir trois fonctionnalités de bout en bout, et nous avons donné la priorité à une version qui se lance. Le projet de tests sera créé en séance 2, avec les tests du moteur de règles écrits avant le code.</w:t>
+        <w:t xml:space="preserve"> les US du walking skeleton (US-01, US-03, US-05) ne respectent pas les conditions 1 et 3, car aucun projet de tests xUnit n’a été créé. Le temps de la séance devait couvrir trois fonctionnalités de bout en bout, et nous avons </w:t>
+      </w:r>
+      <w:r>
+        <w:lastRenderedPageBreak/>
+        <w:t>donné la priorité à une version qui se lance. Le projet de tests sera créé en séance 2, avec les tests du moteur de règles écrits avant le code.</w:t>
       </w:r>
     </w:p>
     <w:p>
@@ -4584,6 +3870,1238 @@
           <w:tab w:val="left" w:pos="1545"/>
         </w:tabs>
       </w:pPr>
+      <w:r>
+        <w:rPr>
+          <w:b/>
+          <w:bCs/>
+        </w:rPr>
+        <w:t>Objectif du sprint 1 :</w:t>
+      </w:r>
+      <w:r>
+        <w:t xml:space="preserve"> Une équipe réunie autour d’un même ordinateur peut lancer une partie avec ses pseudos, charger son backlog et voter en secret sur chaque fonctionnalité, puis découvrir tous les votes en même temps.</w:t>
+      </w:r>
+    </w:p>
+    <w:p>
+      <w:pPr>
+        <w:tabs>
+          <w:tab w:val="left" w:pos="1545"/>
+        </w:tabs>
+      </w:pPr>
+    </w:p>
+    <w:p>
+      <w:pPr>
+        <w:jc w:val="left"/>
+      </w:pPr>
+      <w:r>
+        <w:br w:type="page"/>
+      </w:r>
+    </w:p>
+    <w:p>
+      <w:pPr>
+        <w:pStyle w:val="Titre1"/>
+        <w:numPr>
+          <w:ilvl w:val="0"/>
+          <w:numId w:val="0"/>
+        </w:numPr>
+        <w:ind w:left="360" w:hanging="360"/>
+      </w:pPr>
+      <w:r>
+        <w:lastRenderedPageBreak/>
+        <w:t>Backlog Estime (Sprint 1)</w:t>
+      </w:r>
+    </w:p>
+    <w:tbl>
+      <w:tblPr>
+        <w:tblStyle w:val="Grilledutableau"/>
+        <w:tblW w:w="5000" w:type="pct"/>
+        <w:tblLook w:val="04A0" w:firstRow="1" w:lastRow="0" w:firstColumn="1" w:lastColumn="0" w:noHBand="0" w:noVBand="1"/>
+      </w:tblPr>
+      <w:tblGrid>
+        <w:gridCol w:w="2265"/>
+        <w:gridCol w:w="2265"/>
+        <w:gridCol w:w="2266"/>
+        <w:gridCol w:w="2266"/>
+      </w:tblGrid>
+      <w:tr>
+        <w:trPr>
+          <w:trHeight w:val="245"/>
+        </w:trPr>
+        <w:tc>
+          <w:tcPr>
+            <w:tcW w:w="1250" w:type="pct"/>
+          </w:tcPr>
+          <w:p>
+            <w:pPr>
+              <w:rPr>
+                <w:sz w:val="20"/>
+                <w:szCs w:val="22"/>
+              </w:rPr>
+            </w:pPr>
+            <w:r>
+              <w:rPr>
+                <w:b/>
+                <w:sz w:val="20"/>
+                <w:szCs w:val="22"/>
+              </w:rPr>
+              <w:t>US</w:t>
+            </w:r>
+          </w:p>
+        </w:tc>
+        <w:tc>
+          <w:tcPr>
+            <w:tcW w:w="1250" w:type="pct"/>
+          </w:tcPr>
+          <w:p>
+            <w:pPr>
+              <w:rPr>
+                <w:b/>
+                <w:sz w:val="20"/>
+                <w:szCs w:val="22"/>
+              </w:rPr>
+            </w:pPr>
+            <w:r>
+              <w:rPr>
+                <w:b/>
+                <w:sz w:val="20"/>
+                <w:szCs w:val="22"/>
+              </w:rPr>
+              <w:t>Moscow</w:t>
+            </w:r>
+          </w:p>
+        </w:tc>
+        <w:tc>
+          <w:tcPr>
+            <w:tcW w:w="1250" w:type="pct"/>
+          </w:tcPr>
+          <w:p>
+            <w:pPr>
+              <w:rPr>
+                <w:b/>
+                <w:sz w:val="20"/>
+                <w:szCs w:val="22"/>
+              </w:rPr>
+            </w:pPr>
+            <w:r>
+              <w:rPr>
+                <w:b/>
+                <w:sz w:val="20"/>
+                <w:szCs w:val="22"/>
+              </w:rPr>
+              <w:t>Estimation</w:t>
+            </w:r>
+          </w:p>
+        </w:tc>
+        <w:tc>
+          <w:tcPr>
+            <w:tcW w:w="1250" w:type="pct"/>
+          </w:tcPr>
+          <w:p>
+            <w:pPr>
+              <w:rPr>
+                <w:b/>
+                <w:sz w:val="20"/>
+                <w:szCs w:val="22"/>
+              </w:rPr>
+            </w:pPr>
+            <w:r>
+              <w:rPr>
+                <w:b/>
+                <w:sz w:val="20"/>
+                <w:szCs w:val="22"/>
+              </w:rPr>
+              <w:t>Sprint</w:t>
+            </w:r>
+          </w:p>
+        </w:tc>
+      </w:tr>
+      <w:tr>
+        <w:trPr>
+          <w:trHeight w:val="245"/>
+        </w:trPr>
+        <w:tc>
+          <w:tcPr>
+            <w:tcW w:w="1250" w:type="pct"/>
+          </w:tcPr>
+          <w:p>
+            <w:pPr>
+              <w:rPr>
+                <w:sz w:val="20"/>
+                <w:szCs w:val="22"/>
+              </w:rPr>
+            </w:pPr>
+            <w:r>
+              <w:rPr>
+                <w:sz w:val="20"/>
+                <w:szCs w:val="22"/>
+              </w:rPr>
+              <w:t>US-01</w:t>
+            </w:r>
+          </w:p>
+        </w:tc>
+        <w:tc>
+          <w:tcPr>
+            <w:tcW w:w="1250" w:type="pct"/>
+          </w:tcPr>
+          <w:p>
+            <w:pPr>
+              <w:rPr>
+                <w:sz w:val="20"/>
+                <w:szCs w:val="22"/>
+              </w:rPr>
+            </w:pPr>
+            <w:r>
+              <w:rPr>
+                <w:sz w:val="20"/>
+                <w:szCs w:val="22"/>
+              </w:rPr>
+              <w:t>Must</w:t>
+            </w:r>
+          </w:p>
+        </w:tc>
+        <w:tc>
+          <w:tcPr>
+            <w:tcW w:w="1250" w:type="pct"/>
+          </w:tcPr>
+          <w:p>
+            <w:pPr>
+              <w:rPr>
+                <w:sz w:val="20"/>
+                <w:szCs w:val="22"/>
+              </w:rPr>
+            </w:pPr>
+            <w:r>
+              <w:rPr>
+                <w:sz w:val="20"/>
+                <w:szCs w:val="22"/>
+              </w:rPr>
+              <w:t>5</w:t>
+            </w:r>
+          </w:p>
+        </w:tc>
+        <w:tc>
+          <w:tcPr>
+            <w:tcW w:w="1250" w:type="pct"/>
+          </w:tcPr>
+          <w:p>
+            <w:pPr>
+              <w:rPr>
+                <w:sz w:val="20"/>
+                <w:szCs w:val="22"/>
+              </w:rPr>
+            </w:pPr>
+            <w:r>
+              <w:rPr>
+                <w:sz w:val="20"/>
+                <w:szCs w:val="22"/>
+              </w:rPr>
+              <w:t>1</w:t>
+            </w:r>
+          </w:p>
+        </w:tc>
+      </w:tr>
+      <w:tr>
+        <w:trPr>
+          <w:trHeight w:val="245"/>
+        </w:trPr>
+        <w:tc>
+          <w:tcPr>
+            <w:tcW w:w="1250" w:type="pct"/>
+          </w:tcPr>
+          <w:p>
+            <w:pPr>
+              <w:rPr>
+                <w:sz w:val="20"/>
+                <w:szCs w:val="22"/>
+              </w:rPr>
+            </w:pPr>
+            <w:r>
+              <w:rPr>
+                <w:sz w:val="20"/>
+                <w:szCs w:val="22"/>
+              </w:rPr>
+              <w:t>US-02</w:t>
+            </w:r>
+          </w:p>
+        </w:tc>
+        <w:tc>
+          <w:tcPr>
+            <w:tcW w:w="1250" w:type="pct"/>
+          </w:tcPr>
+          <w:p>
+            <w:pPr>
+              <w:rPr>
+                <w:sz w:val="20"/>
+                <w:szCs w:val="22"/>
+              </w:rPr>
+            </w:pPr>
+            <w:r>
+              <w:rPr>
+                <w:sz w:val="20"/>
+                <w:szCs w:val="22"/>
+              </w:rPr>
+              <w:t>Must</w:t>
+            </w:r>
+          </w:p>
+        </w:tc>
+        <w:tc>
+          <w:tcPr>
+            <w:tcW w:w="1250" w:type="pct"/>
+          </w:tcPr>
+          <w:p>
+            <w:pPr>
+              <w:rPr>
+                <w:sz w:val="20"/>
+                <w:szCs w:val="22"/>
+              </w:rPr>
+            </w:pPr>
+            <w:r>
+              <w:rPr>
+                <w:sz w:val="20"/>
+                <w:szCs w:val="22"/>
+              </w:rPr>
+              <w:t>1</w:t>
+            </w:r>
+          </w:p>
+        </w:tc>
+        <w:tc>
+          <w:tcPr>
+            <w:tcW w:w="1250" w:type="pct"/>
+          </w:tcPr>
+          <w:p>
+            <w:pPr>
+              <w:rPr>
+                <w:sz w:val="20"/>
+                <w:szCs w:val="22"/>
+              </w:rPr>
+            </w:pPr>
+            <w:r>
+              <w:rPr>
+                <w:sz w:val="20"/>
+                <w:szCs w:val="22"/>
+              </w:rPr>
+              <w:t>1</w:t>
+            </w:r>
+          </w:p>
+        </w:tc>
+      </w:tr>
+      <w:tr>
+        <w:trPr>
+          <w:trHeight w:val="245"/>
+        </w:trPr>
+        <w:tc>
+          <w:tcPr>
+            <w:tcW w:w="1250" w:type="pct"/>
+          </w:tcPr>
+          <w:p>
+            <w:pPr>
+              <w:rPr>
+                <w:sz w:val="20"/>
+                <w:szCs w:val="22"/>
+              </w:rPr>
+            </w:pPr>
+            <w:r>
+              <w:rPr>
+                <w:sz w:val="20"/>
+                <w:szCs w:val="22"/>
+              </w:rPr>
+              <w:t>US-03</w:t>
+            </w:r>
+          </w:p>
+        </w:tc>
+        <w:tc>
+          <w:tcPr>
+            <w:tcW w:w="1250" w:type="pct"/>
+          </w:tcPr>
+          <w:p>
+            <w:pPr>
+              <w:rPr>
+                <w:sz w:val="20"/>
+                <w:szCs w:val="22"/>
+              </w:rPr>
+            </w:pPr>
+            <w:r>
+              <w:rPr>
+                <w:sz w:val="20"/>
+                <w:szCs w:val="22"/>
+              </w:rPr>
+              <w:t>Must</w:t>
+            </w:r>
+          </w:p>
+        </w:tc>
+        <w:tc>
+          <w:tcPr>
+            <w:tcW w:w="1250" w:type="pct"/>
+          </w:tcPr>
+          <w:p>
+            <w:pPr>
+              <w:rPr>
+                <w:sz w:val="20"/>
+                <w:szCs w:val="22"/>
+              </w:rPr>
+            </w:pPr>
+            <w:r>
+              <w:rPr>
+                <w:sz w:val="20"/>
+                <w:szCs w:val="22"/>
+              </w:rPr>
+              <w:t>8</w:t>
+            </w:r>
+          </w:p>
+        </w:tc>
+        <w:tc>
+          <w:tcPr>
+            <w:tcW w:w="1250" w:type="pct"/>
+          </w:tcPr>
+          <w:p>
+            <w:pPr>
+              <w:rPr>
+                <w:sz w:val="20"/>
+                <w:szCs w:val="22"/>
+              </w:rPr>
+            </w:pPr>
+            <w:r>
+              <w:rPr>
+                <w:sz w:val="20"/>
+                <w:szCs w:val="22"/>
+              </w:rPr>
+              <w:t>1</w:t>
+            </w:r>
+          </w:p>
+        </w:tc>
+      </w:tr>
+      <w:tr>
+        <w:trPr>
+          <w:trHeight w:val="245"/>
+        </w:trPr>
+        <w:tc>
+          <w:tcPr>
+            <w:tcW w:w="1250" w:type="pct"/>
+          </w:tcPr>
+          <w:p>
+            <w:pPr>
+              <w:rPr>
+                <w:sz w:val="20"/>
+                <w:szCs w:val="22"/>
+              </w:rPr>
+            </w:pPr>
+            <w:r>
+              <w:rPr>
+                <w:sz w:val="20"/>
+                <w:szCs w:val="22"/>
+              </w:rPr>
+              <w:t>US-04</w:t>
+            </w:r>
+          </w:p>
+        </w:tc>
+        <w:tc>
+          <w:tcPr>
+            <w:tcW w:w="1250" w:type="pct"/>
+          </w:tcPr>
+          <w:p>
+            <w:pPr>
+              <w:rPr>
+                <w:sz w:val="20"/>
+                <w:szCs w:val="22"/>
+              </w:rPr>
+            </w:pPr>
+            <w:r>
+              <w:rPr>
+                <w:sz w:val="20"/>
+                <w:szCs w:val="22"/>
+              </w:rPr>
+              <w:t>Should</w:t>
+            </w:r>
+          </w:p>
+        </w:tc>
+        <w:tc>
+          <w:tcPr>
+            <w:tcW w:w="1250" w:type="pct"/>
+          </w:tcPr>
+          <w:p>
+            <w:pPr>
+              <w:rPr>
+                <w:sz w:val="20"/>
+                <w:szCs w:val="22"/>
+              </w:rPr>
+            </w:pPr>
+          </w:p>
+        </w:tc>
+        <w:tc>
+          <w:tcPr>
+            <w:tcW w:w="1250" w:type="pct"/>
+          </w:tcPr>
+          <w:p>
+            <w:pPr>
+              <w:rPr>
+                <w:sz w:val="20"/>
+                <w:szCs w:val="22"/>
+              </w:rPr>
+            </w:pPr>
+          </w:p>
+        </w:tc>
+      </w:tr>
+      <w:tr>
+        <w:trPr>
+          <w:trHeight w:val="245"/>
+        </w:trPr>
+        <w:tc>
+          <w:tcPr>
+            <w:tcW w:w="1250" w:type="pct"/>
+          </w:tcPr>
+          <w:p>
+            <w:pPr>
+              <w:rPr>
+                <w:sz w:val="20"/>
+                <w:szCs w:val="22"/>
+              </w:rPr>
+            </w:pPr>
+            <w:r>
+              <w:rPr>
+                <w:sz w:val="20"/>
+                <w:szCs w:val="22"/>
+              </w:rPr>
+              <w:t>US-05</w:t>
+            </w:r>
+          </w:p>
+        </w:tc>
+        <w:tc>
+          <w:tcPr>
+            <w:tcW w:w="1250" w:type="pct"/>
+          </w:tcPr>
+          <w:p>
+            <w:pPr>
+              <w:rPr>
+                <w:sz w:val="20"/>
+                <w:szCs w:val="22"/>
+              </w:rPr>
+            </w:pPr>
+            <w:r>
+              <w:rPr>
+                <w:sz w:val="20"/>
+                <w:szCs w:val="22"/>
+              </w:rPr>
+              <w:t>Must</w:t>
+            </w:r>
+          </w:p>
+        </w:tc>
+        <w:tc>
+          <w:tcPr>
+            <w:tcW w:w="1250" w:type="pct"/>
+          </w:tcPr>
+          <w:p>
+            <w:pPr>
+              <w:rPr>
+                <w:sz w:val="20"/>
+                <w:szCs w:val="22"/>
+              </w:rPr>
+            </w:pPr>
+            <w:r>
+              <w:rPr>
+                <w:sz w:val="20"/>
+                <w:szCs w:val="22"/>
+              </w:rPr>
+              <w:t>2</w:t>
+            </w:r>
+          </w:p>
+        </w:tc>
+        <w:tc>
+          <w:tcPr>
+            <w:tcW w:w="1250" w:type="pct"/>
+          </w:tcPr>
+          <w:p>
+            <w:pPr>
+              <w:rPr>
+                <w:sz w:val="20"/>
+                <w:szCs w:val="22"/>
+              </w:rPr>
+            </w:pPr>
+            <w:r>
+              <w:rPr>
+                <w:sz w:val="20"/>
+                <w:szCs w:val="22"/>
+              </w:rPr>
+              <w:t>1</w:t>
+            </w:r>
+          </w:p>
+        </w:tc>
+      </w:tr>
+      <w:tr>
+        <w:trPr>
+          <w:trHeight w:val="245"/>
+        </w:trPr>
+        <w:tc>
+          <w:tcPr>
+            <w:tcW w:w="1250" w:type="pct"/>
+          </w:tcPr>
+          <w:p>
+            <w:pPr>
+              <w:rPr>
+                <w:sz w:val="20"/>
+                <w:szCs w:val="22"/>
+              </w:rPr>
+            </w:pPr>
+            <w:r>
+              <w:rPr>
+                <w:sz w:val="20"/>
+                <w:szCs w:val="22"/>
+              </w:rPr>
+              <w:t>US-06</w:t>
+            </w:r>
+          </w:p>
+        </w:tc>
+        <w:tc>
+          <w:tcPr>
+            <w:tcW w:w="1250" w:type="pct"/>
+          </w:tcPr>
+          <w:p>
+            <w:pPr>
+              <w:rPr>
+                <w:sz w:val="20"/>
+                <w:szCs w:val="22"/>
+              </w:rPr>
+            </w:pPr>
+            <w:r>
+              <w:rPr>
+                <w:sz w:val="20"/>
+                <w:szCs w:val="22"/>
+              </w:rPr>
+              <w:t>Must</w:t>
+            </w:r>
+          </w:p>
+        </w:tc>
+        <w:tc>
+          <w:tcPr>
+            <w:tcW w:w="1250" w:type="pct"/>
+          </w:tcPr>
+          <w:p>
+            <w:pPr>
+              <w:rPr>
+                <w:sz w:val="20"/>
+                <w:szCs w:val="22"/>
+              </w:rPr>
+            </w:pPr>
+            <w:r>
+              <w:rPr>
+                <w:sz w:val="20"/>
+                <w:szCs w:val="22"/>
+              </w:rPr>
+              <w:t>1</w:t>
+            </w:r>
+          </w:p>
+        </w:tc>
+        <w:tc>
+          <w:tcPr>
+            <w:tcW w:w="1250" w:type="pct"/>
+          </w:tcPr>
+          <w:p>
+            <w:pPr>
+              <w:rPr>
+                <w:sz w:val="20"/>
+                <w:szCs w:val="22"/>
+              </w:rPr>
+            </w:pPr>
+            <w:r>
+              <w:rPr>
+                <w:sz w:val="20"/>
+                <w:szCs w:val="22"/>
+              </w:rPr>
+              <w:t>1</w:t>
+            </w:r>
+          </w:p>
+        </w:tc>
+      </w:tr>
+      <w:tr>
+        <w:trPr>
+          <w:trHeight w:val="245"/>
+        </w:trPr>
+        <w:tc>
+          <w:tcPr>
+            <w:tcW w:w="1250" w:type="pct"/>
+          </w:tcPr>
+          <w:p>
+            <w:pPr>
+              <w:rPr>
+                <w:sz w:val="20"/>
+                <w:szCs w:val="22"/>
+              </w:rPr>
+            </w:pPr>
+            <w:r>
+              <w:rPr>
+                <w:sz w:val="20"/>
+                <w:szCs w:val="22"/>
+              </w:rPr>
+              <w:t>US-07</w:t>
+            </w:r>
+          </w:p>
+        </w:tc>
+        <w:tc>
+          <w:tcPr>
+            <w:tcW w:w="1250" w:type="pct"/>
+          </w:tcPr>
+          <w:p>
+            <w:pPr>
+              <w:rPr>
+                <w:sz w:val="20"/>
+                <w:szCs w:val="22"/>
+              </w:rPr>
+            </w:pPr>
+            <w:r>
+              <w:rPr>
+                <w:sz w:val="20"/>
+                <w:szCs w:val="22"/>
+              </w:rPr>
+              <w:t>Must</w:t>
+            </w:r>
+          </w:p>
+        </w:tc>
+        <w:tc>
+          <w:tcPr>
+            <w:tcW w:w="1250" w:type="pct"/>
+          </w:tcPr>
+          <w:p>
+            <w:pPr>
+              <w:rPr>
+                <w:sz w:val="20"/>
+                <w:szCs w:val="22"/>
+              </w:rPr>
+            </w:pPr>
+            <w:r>
+              <w:rPr>
+                <w:sz w:val="20"/>
+                <w:szCs w:val="22"/>
+              </w:rPr>
+              <w:t>3</w:t>
+            </w:r>
+          </w:p>
+        </w:tc>
+        <w:tc>
+          <w:tcPr>
+            <w:tcW w:w="1250" w:type="pct"/>
+          </w:tcPr>
+          <w:p>
+            <w:pPr>
+              <w:rPr>
+                <w:sz w:val="20"/>
+                <w:szCs w:val="22"/>
+              </w:rPr>
+            </w:pPr>
+            <w:r>
+              <w:rPr>
+                <w:sz w:val="20"/>
+                <w:szCs w:val="22"/>
+              </w:rPr>
+              <w:t>1</w:t>
+            </w:r>
+          </w:p>
+        </w:tc>
+      </w:tr>
+      <w:tr>
+        <w:trPr>
+          <w:trHeight w:val="245"/>
+        </w:trPr>
+        <w:tc>
+          <w:tcPr>
+            <w:tcW w:w="1250" w:type="pct"/>
+          </w:tcPr>
+          <w:p>
+            <w:pPr>
+              <w:rPr>
+                <w:sz w:val="20"/>
+                <w:szCs w:val="22"/>
+              </w:rPr>
+            </w:pPr>
+            <w:r>
+              <w:rPr>
+                <w:sz w:val="20"/>
+                <w:szCs w:val="22"/>
+              </w:rPr>
+              <w:t>US-08</w:t>
+            </w:r>
+          </w:p>
+        </w:tc>
+        <w:tc>
+          <w:tcPr>
+            <w:tcW w:w="1250" w:type="pct"/>
+          </w:tcPr>
+          <w:p>
+            <w:pPr>
+              <w:rPr>
+                <w:sz w:val="20"/>
+                <w:szCs w:val="22"/>
+              </w:rPr>
+            </w:pPr>
+            <w:r>
+              <w:rPr>
+                <w:sz w:val="20"/>
+                <w:szCs w:val="22"/>
+              </w:rPr>
+              <w:t>Should</w:t>
+            </w:r>
+          </w:p>
+        </w:tc>
+        <w:tc>
+          <w:tcPr>
+            <w:tcW w:w="1250" w:type="pct"/>
+          </w:tcPr>
+          <w:p>
+            <w:pPr>
+              <w:rPr>
+                <w:sz w:val="20"/>
+                <w:szCs w:val="22"/>
+              </w:rPr>
+            </w:pPr>
+          </w:p>
+        </w:tc>
+        <w:tc>
+          <w:tcPr>
+            <w:tcW w:w="1250" w:type="pct"/>
+          </w:tcPr>
+          <w:p>
+            <w:pPr>
+              <w:rPr>
+                <w:sz w:val="20"/>
+                <w:szCs w:val="22"/>
+              </w:rPr>
+            </w:pPr>
+          </w:p>
+        </w:tc>
+      </w:tr>
+      <w:tr>
+        <w:trPr>
+          <w:trHeight w:val="245"/>
+        </w:trPr>
+        <w:tc>
+          <w:tcPr>
+            <w:tcW w:w="1250" w:type="pct"/>
+          </w:tcPr>
+          <w:p>
+            <w:pPr>
+              <w:rPr>
+                <w:sz w:val="20"/>
+                <w:szCs w:val="22"/>
+              </w:rPr>
+            </w:pPr>
+            <w:r>
+              <w:rPr>
+                <w:sz w:val="20"/>
+                <w:szCs w:val="22"/>
+              </w:rPr>
+              <w:t>US-09</w:t>
+            </w:r>
+          </w:p>
+        </w:tc>
+        <w:tc>
+          <w:tcPr>
+            <w:tcW w:w="1250" w:type="pct"/>
+          </w:tcPr>
+          <w:p>
+            <w:pPr>
+              <w:rPr>
+                <w:sz w:val="20"/>
+                <w:szCs w:val="22"/>
+              </w:rPr>
+            </w:pPr>
+            <w:r>
+              <w:rPr>
+                <w:sz w:val="20"/>
+                <w:szCs w:val="22"/>
+              </w:rPr>
+              <w:t>Must</w:t>
+            </w:r>
+          </w:p>
+        </w:tc>
+        <w:tc>
+          <w:tcPr>
+            <w:tcW w:w="1250" w:type="pct"/>
+          </w:tcPr>
+          <w:p>
+            <w:pPr>
+              <w:rPr>
+                <w:sz w:val="20"/>
+                <w:szCs w:val="22"/>
+              </w:rPr>
+            </w:pPr>
+            <w:r>
+              <w:rPr>
+                <w:sz w:val="20"/>
+                <w:szCs w:val="22"/>
+              </w:rPr>
+              <w:t>13</w:t>
+            </w:r>
+          </w:p>
+        </w:tc>
+        <w:tc>
+          <w:tcPr>
+            <w:tcW w:w="1250" w:type="pct"/>
+          </w:tcPr>
+          <w:p>
+            <w:pPr>
+              <w:rPr>
+                <w:sz w:val="20"/>
+                <w:szCs w:val="22"/>
+              </w:rPr>
+            </w:pPr>
+            <w:r>
+              <w:rPr>
+                <w:sz w:val="20"/>
+                <w:szCs w:val="22"/>
+              </w:rPr>
+              <w:t>1</w:t>
+            </w:r>
+          </w:p>
+        </w:tc>
+      </w:tr>
+      <w:tr>
+        <w:trPr>
+          <w:trHeight w:val="245"/>
+        </w:trPr>
+        <w:tc>
+          <w:tcPr>
+            <w:tcW w:w="1250" w:type="pct"/>
+          </w:tcPr>
+          <w:p>
+            <w:pPr>
+              <w:rPr>
+                <w:sz w:val="20"/>
+                <w:szCs w:val="22"/>
+              </w:rPr>
+            </w:pPr>
+            <w:r>
+              <w:rPr>
+                <w:sz w:val="20"/>
+                <w:szCs w:val="22"/>
+              </w:rPr>
+              <w:t>US-10</w:t>
+            </w:r>
+          </w:p>
+        </w:tc>
+        <w:tc>
+          <w:tcPr>
+            <w:tcW w:w="1250" w:type="pct"/>
+          </w:tcPr>
+          <w:p>
+            <w:pPr>
+              <w:rPr>
+                <w:sz w:val="20"/>
+                <w:szCs w:val="22"/>
+              </w:rPr>
+            </w:pPr>
+            <w:r>
+              <w:rPr>
+                <w:sz w:val="20"/>
+                <w:szCs w:val="22"/>
+              </w:rPr>
+              <w:t>Must</w:t>
+            </w:r>
+          </w:p>
+        </w:tc>
+        <w:tc>
+          <w:tcPr>
+            <w:tcW w:w="1250" w:type="pct"/>
+          </w:tcPr>
+          <w:p>
+            <w:pPr>
+              <w:rPr>
+                <w:sz w:val="20"/>
+                <w:szCs w:val="22"/>
+              </w:rPr>
+            </w:pPr>
+            <w:r>
+              <w:rPr>
+                <w:sz w:val="20"/>
+                <w:szCs w:val="22"/>
+              </w:rPr>
+              <w:t>13</w:t>
+            </w:r>
+          </w:p>
+        </w:tc>
+        <w:tc>
+          <w:tcPr>
+            <w:tcW w:w="1250" w:type="pct"/>
+          </w:tcPr>
+          <w:p>
+            <w:pPr>
+              <w:rPr>
+                <w:sz w:val="20"/>
+                <w:szCs w:val="22"/>
+              </w:rPr>
+            </w:pPr>
+            <w:r>
+              <w:rPr>
+                <w:sz w:val="20"/>
+                <w:szCs w:val="22"/>
+              </w:rPr>
+              <w:t>1</w:t>
+            </w:r>
+          </w:p>
+        </w:tc>
+      </w:tr>
+      <w:tr>
+        <w:trPr>
+          <w:trHeight w:val="245"/>
+        </w:trPr>
+        <w:tc>
+          <w:tcPr>
+            <w:tcW w:w="1250" w:type="pct"/>
+          </w:tcPr>
+          <w:p>
+            <w:pPr>
+              <w:rPr>
+                <w:sz w:val="20"/>
+                <w:szCs w:val="22"/>
+              </w:rPr>
+            </w:pPr>
+            <w:r>
+              <w:rPr>
+                <w:sz w:val="20"/>
+                <w:szCs w:val="22"/>
+              </w:rPr>
+              <w:t>US-11</w:t>
+            </w:r>
+          </w:p>
+        </w:tc>
+        <w:tc>
+          <w:tcPr>
+            <w:tcW w:w="1250" w:type="pct"/>
+          </w:tcPr>
+          <w:p>
+            <w:pPr>
+              <w:rPr>
+                <w:sz w:val="20"/>
+                <w:szCs w:val="22"/>
+              </w:rPr>
+            </w:pPr>
+            <w:r>
+              <w:rPr>
+                <w:sz w:val="20"/>
+                <w:szCs w:val="22"/>
+              </w:rPr>
+              <w:t>Must</w:t>
+            </w:r>
+          </w:p>
+        </w:tc>
+        <w:tc>
+          <w:tcPr>
+            <w:tcW w:w="1250" w:type="pct"/>
+          </w:tcPr>
+          <w:p>
+            <w:pPr>
+              <w:rPr>
+                <w:sz w:val="20"/>
+                <w:szCs w:val="22"/>
+              </w:rPr>
+            </w:pPr>
+            <w:r>
+              <w:rPr>
+                <w:sz w:val="20"/>
+                <w:szCs w:val="22"/>
+              </w:rPr>
+              <w:t>3</w:t>
+            </w:r>
+          </w:p>
+        </w:tc>
+        <w:tc>
+          <w:tcPr>
+            <w:tcW w:w="1250" w:type="pct"/>
+          </w:tcPr>
+          <w:p>
+            <w:pPr>
+              <w:rPr>
+                <w:sz w:val="20"/>
+                <w:szCs w:val="22"/>
+              </w:rPr>
+            </w:pPr>
+            <w:r>
+              <w:rPr>
+                <w:sz w:val="20"/>
+                <w:szCs w:val="22"/>
+              </w:rPr>
+              <w:t>1</w:t>
+            </w:r>
+          </w:p>
+        </w:tc>
+      </w:tr>
+      <w:tr>
+        <w:trPr>
+          <w:trHeight w:val="245"/>
+        </w:trPr>
+        <w:tc>
+          <w:tcPr>
+            <w:tcW w:w="1250" w:type="pct"/>
+          </w:tcPr>
+          <w:p>
+            <w:pPr>
+              <w:rPr>
+                <w:sz w:val="20"/>
+                <w:szCs w:val="22"/>
+              </w:rPr>
+            </w:pPr>
+            <w:r>
+              <w:rPr>
+                <w:sz w:val="20"/>
+                <w:szCs w:val="22"/>
+              </w:rPr>
+              <w:t>US-12</w:t>
+            </w:r>
+          </w:p>
+        </w:tc>
+        <w:tc>
+          <w:tcPr>
+            <w:tcW w:w="1250" w:type="pct"/>
+          </w:tcPr>
+          <w:p>
+            <w:pPr>
+              <w:rPr>
+                <w:sz w:val="20"/>
+                <w:szCs w:val="22"/>
+              </w:rPr>
+            </w:pPr>
+            <w:r>
+              <w:rPr>
+                <w:sz w:val="20"/>
+                <w:szCs w:val="22"/>
+              </w:rPr>
+              <w:t>Could</w:t>
+            </w:r>
+          </w:p>
+        </w:tc>
+        <w:tc>
+          <w:tcPr>
+            <w:tcW w:w="1250" w:type="pct"/>
+          </w:tcPr>
+          <w:p>
+            <w:pPr>
+              <w:rPr>
+                <w:sz w:val="20"/>
+                <w:szCs w:val="22"/>
+              </w:rPr>
+            </w:pPr>
+          </w:p>
+        </w:tc>
+        <w:tc>
+          <w:tcPr>
+            <w:tcW w:w="1250" w:type="pct"/>
+          </w:tcPr>
+          <w:p>
+            <w:pPr>
+              <w:rPr>
+                <w:sz w:val="20"/>
+                <w:szCs w:val="22"/>
+              </w:rPr>
+            </w:pPr>
+          </w:p>
+        </w:tc>
+      </w:tr>
+      <w:tr>
+        <w:trPr>
+          <w:trHeight w:val="245"/>
+        </w:trPr>
+        <w:tc>
+          <w:tcPr>
+            <w:tcW w:w="1250" w:type="pct"/>
+          </w:tcPr>
+          <w:p>
+            <w:pPr>
+              <w:rPr>
+                <w:sz w:val="20"/>
+                <w:szCs w:val="22"/>
+              </w:rPr>
+            </w:pPr>
+            <w:r>
+              <w:rPr>
+                <w:sz w:val="20"/>
+                <w:szCs w:val="22"/>
+              </w:rPr>
+              <w:t>US-13</w:t>
+            </w:r>
+          </w:p>
+        </w:tc>
+        <w:tc>
+          <w:tcPr>
+            <w:tcW w:w="1250" w:type="pct"/>
+          </w:tcPr>
+          <w:p>
+            <w:pPr>
+              <w:rPr>
+                <w:sz w:val="20"/>
+                <w:szCs w:val="22"/>
+              </w:rPr>
+            </w:pPr>
+            <w:r>
+              <w:rPr>
+                <w:sz w:val="20"/>
+                <w:szCs w:val="22"/>
+              </w:rPr>
+              <w:t>Must</w:t>
+            </w:r>
+          </w:p>
+        </w:tc>
+        <w:tc>
+          <w:tcPr>
+            <w:tcW w:w="1250" w:type="pct"/>
+          </w:tcPr>
+          <w:p>
+            <w:pPr>
+              <w:rPr>
+                <w:sz w:val="20"/>
+                <w:szCs w:val="22"/>
+              </w:rPr>
+            </w:pPr>
+            <w:r>
+              <w:rPr>
+                <w:sz w:val="20"/>
+                <w:szCs w:val="22"/>
+              </w:rPr>
+              <w:t>1/12</w:t>
+            </w:r>
+          </w:p>
+        </w:tc>
+        <w:tc>
+          <w:tcPr>
+            <w:tcW w:w="1250" w:type="pct"/>
+          </w:tcPr>
+          <w:p>
+            <w:pPr>
+              <w:rPr>
+                <w:sz w:val="20"/>
+                <w:szCs w:val="22"/>
+              </w:rPr>
+            </w:pPr>
+            <w:r>
+              <w:rPr>
+                <w:sz w:val="20"/>
+                <w:szCs w:val="22"/>
+              </w:rPr>
+              <w:t>1</w:t>
+            </w:r>
+          </w:p>
+        </w:tc>
+      </w:tr>
+    </w:tbl>
+    <w:p>
+      <w:pPr>
+        <w:pStyle w:val="Titre1"/>
+      </w:pPr>
+      <w:r>
+        <w:t>Lien du commit de fin de sprint</w:t>
+      </w:r>
+    </w:p>
+    <w:p>
+      <w:r>
+        <w:t xml:space="preserve">Ce premier sprint n’a pas pu conclure tout ce qui était attendu notamment sur les test et </w:t>
+      </w:r>
+      <w:r>
+        <w:t>les fonctionnalités attendues</w:t>
+      </w:r>
+      <w:r>
+        <w:t>.</w:t>
+      </w:r>
+      <w:r>
+        <w:tab/>
+      </w:r>
+      <w:r>
+        <w:br/>
+      </w:r>
     </w:p>
     <w:sectPr>
       <w:headerReference w:type="default" r:id="rId9"/>
@@ -7669,6 +8187,7 @@
   <w:style w:type="character" w:default="1" w:styleId="Policepardfaut">
     <w:name w:val="Default Paragraph Font"/>
     <w:uiPriority w:val="1"/>
+    <w:semiHidden/>
     <w:unhideWhenUsed/>
   </w:style>
   <w:style w:type="table" w:default="1" w:styleId="TableauNormal">
@@ -8454,7 +8973,7 @@
           </w:pPr>
           <w:r>
             <w:rPr>
-              <w:color w:val="2F5496" w:themeColor="accent1" w:themeShade="BF"/>
+              <w:color w:val="0F4761" w:themeColor="accent1" w:themeShade="BF"/>
             </w:rPr>
             <w:t>[Nom de la société]</w:t>
           </w:r>
@@ -8484,7 +9003,7 @@
           <w:r>
             <w:rPr>
               <w:rFonts w:asciiTheme="majorHAnsi" w:eastAsiaTheme="majorEastAsia" w:hAnsiTheme="majorHAnsi" w:cstheme="majorBidi"/>
-              <w:color w:val="4472C4" w:themeColor="accent1"/>
+              <w:color w:val="156082" w:themeColor="accent1"/>
               <w:sz w:val="88"/>
               <w:szCs w:val="88"/>
             </w:rPr>
@@ -8515,7 +9034,7 @@
           </w:pPr>
           <w:r>
             <w:rPr>
-              <w:color w:val="2F5496" w:themeColor="accent1" w:themeShade="BF"/>
+              <w:color w:val="0F4761" w:themeColor="accent1" w:themeShade="BF"/>
             </w:rPr>
             <w:t>[Sous-titre du document]</w:t>
           </w:r>
@@ -8544,7 +9063,7 @@
           </w:pPr>
           <w:r>
             <w:rPr>
-              <w:color w:val="4472C4" w:themeColor="accent1"/>
+              <w:color w:val="156082" w:themeColor="accent1"/>
               <w:sz w:val="28"/>
               <w:szCs w:val="28"/>
             </w:rPr>
@@ -8575,7 +9094,7 @@
           </w:pPr>
           <w:r>
             <w:rPr>
-              <w:color w:val="4472C4" w:themeColor="accent1"/>
+              <w:color w:val="156082" w:themeColor="accent1"/>
               <w:sz w:val="28"/>
               <w:szCs w:val="28"/>
             </w:rPr>
@@ -8626,15 +9145,16 @@
   </w:font>
   <w:font w:name="Sofia Pro">
     <w:altName w:val="Calibri"/>
-    <w:panose1 w:val="00000000000000000000"/>
+    <w:panose1 w:val="02000000000000000000"/>
     <w:charset w:val="00"/>
-    <w:family w:val="modern"/>
+    <w:family w:val="swiss"/>
     <w:notTrueType/>
     <w:pitch w:val="variable"/>
     <w:sig w:usb0="A000022F" w:usb1="5000004B" w:usb2="00000000" w:usb3="00000000" w:csb0="00000097" w:csb1="00000000"/>
   </w:font>
   <w:font w:name="TT Neoris Trial">
     <w:altName w:val="Calibri"/>
+    <w:panose1 w:val="020B0003030000020004"/>
     <w:charset w:val="00"/>
     <w:family w:val="swiss"/>
     <w:pitch w:val="variable"/>
@@ -8648,6 +9168,7 @@
   </w:font>
   <w:font w:name="OCR-A BT">
     <w:altName w:val="Calibri"/>
+    <w:panose1 w:val="020F0501020204020304"/>
     <w:charset w:val="00"/>
     <w:family w:val="swiss"/>
     <w:pitch w:val="variable"/>
@@ -8666,13 +9187,6 @@
     <w:family w:val="modern"/>
     <w:pitch w:val="fixed"/>
     <w:sig w:usb0="8000028F" w:usb1="00001800" w:usb2="00000000" w:usb3="00000000" w:csb0="0000001F" w:csb1="00000000"/>
-  </w:font>
-  <w:font w:name="Calibri Light">
-    <w:panose1 w:val="020F0302020204030204"/>
-    <w:charset w:val="00"/>
-    <w:family w:val="swiss"/>
-    <w:pitch w:val="variable"/>
-    <w:sig w:usb0="E4002EFF" w:usb1="C200247B" w:usb2="00000009" w:usb3="00000000" w:csb0="000001FF" w:csb1="00000000"/>
   </w:font>
 </w:fonts>
 </file>
@@ -8694,13 +9208,17 @@
   </w:compat>
   <w:rsids>
     <w:rsidRoot w:val="006E64CE"/>
+    <w:rsid w:val="000C5ADA"/>
     <w:rsid w:val="00113869"/>
     <w:rsid w:val="002F62BC"/>
+    <w:rsid w:val="003452DD"/>
     <w:rsid w:val="0042725B"/>
+    <w:rsid w:val="00464BE4"/>
     <w:rsid w:val="004F31F8"/>
     <w:rsid w:val="005259C0"/>
     <w:rsid w:val="006E64CE"/>
     <w:rsid w:val="00785775"/>
+    <w:rsid w:val="008B1F85"/>
     <w:rsid w:val="008B2538"/>
     <w:rsid w:val="00B021F1"/>
     <w:rsid w:val="00E71964"/>

--- a/docs/rendus/Séance 1.docx
+++ b/docs/rendus/Séance 1.docx
@@ -448,7 +448,7 @@
           <w:r>
             <w:fldChar w:fldCharType="separate"/>
           </w:r>
-          <w:hyperlink w:anchor="_Toc242424886" w:history="1">
+          <w:hyperlink w:anchor="_Toc242695048" w:history="1">
             <w:r>
               <w:rPr>
                 <w:rStyle w:val="Lienhypertexte"/>
@@ -471,7 +471,7 @@
                 <w:rStyle w:val="Lienhypertexte"/>
                 <w:noProof/>
               </w:rPr>
-              <w:t>Exercice 3</w:t>
+              <w:t>Critère d’acceptation</w:t>
             </w:r>
             <w:r>
               <w:rPr>
@@ -492,7 +492,7 @@
                 <w:noProof/>
                 <w:webHidden/>
               </w:rPr>
-              <w:instrText xml:space="preserve"> PAGEREF _Toc242424886 \h </w:instrText>
+              <w:instrText xml:space="preserve"> PAGEREF _Toc242695048 \h </w:instrText>
             </w:r>
             <w:r>
               <w:rPr>
@@ -512,7 +512,7 @@
                 <w:noProof/>
                 <w:webHidden/>
               </w:rPr>
-              <w:t>2</w:t>
+              <w:t>3</w:t>
             </w:r>
             <w:r>
               <w:rPr>
@@ -538,7 +538,7 @@
               <w:lang w:eastAsia="fr-FR"/>
             </w:rPr>
           </w:pPr>
-          <w:hyperlink w:anchor="_Toc242424887" w:history="1">
+          <w:hyperlink w:anchor="_Toc242695049" w:history="1">
             <w:r>
               <w:rPr>
                 <w:rStyle w:val="Lienhypertexte"/>
@@ -561,7 +561,7 @@
                 <w:rStyle w:val="Lienhypertexte"/>
                 <w:noProof/>
               </w:rPr>
-              <w:t>Étape 3.1 : acteurs et intervenants</w:t>
+              <w:t>US-01</w:t>
             </w:r>
             <w:r>
               <w:rPr>
@@ -582,7 +582,7 @@
                 <w:noProof/>
                 <w:webHidden/>
               </w:rPr>
-              <w:instrText xml:space="preserve"> PAGEREF _Toc242424887 \h </w:instrText>
+              <w:instrText xml:space="preserve"> PAGEREF _Toc242695049 \h </w:instrText>
             </w:r>
             <w:r>
               <w:rPr>
@@ -602,7 +602,7 @@
                 <w:noProof/>
                 <w:webHidden/>
               </w:rPr>
-              <w:t>2</w:t>
+              <w:t>3</w:t>
             </w:r>
             <w:r>
               <w:rPr>
@@ -628,7 +628,7 @@
               <w:lang w:eastAsia="fr-FR"/>
             </w:rPr>
           </w:pPr>
-          <w:hyperlink w:anchor="_Toc242424888" w:history="1">
+          <w:hyperlink w:anchor="_Toc242695050" w:history="1">
             <w:r>
               <w:rPr>
                 <w:rStyle w:val="Lienhypertexte"/>
@@ -651,7 +651,7 @@
                 <w:rStyle w:val="Lienhypertexte"/>
                 <w:noProof/>
               </w:rPr>
-              <w:t>Acteurs principaux</w:t>
+              <w:t>CA-01.1</w:t>
             </w:r>
             <w:r>
               <w:rPr>
@@ -672,7 +672,7 @@
                 <w:noProof/>
                 <w:webHidden/>
               </w:rPr>
-              <w:instrText xml:space="preserve"> PAGEREF _Toc242424888 \h </w:instrText>
+              <w:instrText xml:space="preserve"> PAGEREF _Toc242695050 \h </w:instrText>
             </w:r>
             <w:r>
               <w:rPr>
@@ -692,7 +692,7 @@
                 <w:noProof/>
                 <w:webHidden/>
               </w:rPr>
-              <w:t>2</w:t>
+              <w:t>3</w:t>
             </w:r>
             <w:r>
               <w:rPr>
@@ -718,7 +718,7 @@
               <w:lang w:eastAsia="fr-FR"/>
             </w:rPr>
           </w:pPr>
-          <w:hyperlink w:anchor="_Toc242424889" w:history="1">
+          <w:hyperlink w:anchor="_Toc242695051" w:history="1">
             <w:r>
               <w:rPr>
                 <w:rStyle w:val="Lienhypertexte"/>
@@ -741,7 +741,7 @@
                 <w:rStyle w:val="Lienhypertexte"/>
                 <w:noProof/>
               </w:rPr>
-              <w:t>Acteurs secondaires</w:t>
+              <w:t>CA-01.2</w:t>
             </w:r>
             <w:r>
               <w:rPr>
@@ -762,7 +762,7 @@
                 <w:noProof/>
                 <w:webHidden/>
               </w:rPr>
-              <w:instrText xml:space="preserve"> PAGEREF _Toc242424889 \h </w:instrText>
+              <w:instrText xml:space="preserve"> PAGEREF _Toc242695051 \h </w:instrText>
             </w:r>
             <w:r>
               <w:rPr>
@@ -782,7 +782,97 @@
                 <w:noProof/>
                 <w:webHidden/>
               </w:rPr>
-              <w:t>2</w:t>
+              <w:t>3</w:t>
+            </w:r>
+            <w:r>
+              <w:rPr>
+                <w:noProof/>
+                <w:webHidden/>
+              </w:rPr>
+              <w:fldChar w:fldCharType="end"/>
+            </w:r>
+          </w:hyperlink>
+        </w:p>
+        <w:p>
+          <w:pPr>
+            <w:pStyle w:val="TM2"/>
+            <w:tabs>
+              <w:tab w:val="left" w:pos="960"/>
+              <w:tab w:val="right" w:leader="dot" w:pos="9062"/>
+            </w:tabs>
+            <w:rPr>
+              <w:rFonts w:asciiTheme="minorHAnsi" w:eastAsiaTheme="minorEastAsia" w:hAnsiTheme="minorHAnsi"/>
+              <w:noProof/>
+              <w:spacing w:val="0"/>
+              <w:sz w:val="24"/>
+              <w:lang w:eastAsia="fr-FR"/>
+            </w:rPr>
+          </w:pPr>
+          <w:hyperlink w:anchor="_Toc242695052" w:history="1">
+            <w:r>
+              <w:rPr>
+                <w:rStyle w:val="Lienhypertexte"/>
+                <w:noProof/>
+              </w:rPr>
+              <w:t>I. 2.</w:t>
+            </w:r>
+            <w:r>
+              <w:rPr>
+                <w:rFonts w:asciiTheme="minorHAnsi" w:eastAsiaTheme="minorEastAsia" w:hAnsiTheme="minorHAnsi"/>
+                <w:noProof/>
+                <w:spacing w:val="0"/>
+                <w:sz w:val="24"/>
+                <w:lang w:eastAsia="fr-FR"/>
+              </w:rPr>
+              <w:tab/>
+            </w:r>
+            <w:r>
+              <w:rPr>
+                <w:rStyle w:val="Lienhypertexte"/>
+                <w:noProof/>
+              </w:rPr>
+              <w:t>US-02</w:t>
+            </w:r>
+            <w:r>
+              <w:rPr>
+                <w:noProof/>
+                <w:webHidden/>
+              </w:rPr>
+              <w:tab/>
+            </w:r>
+            <w:r>
+              <w:rPr>
+                <w:noProof/>
+                <w:webHidden/>
+              </w:rPr>
+              <w:fldChar w:fldCharType="begin"/>
+            </w:r>
+            <w:r>
+              <w:rPr>
+                <w:noProof/>
+                <w:webHidden/>
+              </w:rPr>
+              <w:instrText xml:space="preserve"> PAGEREF _Toc242695052 \h </w:instrText>
+            </w:r>
+            <w:r>
+              <w:rPr>
+                <w:noProof/>
+                <w:webHidden/>
+              </w:rPr>
+            </w:r>
+            <w:r>
+              <w:rPr>
+                <w:noProof/>
+                <w:webHidden/>
+              </w:rPr>
+              <w:fldChar w:fldCharType="separate"/>
+            </w:r>
+            <w:r>
+              <w:rPr>
+                <w:noProof/>
+                <w:webHidden/>
+              </w:rPr>
+              <w:t>3</w:t>
             </w:r>
             <w:r>
               <w:rPr>
@@ -808,13 +898,13 @@
               <w:lang w:eastAsia="fr-FR"/>
             </w:rPr>
           </w:pPr>
-          <w:hyperlink w:anchor="_Toc242424890" w:history="1">
+          <w:hyperlink w:anchor="_Toc242695053" w:history="1">
             <w:r>
               <w:rPr>
                 <w:rStyle w:val="Lienhypertexte"/>
                 <w:noProof/>
               </w:rPr>
-              <w:t>c.</w:t>
+              <w:t>a.</w:t>
             </w:r>
             <w:r>
               <w:rPr>
@@ -831,7 +921,7 @@
                 <w:rStyle w:val="Lienhypertexte"/>
                 <w:noProof/>
               </w:rPr>
-              <w:t>Intervenants</w:t>
+              <w:t>CA-02.1</w:t>
             </w:r>
             <w:r>
               <w:rPr>
@@ -852,7 +942,7 @@
                 <w:noProof/>
                 <w:webHidden/>
               </w:rPr>
-              <w:instrText xml:space="preserve"> PAGEREF _Toc242424890 \h </w:instrText>
+              <w:instrText xml:space="preserve"> PAGEREF _Toc242695053 \h </w:instrText>
             </w:r>
             <w:r>
               <w:rPr>
@@ -872,7 +962,7 @@
                 <w:noProof/>
                 <w:webHidden/>
               </w:rPr>
-              <w:t>2</w:t>
+              <w:t>3</w:t>
             </w:r>
             <w:r>
               <w:rPr>
@@ -885,8 +975,9 @@
         </w:p>
         <w:p>
           <w:pPr>
-            <w:pStyle w:val="TM2"/>
+            <w:pStyle w:val="TM3"/>
             <w:tabs>
+              <w:tab w:val="left" w:pos="960"/>
               <w:tab w:val="right" w:leader="dot" w:pos="9062"/>
             </w:tabs>
             <w:rPr>
@@ -897,23 +988,40 @@
               <w:lang w:eastAsia="fr-FR"/>
             </w:rPr>
           </w:pPr>
-          <w:hyperlink w:anchor="_Toc242424891" w:history="1">
+          <w:hyperlink w:anchor="_Toc242695054" w:history="1">
             <w:r>
               <w:rPr>
                 <w:rStyle w:val="Lienhypertexte"/>
                 <w:noProof/>
               </w:rPr>
-              <w:t>Étape 3.2 : portée et niveaux</w:t>
-            </w:r>
-            <w:r>
-              <w:rPr>
-                <w:noProof/>
-                <w:webHidden/>
+              <w:t>b.</w:t>
+            </w:r>
+            <w:r>
+              <w:rPr>
+                <w:rFonts w:asciiTheme="minorHAnsi" w:eastAsiaTheme="minorEastAsia" w:hAnsiTheme="minorHAnsi"/>
+                <w:noProof/>
+                <w:spacing w:val="0"/>
+                <w:sz w:val="24"/>
+                <w:lang w:eastAsia="fr-FR"/>
               </w:rPr>
               <w:tab/>
             </w:r>
             <w:r>
               <w:rPr>
+                <w:rStyle w:val="Lienhypertexte"/>
+                <w:noProof/>
+              </w:rPr>
+              <w:t>CA-02.2</w:t>
+            </w:r>
+            <w:r>
+              <w:rPr>
+                <w:noProof/>
+                <w:webHidden/>
+              </w:rPr>
+              <w:tab/>
+            </w:r>
+            <w:r>
+              <w:rPr>
                 <w:noProof/>
                 <w:webHidden/>
               </w:rPr>
@@ -924,7 +1032,7 @@
                 <w:noProof/>
                 <w:webHidden/>
               </w:rPr>
-              <w:instrText xml:space="preserve"> PAGEREF _Toc242424891 \h </w:instrText>
+              <w:instrText xml:space="preserve"> PAGEREF _Toc242695054 \h </w:instrText>
             </w:r>
             <w:r>
               <w:rPr>
@@ -970,13 +1078,13 @@
               <w:lang w:eastAsia="fr-FR"/>
             </w:rPr>
           </w:pPr>
-          <w:hyperlink w:anchor="_Toc242424892" w:history="1">
+          <w:hyperlink w:anchor="_Toc242695055" w:history="1">
             <w:r>
               <w:rPr>
                 <w:rStyle w:val="Lienhypertexte"/>
                 <w:noProof/>
               </w:rPr>
-              <w:t>I. 2.</w:t>
+              <w:t>I. 3.</w:t>
             </w:r>
             <w:r>
               <w:rPr>
@@ -993,7 +1101,7 @@
                 <w:rStyle w:val="Lienhypertexte"/>
                 <w:noProof/>
               </w:rPr>
-              <w:t>Étape 3.3 : CU-01, niveau utilisateur</w:t>
+              <w:t>US-03</w:t>
             </w:r>
             <w:r>
               <w:rPr>
@@ -1014,7 +1122,7 @@
                 <w:noProof/>
                 <w:webHidden/>
               </w:rPr>
-              <w:instrText xml:space="preserve"> PAGEREF _Toc242424892 \h </w:instrText>
+              <w:instrText xml:space="preserve"> PAGEREF _Toc242695055 \h </w:instrText>
             </w:r>
             <w:r>
               <w:rPr>
@@ -1034,7 +1142,187 @@
                 <w:noProof/>
                 <w:webHidden/>
               </w:rPr>
-              <w:t>4</w:t>
+              <w:t>3</w:t>
+            </w:r>
+            <w:r>
+              <w:rPr>
+                <w:noProof/>
+                <w:webHidden/>
+              </w:rPr>
+              <w:fldChar w:fldCharType="end"/>
+            </w:r>
+          </w:hyperlink>
+        </w:p>
+        <w:p>
+          <w:pPr>
+            <w:pStyle w:val="TM3"/>
+            <w:tabs>
+              <w:tab w:val="left" w:pos="960"/>
+              <w:tab w:val="right" w:leader="dot" w:pos="9062"/>
+            </w:tabs>
+            <w:rPr>
+              <w:rFonts w:asciiTheme="minorHAnsi" w:eastAsiaTheme="minorEastAsia" w:hAnsiTheme="minorHAnsi"/>
+              <w:noProof/>
+              <w:spacing w:val="0"/>
+              <w:sz w:val="24"/>
+              <w:lang w:eastAsia="fr-FR"/>
+            </w:rPr>
+          </w:pPr>
+          <w:hyperlink w:anchor="_Toc242695056" w:history="1">
+            <w:r>
+              <w:rPr>
+                <w:rStyle w:val="Lienhypertexte"/>
+                <w:noProof/>
+              </w:rPr>
+              <w:t>a.</w:t>
+            </w:r>
+            <w:r>
+              <w:rPr>
+                <w:rFonts w:asciiTheme="minorHAnsi" w:eastAsiaTheme="minorEastAsia" w:hAnsiTheme="minorHAnsi"/>
+                <w:noProof/>
+                <w:spacing w:val="0"/>
+                <w:sz w:val="24"/>
+                <w:lang w:eastAsia="fr-FR"/>
+              </w:rPr>
+              <w:tab/>
+            </w:r>
+            <w:r>
+              <w:rPr>
+                <w:rStyle w:val="Lienhypertexte"/>
+                <w:noProof/>
+              </w:rPr>
+              <w:t>CA-03.1</w:t>
+            </w:r>
+            <w:r>
+              <w:rPr>
+                <w:noProof/>
+                <w:webHidden/>
+              </w:rPr>
+              <w:tab/>
+            </w:r>
+            <w:r>
+              <w:rPr>
+                <w:noProof/>
+                <w:webHidden/>
+              </w:rPr>
+              <w:fldChar w:fldCharType="begin"/>
+            </w:r>
+            <w:r>
+              <w:rPr>
+                <w:noProof/>
+                <w:webHidden/>
+              </w:rPr>
+              <w:instrText xml:space="preserve"> PAGEREF _Toc242695056 \h </w:instrText>
+            </w:r>
+            <w:r>
+              <w:rPr>
+                <w:noProof/>
+                <w:webHidden/>
+              </w:rPr>
+            </w:r>
+            <w:r>
+              <w:rPr>
+                <w:noProof/>
+                <w:webHidden/>
+              </w:rPr>
+              <w:fldChar w:fldCharType="separate"/>
+            </w:r>
+            <w:r>
+              <w:rPr>
+                <w:noProof/>
+                <w:webHidden/>
+              </w:rPr>
+              <w:t>3</w:t>
+            </w:r>
+            <w:r>
+              <w:rPr>
+                <w:noProof/>
+                <w:webHidden/>
+              </w:rPr>
+              <w:fldChar w:fldCharType="end"/>
+            </w:r>
+          </w:hyperlink>
+        </w:p>
+        <w:p>
+          <w:pPr>
+            <w:pStyle w:val="TM3"/>
+            <w:tabs>
+              <w:tab w:val="left" w:pos="960"/>
+              <w:tab w:val="right" w:leader="dot" w:pos="9062"/>
+            </w:tabs>
+            <w:rPr>
+              <w:rFonts w:asciiTheme="minorHAnsi" w:eastAsiaTheme="minorEastAsia" w:hAnsiTheme="minorHAnsi"/>
+              <w:noProof/>
+              <w:spacing w:val="0"/>
+              <w:sz w:val="24"/>
+              <w:lang w:eastAsia="fr-FR"/>
+            </w:rPr>
+          </w:pPr>
+          <w:hyperlink w:anchor="_Toc242695057" w:history="1">
+            <w:r>
+              <w:rPr>
+                <w:rStyle w:val="Lienhypertexte"/>
+                <w:noProof/>
+              </w:rPr>
+              <w:t>b.</w:t>
+            </w:r>
+            <w:r>
+              <w:rPr>
+                <w:rFonts w:asciiTheme="minorHAnsi" w:eastAsiaTheme="minorEastAsia" w:hAnsiTheme="minorHAnsi"/>
+                <w:noProof/>
+                <w:spacing w:val="0"/>
+                <w:sz w:val="24"/>
+                <w:lang w:eastAsia="fr-FR"/>
+              </w:rPr>
+              <w:tab/>
+            </w:r>
+            <w:r>
+              <w:rPr>
+                <w:rStyle w:val="Lienhypertexte"/>
+                <w:noProof/>
+              </w:rPr>
+              <w:t>CA-03.2</w:t>
+            </w:r>
+            <w:r>
+              <w:rPr>
+                <w:noProof/>
+                <w:webHidden/>
+              </w:rPr>
+              <w:tab/>
+            </w:r>
+            <w:r>
+              <w:rPr>
+                <w:noProof/>
+                <w:webHidden/>
+              </w:rPr>
+              <w:fldChar w:fldCharType="begin"/>
+            </w:r>
+            <w:r>
+              <w:rPr>
+                <w:noProof/>
+                <w:webHidden/>
+              </w:rPr>
+              <w:instrText xml:space="preserve"> PAGEREF _Toc242695057 \h </w:instrText>
+            </w:r>
+            <w:r>
+              <w:rPr>
+                <w:noProof/>
+                <w:webHidden/>
+              </w:rPr>
+            </w:r>
+            <w:r>
+              <w:rPr>
+                <w:noProof/>
+                <w:webHidden/>
+              </w:rPr>
+              <w:fldChar w:fldCharType="separate"/>
+            </w:r>
+            <w:r>
+              <w:rPr>
+                <w:noProof/>
+                <w:webHidden/>
+              </w:rPr>
+              <w:t>3</w:t>
             </w:r>
             <w:r>
               <w:rPr>
@@ -1060,13 +1348,13 @@
               <w:lang w:eastAsia="fr-FR"/>
             </w:rPr>
           </w:pPr>
-          <w:hyperlink w:anchor="_Toc242424893" w:history="1">
+          <w:hyperlink w:anchor="_Toc242695058" w:history="1">
             <w:r>
               <w:rPr>
                 <w:rStyle w:val="Lienhypertexte"/>
                 <w:noProof/>
               </w:rPr>
-              <w:t>I. 3.</w:t>
+              <w:t>I. 4.</w:t>
             </w:r>
             <w:r>
               <w:rPr>
@@ -1083,7 +1371,7 @@
                 <w:rStyle w:val="Lienhypertexte"/>
                 <w:noProof/>
               </w:rPr>
-              <w:t>Étape 3.4 : CU-02, niveau sous-fonction</w:t>
+              <w:t>US-05</w:t>
             </w:r>
             <w:r>
               <w:rPr>
@@ -1104,7 +1392,1537 @@
                 <w:noProof/>
                 <w:webHidden/>
               </w:rPr>
-              <w:instrText xml:space="preserve"> PAGEREF _Toc242424893 \h </w:instrText>
+              <w:instrText xml:space="preserve"> PAGEREF _Toc242695058 \h </w:instrText>
+            </w:r>
+            <w:r>
+              <w:rPr>
+                <w:noProof/>
+                <w:webHidden/>
+              </w:rPr>
+            </w:r>
+            <w:r>
+              <w:rPr>
+                <w:noProof/>
+                <w:webHidden/>
+              </w:rPr>
+              <w:fldChar w:fldCharType="separate"/>
+            </w:r>
+            <w:r>
+              <w:rPr>
+                <w:noProof/>
+                <w:webHidden/>
+              </w:rPr>
+              <w:t>3</w:t>
+            </w:r>
+            <w:r>
+              <w:rPr>
+                <w:noProof/>
+                <w:webHidden/>
+              </w:rPr>
+              <w:fldChar w:fldCharType="end"/>
+            </w:r>
+          </w:hyperlink>
+        </w:p>
+        <w:p>
+          <w:pPr>
+            <w:pStyle w:val="TM3"/>
+            <w:tabs>
+              <w:tab w:val="left" w:pos="960"/>
+              <w:tab w:val="right" w:leader="dot" w:pos="9062"/>
+            </w:tabs>
+            <w:rPr>
+              <w:rFonts w:asciiTheme="minorHAnsi" w:eastAsiaTheme="minorEastAsia" w:hAnsiTheme="minorHAnsi"/>
+              <w:noProof/>
+              <w:spacing w:val="0"/>
+              <w:sz w:val="24"/>
+              <w:lang w:eastAsia="fr-FR"/>
+            </w:rPr>
+          </w:pPr>
+          <w:hyperlink w:anchor="_Toc242695059" w:history="1">
+            <w:r>
+              <w:rPr>
+                <w:rStyle w:val="Lienhypertexte"/>
+                <w:noProof/>
+              </w:rPr>
+              <w:t>a.</w:t>
+            </w:r>
+            <w:r>
+              <w:rPr>
+                <w:rFonts w:asciiTheme="minorHAnsi" w:eastAsiaTheme="minorEastAsia" w:hAnsiTheme="minorHAnsi"/>
+                <w:noProof/>
+                <w:spacing w:val="0"/>
+                <w:sz w:val="24"/>
+                <w:lang w:eastAsia="fr-FR"/>
+              </w:rPr>
+              <w:tab/>
+            </w:r>
+            <w:r>
+              <w:rPr>
+                <w:rStyle w:val="Lienhypertexte"/>
+                <w:noProof/>
+              </w:rPr>
+              <w:t>CA-05.1</w:t>
+            </w:r>
+            <w:r>
+              <w:rPr>
+                <w:noProof/>
+                <w:webHidden/>
+              </w:rPr>
+              <w:tab/>
+            </w:r>
+            <w:r>
+              <w:rPr>
+                <w:noProof/>
+                <w:webHidden/>
+              </w:rPr>
+              <w:fldChar w:fldCharType="begin"/>
+            </w:r>
+            <w:r>
+              <w:rPr>
+                <w:noProof/>
+                <w:webHidden/>
+              </w:rPr>
+              <w:instrText xml:space="preserve"> PAGEREF _Toc242695059 \h </w:instrText>
+            </w:r>
+            <w:r>
+              <w:rPr>
+                <w:noProof/>
+                <w:webHidden/>
+              </w:rPr>
+            </w:r>
+            <w:r>
+              <w:rPr>
+                <w:noProof/>
+                <w:webHidden/>
+              </w:rPr>
+              <w:fldChar w:fldCharType="separate"/>
+            </w:r>
+            <w:r>
+              <w:rPr>
+                <w:noProof/>
+                <w:webHidden/>
+              </w:rPr>
+              <w:t>3</w:t>
+            </w:r>
+            <w:r>
+              <w:rPr>
+                <w:noProof/>
+                <w:webHidden/>
+              </w:rPr>
+              <w:fldChar w:fldCharType="end"/>
+            </w:r>
+          </w:hyperlink>
+        </w:p>
+        <w:p>
+          <w:pPr>
+            <w:pStyle w:val="TM3"/>
+            <w:tabs>
+              <w:tab w:val="left" w:pos="960"/>
+              <w:tab w:val="right" w:leader="dot" w:pos="9062"/>
+            </w:tabs>
+            <w:rPr>
+              <w:rFonts w:asciiTheme="minorHAnsi" w:eastAsiaTheme="minorEastAsia" w:hAnsiTheme="minorHAnsi"/>
+              <w:noProof/>
+              <w:spacing w:val="0"/>
+              <w:sz w:val="24"/>
+              <w:lang w:eastAsia="fr-FR"/>
+            </w:rPr>
+          </w:pPr>
+          <w:hyperlink w:anchor="_Toc242695060" w:history="1">
+            <w:r>
+              <w:rPr>
+                <w:rStyle w:val="Lienhypertexte"/>
+                <w:noProof/>
+              </w:rPr>
+              <w:t>b.</w:t>
+            </w:r>
+            <w:r>
+              <w:rPr>
+                <w:rFonts w:asciiTheme="minorHAnsi" w:eastAsiaTheme="minorEastAsia" w:hAnsiTheme="minorHAnsi"/>
+                <w:noProof/>
+                <w:spacing w:val="0"/>
+                <w:sz w:val="24"/>
+                <w:lang w:eastAsia="fr-FR"/>
+              </w:rPr>
+              <w:tab/>
+            </w:r>
+            <w:r>
+              <w:rPr>
+                <w:rStyle w:val="Lienhypertexte"/>
+                <w:noProof/>
+              </w:rPr>
+              <w:t>CA-05.2</w:t>
+            </w:r>
+            <w:r>
+              <w:rPr>
+                <w:noProof/>
+                <w:webHidden/>
+              </w:rPr>
+              <w:tab/>
+            </w:r>
+            <w:r>
+              <w:rPr>
+                <w:noProof/>
+                <w:webHidden/>
+              </w:rPr>
+              <w:fldChar w:fldCharType="begin"/>
+            </w:r>
+            <w:r>
+              <w:rPr>
+                <w:noProof/>
+                <w:webHidden/>
+              </w:rPr>
+              <w:instrText xml:space="preserve"> PAGEREF _Toc242695060 \h </w:instrText>
+            </w:r>
+            <w:r>
+              <w:rPr>
+                <w:noProof/>
+                <w:webHidden/>
+              </w:rPr>
+            </w:r>
+            <w:r>
+              <w:rPr>
+                <w:noProof/>
+                <w:webHidden/>
+              </w:rPr>
+              <w:fldChar w:fldCharType="separate"/>
+            </w:r>
+            <w:r>
+              <w:rPr>
+                <w:noProof/>
+                <w:webHidden/>
+              </w:rPr>
+              <w:t>3</w:t>
+            </w:r>
+            <w:r>
+              <w:rPr>
+                <w:noProof/>
+                <w:webHidden/>
+              </w:rPr>
+              <w:fldChar w:fldCharType="end"/>
+            </w:r>
+          </w:hyperlink>
+        </w:p>
+        <w:p>
+          <w:pPr>
+            <w:pStyle w:val="TM2"/>
+            <w:tabs>
+              <w:tab w:val="left" w:pos="960"/>
+              <w:tab w:val="right" w:leader="dot" w:pos="9062"/>
+            </w:tabs>
+            <w:rPr>
+              <w:rFonts w:asciiTheme="minorHAnsi" w:eastAsiaTheme="minorEastAsia" w:hAnsiTheme="minorHAnsi"/>
+              <w:noProof/>
+              <w:spacing w:val="0"/>
+              <w:sz w:val="24"/>
+              <w:lang w:eastAsia="fr-FR"/>
+            </w:rPr>
+          </w:pPr>
+          <w:hyperlink w:anchor="_Toc242695061" w:history="1">
+            <w:r>
+              <w:rPr>
+                <w:rStyle w:val="Lienhypertexte"/>
+                <w:noProof/>
+              </w:rPr>
+              <w:t>I. 5.</w:t>
+            </w:r>
+            <w:r>
+              <w:rPr>
+                <w:rFonts w:asciiTheme="minorHAnsi" w:eastAsiaTheme="minorEastAsia" w:hAnsiTheme="minorHAnsi"/>
+                <w:noProof/>
+                <w:spacing w:val="0"/>
+                <w:sz w:val="24"/>
+                <w:lang w:eastAsia="fr-FR"/>
+              </w:rPr>
+              <w:tab/>
+            </w:r>
+            <w:r>
+              <w:rPr>
+                <w:rStyle w:val="Lienhypertexte"/>
+                <w:noProof/>
+              </w:rPr>
+              <w:t>US-06</w:t>
+            </w:r>
+            <w:r>
+              <w:rPr>
+                <w:noProof/>
+                <w:webHidden/>
+              </w:rPr>
+              <w:tab/>
+            </w:r>
+            <w:r>
+              <w:rPr>
+                <w:noProof/>
+                <w:webHidden/>
+              </w:rPr>
+              <w:fldChar w:fldCharType="begin"/>
+            </w:r>
+            <w:r>
+              <w:rPr>
+                <w:noProof/>
+                <w:webHidden/>
+              </w:rPr>
+              <w:instrText xml:space="preserve"> PAGEREF _Toc242695061 \h </w:instrText>
+            </w:r>
+            <w:r>
+              <w:rPr>
+                <w:noProof/>
+                <w:webHidden/>
+              </w:rPr>
+            </w:r>
+            <w:r>
+              <w:rPr>
+                <w:noProof/>
+                <w:webHidden/>
+              </w:rPr>
+              <w:fldChar w:fldCharType="separate"/>
+            </w:r>
+            <w:r>
+              <w:rPr>
+                <w:noProof/>
+                <w:webHidden/>
+              </w:rPr>
+              <w:t>4</w:t>
+            </w:r>
+            <w:r>
+              <w:rPr>
+                <w:noProof/>
+                <w:webHidden/>
+              </w:rPr>
+              <w:fldChar w:fldCharType="end"/>
+            </w:r>
+          </w:hyperlink>
+        </w:p>
+        <w:p>
+          <w:pPr>
+            <w:pStyle w:val="TM3"/>
+            <w:tabs>
+              <w:tab w:val="left" w:pos="960"/>
+              <w:tab w:val="right" w:leader="dot" w:pos="9062"/>
+            </w:tabs>
+            <w:rPr>
+              <w:rFonts w:asciiTheme="minorHAnsi" w:eastAsiaTheme="minorEastAsia" w:hAnsiTheme="minorHAnsi"/>
+              <w:noProof/>
+              <w:spacing w:val="0"/>
+              <w:sz w:val="24"/>
+              <w:lang w:eastAsia="fr-FR"/>
+            </w:rPr>
+          </w:pPr>
+          <w:hyperlink w:anchor="_Toc242695062" w:history="1">
+            <w:r>
+              <w:rPr>
+                <w:rStyle w:val="Lienhypertexte"/>
+                <w:noProof/>
+              </w:rPr>
+              <w:t>a.</w:t>
+            </w:r>
+            <w:r>
+              <w:rPr>
+                <w:rFonts w:asciiTheme="minorHAnsi" w:eastAsiaTheme="minorEastAsia" w:hAnsiTheme="minorHAnsi"/>
+                <w:noProof/>
+                <w:spacing w:val="0"/>
+                <w:sz w:val="24"/>
+                <w:lang w:eastAsia="fr-FR"/>
+              </w:rPr>
+              <w:tab/>
+            </w:r>
+            <w:r>
+              <w:rPr>
+                <w:rStyle w:val="Lienhypertexte"/>
+                <w:noProof/>
+              </w:rPr>
+              <w:t>CA-06.1</w:t>
+            </w:r>
+            <w:r>
+              <w:rPr>
+                <w:noProof/>
+                <w:webHidden/>
+              </w:rPr>
+              <w:tab/>
+            </w:r>
+            <w:r>
+              <w:rPr>
+                <w:noProof/>
+                <w:webHidden/>
+              </w:rPr>
+              <w:fldChar w:fldCharType="begin"/>
+            </w:r>
+            <w:r>
+              <w:rPr>
+                <w:noProof/>
+                <w:webHidden/>
+              </w:rPr>
+              <w:instrText xml:space="preserve"> PAGEREF _Toc242695062 \h </w:instrText>
+            </w:r>
+            <w:r>
+              <w:rPr>
+                <w:noProof/>
+                <w:webHidden/>
+              </w:rPr>
+            </w:r>
+            <w:r>
+              <w:rPr>
+                <w:noProof/>
+                <w:webHidden/>
+              </w:rPr>
+              <w:fldChar w:fldCharType="separate"/>
+            </w:r>
+            <w:r>
+              <w:rPr>
+                <w:noProof/>
+                <w:webHidden/>
+              </w:rPr>
+              <w:t>4</w:t>
+            </w:r>
+            <w:r>
+              <w:rPr>
+                <w:noProof/>
+                <w:webHidden/>
+              </w:rPr>
+              <w:fldChar w:fldCharType="end"/>
+            </w:r>
+          </w:hyperlink>
+        </w:p>
+        <w:p>
+          <w:pPr>
+            <w:pStyle w:val="TM3"/>
+            <w:tabs>
+              <w:tab w:val="left" w:pos="960"/>
+              <w:tab w:val="right" w:leader="dot" w:pos="9062"/>
+            </w:tabs>
+            <w:rPr>
+              <w:rFonts w:asciiTheme="minorHAnsi" w:eastAsiaTheme="minorEastAsia" w:hAnsiTheme="minorHAnsi"/>
+              <w:noProof/>
+              <w:spacing w:val="0"/>
+              <w:sz w:val="24"/>
+              <w:lang w:eastAsia="fr-FR"/>
+            </w:rPr>
+          </w:pPr>
+          <w:hyperlink w:anchor="_Toc242695063" w:history="1">
+            <w:r>
+              <w:rPr>
+                <w:rStyle w:val="Lienhypertexte"/>
+                <w:noProof/>
+              </w:rPr>
+              <w:t>b.</w:t>
+            </w:r>
+            <w:r>
+              <w:rPr>
+                <w:rFonts w:asciiTheme="minorHAnsi" w:eastAsiaTheme="minorEastAsia" w:hAnsiTheme="minorHAnsi"/>
+                <w:noProof/>
+                <w:spacing w:val="0"/>
+                <w:sz w:val="24"/>
+                <w:lang w:eastAsia="fr-FR"/>
+              </w:rPr>
+              <w:tab/>
+            </w:r>
+            <w:r>
+              <w:rPr>
+                <w:rStyle w:val="Lienhypertexte"/>
+                <w:noProof/>
+              </w:rPr>
+              <w:t>CA-06.2</w:t>
+            </w:r>
+            <w:r>
+              <w:rPr>
+                <w:noProof/>
+                <w:webHidden/>
+              </w:rPr>
+              <w:tab/>
+            </w:r>
+            <w:r>
+              <w:rPr>
+                <w:noProof/>
+                <w:webHidden/>
+              </w:rPr>
+              <w:fldChar w:fldCharType="begin"/>
+            </w:r>
+            <w:r>
+              <w:rPr>
+                <w:noProof/>
+                <w:webHidden/>
+              </w:rPr>
+              <w:instrText xml:space="preserve"> PAGEREF _Toc242695063 \h </w:instrText>
+            </w:r>
+            <w:r>
+              <w:rPr>
+                <w:noProof/>
+                <w:webHidden/>
+              </w:rPr>
+            </w:r>
+            <w:r>
+              <w:rPr>
+                <w:noProof/>
+                <w:webHidden/>
+              </w:rPr>
+              <w:fldChar w:fldCharType="separate"/>
+            </w:r>
+            <w:r>
+              <w:rPr>
+                <w:noProof/>
+                <w:webHidden/>
+              </w:rPr>
+              <w:t>4</w:t>
+            </w:r>
+            <w:r>
+              <w:rPr>
+                <w:noProof/>
+                <w:webHidden/>
+              </w:rPr>
+              <w:fldChar w:fldCharType="end"/>
+            </w:r>
+          </w:hyperlink>
+        </w:p>
+        <w:p>
+          <w:pPr>
+            <w:pStyle w:val="TM2"/>
+            <w:tabs>
+              <w:tab w:val="left" w:pos="960"/>
+              <w:tab w:val="right" w:leader="dot" w:pos="9062"/>
+            </w:tabs>
+            <w:rPr>
+              <w:rFonts w:asciiTheme="minorHAnsi" w:eastAsiaTheme="minorEastAsia" w:hAnsiTheme="minorHAnsi"/>
+              <w:noProof/>
+              <w:spacing w:val="0"/>
+              <w:sz w:val="24"/>
+              <w:lang w:eastAsia="fr-FR"/>
+            </w:rPr>
+          </w:pPr>
+          <w:hyperlink w:anchor="_Toc242695064" w:history="1">
+            <w:r>
+              <w:rPr>
+                <w:rStyle w:val="Lienhypertexte"/>
+                <w:noProof/>
+              </w:rPr>
+              <w:t>I. 6.</w:t>
+            </w:r>
+            <w:r>
+              <w:rPr>
+                <w:rFonts w:asciiTheme="minorHAnsi" w:eastAsiaTheme="minorEastAsia" w:hAnsiTheme="minorHAnsi"/>
+                <w:noProof/>
+                <w:spacing w:val="0"/>
+                <w:sz w:val="24"/>
+                <w:lang w:eastAsia="fr-FR"/>
+              </w:rPr>
+              <w:tab/>
+            </w:r>
+            <w:r>
+              <w:rPr>
+                <w:rStyle w:val="Lienhypertexte"/>
+                <w:noProof/>
+              </w:rPr>
+              <w:t>US-07</w:t>
+            </w:r>
+            <w:r>
+              <w:rPr>
+                <w:noProof/>
+                <w:webHidden/>
+              </w:rPr>
+              <w:tab/>
+            </w:r>
+            <w:r>
+              <w:rPr>
+                <w:noProof/>
+                <w:webHidden/>
+              </w:rPr>
+              <w:fldChar w:fldCharType="begin"/>
+            </w:r>
+            <w:r>
+              <w:rPr>
+                <w:noProof/>
+                <w:webHidden/>
+              </w:rPr>
+              <w:instrText xml:space="preserve"> PAGEREF _Toc242695064 \h </w:instrText>
+            </w:r>
+            <w:r>
+              <w:rPr>
+                <w:noProof/>
+                <w:webHidden/>
+              </w:rPr>
+            </w:r>
+            <w:r>
+              <w:rPr>
+                <w:noProof/>
+                <w:webHidden/>
+              </w:rPr>
+              <w:fldChar w:fldCharType="separate"/>
+            </w:r>
+            <w:r>
+              <w:rPr>
+                <w:noProof/>
+                <w:webHidden/>
+              </w:rPr>
+              <w:t>4</w:t>
+            </w:r>
+            <w:r>
+              <w:rPr>
+                <w:noProof/>
+                <w:webHidden/>
+              </w:rPr>
+              <w:fldChar w:fldCharType="end"/>
+            </w:r>
+          </w:hyperlink>
+        </w:p>
+        <w:p>
+          <w:pPr>
+            <w:pStyle w:val="TM3"/>
+            <w:tabs>
+              <w:tab w:val="left" w:pos="960"/>
+              <w:tab w:val="right" w:leader="dot" w:pos="9062"/>
+            </w:tabs>
+            <w:rPr>
+              <w:rFonts w:asciiTheme="minorHAnsi" w:eastAsiaTheme="minorEastAsia" w:hAnsiTheme="minorHAnsi"/>
+              <w:noProof/>
+              <w:spacing w:val="0"/>
+              <w:sz w:val="24"/>
+              <w:lang w:eastAsia="fr-FR"/>
+            </w:rPr>
+          </w:pPr>
+          <w:hyperlink w:anchor="_Toc242695065" w:history="1">
+            <w:r>
+              <w:rPr>
+                <w:rStyle w:val="Lienhypertexte"/>
+                <w:noProof/>
+              </w:rPr>
+              <w:t>a.</w:t>
+            </w:r>
+            <w:r>
+              <w:rPr>
+                <w:rFonts w:asciiTheme="minorHAnsi" w:eastAsiaTheme="minorEastAsia" w:hAnsiTheme="minorHAnsi"/>
+                <w:noProof/>
+                <w:spacing w:val="0"/>
+                <w:sz w:val="24"/>
+                <w:lang w:eastAsia="fr-FR"/>
+              </w:rPr>
+              <w:tab/>
+            </w:r>
+            <w:r>
+              <w:rPr>
+                <w:rStyle w:val="Lienhypertexte"/>
+                <w:noProof/>
+              </w:rPr>
+              <w:t>CA-07.1</w:t>
+            </w:r>
+            <w:r>
+              <w:rPr>
+                <w:noProof/>
+                <w:webHidden/>
+              </w:rPr>
+              <w:tab/>
+            </w:r>
+            <w:r>
+              <w:rPr>
+                <w:noProof/>
+                <w:webHidden/>
+              </w:rPr>
+              <w:fldChar w:fldCharType="begin"/>
+            </w:r>
+            <w:r>
+              <w:rPr>
+                <w:noProof/>
+                <w:webHidden/>
+              </w:rPr>
+              <w:instrText xml:space="preserve"> PAGEREF _Toc242695065 \h </w:instrText>
+            </w:r>
+            <w:r>
+              <w:rPr>
+                <w:noProof/>
+                <w:webHidden/>
+              </w:rPr>
+            </w:r>
+            <w:r>
+              <w:rPr>
+                <w:noProof/>
+                <w:webHidden/>
+              </w:rPr>
+              <w:fldChar w:fldCharType="separate"/>
+            </w:r>
+            <w:r>
+              <w:rPr>
+                <w:noProof/>
+                <w:webHidden/>
+              </w:rPr>
+              <w:t>4</w:t>
+            </w:r>
+            <w:r>
+              <w:rPr>
+                <w:noProof/>
+                <w:webHidden/>
+              </w:rPr>
+              <w:fldChar w:fldCharType="end"/>
+            </w:r>
+          </w:hyperlink>
+        </w:p>
+        <w:p>
+          <w:pPr>
+            <w:pStyle w:val="TM2"/>
+            <w:tabs>
+              <w:tab w:val="left" w:pos="960"/>
+              <w:tab w:val="right" w:leader="dot" w:pos="9062"/>
+            </w:tabs>
+            <w:rPr>
+              <w:rFonts w:asciiTheme="minorHAnsi" w:eastAsiaTheme="minorEastAsia" w:hAnsiTheme="minorHAnsi"/>
+              <w:noProof/>
+              <w:spacing w:val="0"/>
+              <w:sz w:val="24"/>
+              <w:lang w:eastAsia="fr-FR"/>
+            </w:rPr>
+          </w:pPr>
+          <w:hyperlink w:anchor="_Toc242695066" w:history="1">
+            <w:r>
+              <w:rPr>
+                <w:rStyle w:val="Lienhypertexte"/>
+                <w:noProof/>
+              </w:rPr>
+              <w:t>I. 7.</w:t>
+            </w:r>
+            <w:r>
+              <w:rPr>
+                <w:rFonts w:asciiTheme="minorHAnsi" w:eastAsiaTheme="minorEastAsia" w:hAnsiTheme="minorHAnsi"/>
+                <w:noProof/>
+                <w:spacing w:val="0"/>
+                <w:sz w:val="24"/>
+                <w:lang w:eastAsia="fr-FR"/>
+              </w:rPr>
+              <w:tab/>
+            </w:r>
+            <w:r>
+              <w:rPr>
+                <w:rStyle w:val="Lienhypertexte"/>
+                <w:noProof/>
+              </w:rPr>
+              <w:t>US-09</w:t>
+            </w:r>
+            <w:r>
+              <w:rPr>
+                <w:noProof/>
+                <w:webHidden/>
+              </w:rPr>
+              <w:tab/>
+            </w:r>
+            <w:r>
+              <w:rPr>
+                <w:noProof/>
+                <w:webHidden/>
+              </w:rPr>
+              <w:fldChar w:fldCharType="begin"/>
+            </w:r>
+            <w:r>
+              <w:rPr>
+                <w:noProof/>
+                <w:webHidden/>
+              </w:rPr>
+              <w:instrText xml:space="preserve"> PAGEREF _Toc242695066 \h </w:instrText>
+            </w:r>
+            <w:r>
+              <w:rPr>
+                <w:noProof/>
+                <w:webHidden/>
+              </w:rPr>
+            </w:r>
+            <w:r>
+              <w:rPr>
+                <w:noProof/>
+                <w:webHidden/>
+              </w:rPr>
+              <w:fldChar w:fldCharType="separate"/>
+            </w:r>
+            <w:r>
+              <w:rPr>
+                <w:noProof/>
+                <w:webHidden/>
+              </w:rPr>
+              <w:t>4</w:t>
+            </w:r>
+            <w:r>
+              <w:rPr>
+                <w:noProof/>
+                <w:webHidden/>
+              </w:rPr>
+              <w:fldChar w:fldCharType="end"/>
+            </w:r>
+          </w:hyperlink>
+        </w:p>
+        <w:p>
+          <w:pPr>
+            <w:pStyle w:val="TM3"/>
+            <w:tabs>
+              <w:tab w:val="left" w:pos="960"/>
+              <w:tab w:val="right" w:leader="dot" w:pos="9062"/>
+            </w:tabs>
+            <w:rPr>
+              <w:rFonts w:asciiTheme="minorHAnsi" w:eastAsiaTheme="minorEastAsia" w:hAnsiTheme="minorHAnsi"/>
+              <w:noProof/>
+              <w:spacing w:val="0"/>
+              <w:sz w:val="24"/>
+              <w:lang w:eastAsia="fr-FR"/>
+            </w:rPr>
+          </w:pPr>
+          <w:hyperlink w:anchor="_Toc242695067" w:history="1">
+            <w:r>
+              <w:rPr>
+                <w:rStyle w:val="Lienhypertexte"/>
+                <w:noProof/>
+              </w:rPr>
+              <w:t>a.</w:t>
+            </w:r>
+            <w:r>
+              <w:rPr>
+                <w:rFonts w:asciiTheme="minorHAnsi" w:eastAsiaTheme="minorEastAsia" w:hAnsiTheme="minorHAnsi"/>
+                <w:noProof/>
+                <w:spacing w:val="0"/>
+                <w:sz w:val="24"/>
+                <w:lang w:eastAsia="fr-FR"/>
+              </w:rPr>
+              <w:tab/>
+            </w:r>
+            <w:r>
+              <w:rPr>
+                <w:rStyle w:val="Lienhypertexte"/>
+                <w:noProof/>
+              </w:rPr>
+              <w:t>CA-09.1</w:t>
+            </w:r>
+            <w:r>
+              <w:rPr>
+                <w:noProof/>
+                <w:webHidden/>
+              </w:rPr>
+              <w:tab/>
+            </w:r>
+            <w:r>
+              <w:rPr>
+                <w:noProof/>
+                <w:webHidden/>
+              </w:rPr>
+              <w:fldChar w:fldCharType="begin"/>
+            </w:r>
+            <w:r>
+              <w:rPr>
+                <w:noProof/>
+                <w:webHidden/>
+              </w:rPr>
+              <w:instrText xml:space="preserve"> PAGEREF _Toc242695067 \h </w:instrText>
+            </w:r>
+            <w:r>
+              <w:rPr>
+                <w:noProof/>
+                <w:webHidden/>
+              </w:rPr>
+            </w:r>
+            <w:r>
+              <w:rPr>
+                <w:noProof/>
+                <w:webHidden/>
+              </w:rPr>
+              <w:fldChar w:fldCharType="separate"/>
+            </w:r>
+            <w:r>
+              <w:rPr>
+                <w:noProof/>
+                <w:webHidden/>
+              </w:rPr>
+              <w:t>4</w:t>
+            </w:r>
+            <w:r>
+              <w:rPr>
+                <w:noProof/>
+                <w:webHidden/>
+              </w:rPr>
+              <w:fldChar w:fldCharType="end"/>
+            </w:r>
+          </w:hyperlink>
+        </w:p>
+        <w:p>
+          <w:pPr>
+            <w:pStyle w:val="TM2"/>
+            <w:tabs>
+              <w:tab w:val="left" w:pos="960"/>
+              <w:tab w:val="right" w:leader="dot" w:pos="9062"/>
+            </w:tabs>
+            <w:rPr>
+              <w:rFonts w:asciiTheme="minorHAnsi" w:eastAsiaTheme="minorEastAsia" w:hAnsiTheme="minorHAnsi"/>
+              <w:noProof/>
+              <w:spacing w:val="0"/>
+              <w:sz w:val="24"/>
+              <w:lang w:eastAsia="fr-FR"/>
+            </w:rPr>
+          </w:pPr>
+          <w:hyperlink w:anchor="_Toc242695068" w:history="1">
+            <w:r>
+              <w:rPr>
+                <w:rStyle w:val="Lienhypertexte"/>
+                <w:noProof/>
+              </w:rPr>
+              <w:t>I. 8.</w:t>
+            </w:r>
+            <w:r>
+              <w:rPr>
+                <w:rFonts w:asciiTheme="minorHAnsi" w:eastAsiaTheme="minorEastAsia" w:hAnsiTheme="minorHAnsi"/>
+                <w:noProof/>
+                <w:spacing w:val="0"/>
+                <w:sz w:val="24"/>
+                <w:lang w:eastAsia="fr-FR"/>
+              </w:rPr>
+              <w:tab/>
+            </w:r>
+            <w:r>
+              <w:rPr>
+                <w:rStyle w:val="Lienhypertexte"/>
+                <w:noProof/>
+              </w:rPr>
+              <w:t>US-10</w:t>
+            </w:r>
+            <w:r>
+              <w:rPr>
+                <w:noProof/>
+                <w:webHidden/>
+              </w:rPr>
+              <w:tab/>
+            </w:r>
+            <w:r>
+              <w:rPr>
+                <w:noProof/>
+                <w:webHidden/>
+              </w:rPr>
+              <w:fldChar w:fldCharType="begin"/>
+            </w:r>
+            <w:r>
+              <w:rPr>
+                <w:noProof/>
+                <w:webHidden/>
+              </w:rPr>
+              <w:instrText xml:space="preserve"> PAGEREF _Toc242695068 \h </w:instrText>
+            </w:r>
+            <w:r>
+              <w:rPr>
+                <w:noProof/>
+                <w:webHidden/>
+              </w:rPr>
+            </w:r>
+            <w:r>
+              <w:rPr>
+                <w:noProof/>
+                <w:webHidden/>
+              </w:rPr>
+              <w:fldChar w:fldCharType="separate"/>
+            </w:r>
+            <w:r>
+              <w:rPr>
+                <w:noProof/>
+                <w:webHidden/>
+              </w:rPr>
+              <w:t>4</w:t>
+            </w:r>
+            <w:r>
+              <w:rPr>
+                <w:noProof/>
+                <w:webHidden/>
+              </w:rPr>
+              <w:fldChar w:fldCharType="end"/>
+            </w:r>
+          </w:hyperlink>
+        </w:p>
+        <w:p>
+          <w:pPr>
+            <w:pStyle w:val="TM3"/>
+            <w:tabs>
+              <w:tab w:val="left" w:pos="960"/>
+              <w:tab w:val="right" w:leader="dot" w:pos="9062"/>
+            </w:tabs>
+            <w:rPr>
+              <w:rFonts w:asciiTheme="minorHAnsi" w:eastAsiaTheme="minorEastAsia" w:hAnsiTheme="minorHAnsi"/>
+              <w:noProof/>
+              <w:spacing w:val="0"/>
+              <w:sz w:val="24"/>
+              <w:lang w:eastAsia="fr-FR"/>
+            </w:rPr>
+          </w:pPr>
+          <w:hyperlink w:anchor="_Toc242695069" w:history="1">
+            <w:r>
+              <w:rPr>
+                <w:rStyle w:val="Lienhypertexte"/>
+                <w:noProof/>
+              </w:rPr>
+              <w:t>a.</w:t>
+            </w:r>
+            <w:r>
+              <w:rPr>
+                <w:rFonts w:asciiTheme="minorHAnsi" w:eastAsiaTheme="minorEastAsia" w:hAnsiTheme="minorHAnsi"/>
+                <w:noProof/>
+                <w:spacing w:val="0"/>
+                <w:sz w:val="24"/>
+                <w:lang w:eastAsia="fr-FR"/>
+              </w:rPr>
+              <w:tab/>
+            </w:r>
+            <w:r>
+              <w:rPr>
+                <w:rStyle w:val="Lienhypertexte"/>
+                <w:noProof/>
+              </w:rPr>
+              <w:t>CA-10.1</w:t>
+            </w:r>
+            <w:r>
+              <w:rPr>
+                <w:noProof/>
+                <w:webHidden/>
+              </w:rPr>
+              <w:tab/>
+            </w:r>
+            <w:r>
+              <w:rPr>
+                <w:noProof/>
+                <w:webHidden/>
+              </w:rPr>
+              <w:fldChar w:fldCharType="begin"/>
+            </w:r>
+            <w:r>
+              <w:rPr>
+                <w:noProof/>
+                <w:webHidden/>
+              </w:rPr>
+              <w:instrText xml:space="preserve"> PAGEREF _Toc242695069 \h </w:instrText>
+            </w:r>
+            <w:r>
+              <w:rPr>
+                <w:noProof/>
+                <w:webHidden/>
+              </w:rPr>
+            </w:r>
+            <w:r>
+              <w:rPr>
+                <w:noProof/>
+                <w:webHidden/>
+              </w:rPr>
+              <w:fldChar w:fldCharType="separate"/>
+            </w:r>
+            <w:r>
+              <w:rPr>
+                <w:noProof/>
+                <w:webHidden/>
+              </w:rPr>
+              <w:t>4</w:t>
+            </w:r>
+            <w:r>
+              <w:rPr>
+                <w:noProof/>
+                <w:webHidden/>
+              </w:rPr>
+              <w:fldChar w:fldCharType="end"/>
+            </w:r>
+          </w:hyperlink>
+        </w:p>
+        <w:p>
+          <w:pPr>
+            <w:pStyle w:val="TM3"/>
+            <w:tabs>
+              <w:tab w:val="left" w:pos="960"/>
+              <w:tab w:val="right" w:leader="dot" w:pos="9062"/>
+            </w:tabs>
+            <w:rPr>
+              <w:rFonts w:asciiTheme="minorHAnsi" w:eastAsiaTheme="minorEastAsia" w:hAnsiTheme="minorHAnsi"/>
+              <w:noProof/>
+              <w:spacing w:val="0"/>
+              <w:sz w:val="24"/>
+              <w:lang w:eastAsia="fr-FR"/>
+            </w:rPr>
+          </w:pPr>
+          <w:hyperlink w:anchor="_Toc242695070" w:history="1">
+            <w:r>
+              <w:rPr>
+                <w:rStyle w:val="Lienhypertexte"/>
+                <w:noProof/>
+              </w:rPr>
+              <w:t>b.</w:t>
+            </w:r>
+            <w:r>
+              <w:rPr>
+                <w:rFonts w:asciiTheme="minorHAnsi" w:eastAsiaTheme="minorEastAsia" w:hAnsiTheme="minorHAnsi"/>
+                <w:noProof/>
+                <w:spacing w:val="0"/>
+                <w:sz w:val="24"/>
+                <w:lang w:eastAsia="fr-FR"/>
+              </w:rPr>
+              <w:tab/>
+            </w:r>
+            <w:r>
+              <w:rPr>
+                <w:rStyle w:val="Lienhypertexte"/>
+                <w:noProof/>
+              </w:rPr>
+              <w:t>CA-10.2</w:t>
+            </w:r>
+            <w:r>
+              <w:rPr>
+                <w:noProof/>
+                <w:webHidden/>
+              </w:rPr>
+              <w:tab/>
+            </w:r>
+            <w:r>
+              <w:rPr>
+                <w:noProof/>
+                <w:webHidden/>
+              </w:rPr>
+              <w:fldChar w:fldCharType="begin"/>
+            </w:r>
+            <w:r>
+              <w:rPr>
+                <w:noProof/>
+                <w:webHidden/>
+              </w:rPr>
+              <w:instrText xml:space="preserve"> PAGEREF _Toc242695070 \h </w:instrText>
+            </w:r>
+            <w:r>
+              <w:rPr>
+                <w:noProof/>
+                <w:webHidden/>
+              </w:rPr>
+            </w:r>
+            <w:r>
+              <w:rPr>
+                <w:noProof/>
+                <w:webHidden/>
+              </w:rPr>
+              <w:fldChar w:fldCharType="separate"/>
+            </w:r>
+            <w:r>
+              <w:rPr>
+                <w:noProof/>
+                <w:webHidden/>
+              </w:rPr>
+              <w:t>4</w:t>
+            </w:r>
+            <w:r>
+              <w:rPr>
+                <w:noProof/>
+                <w:webHidden/>
+              </w:rPr>
+              <w:fldChar w:fldCharType="end"/>
+            </w:r>
+          </w:hyperlink>
+        </w:p>
+        <w:p>
+          <w:pPr>
+            <w:pStyle w:val="TM2"/>
+            <w:tabs>
+              <w:tab w:val="left" w:pos="960"/>
+              <w:tab w:val="right" w:leader="dot" w:pos="9062"/>
+            </w:tabs>
+            <w:rPr>
+              <w:rFonts w:asciiTheme="minorHAnsi" w:eastAsiaTheme="minorEastAsia" w:hAnsiTheme="minorHAnsi"/>
+              <w:noProof/>
+              <w:spacing w:val="0"/>
+              <w:sz w:val="24"/>
+              <w:lang w:eastAsia="fr-FR"/>
+            </w:rPr>
+          </w:pPr>
+          <w:hyperlink w:anchor="_Toc242695071" w:history="1">
+            <w:r>
+              <w:rPr>
+                <w:rStyle w:val="Lienhypertexte"/>
+                <w:noProof/>
+              </w:rPr>
+              <w:t>I. 9.</w:t>
+            </w:r>
+            <w:r>
+              <w:rPr>
+                <w:rFonts w:asciiTheme="minorHAnsi" w:eastAsiaTheme="minorEastAsia" w:hAnsiTheme="minorHAnsi"/>
+                <w:noProof/>
+                <w:spacing w:val="0"/>
+                <w:sz w:val="24"/>
+                <w:lang w:eastAsia="fr-FR"/>
+              </w:rPr>
+              <w:tab/>
+            </w:r>
+            <w:r>
+              <w:rPr>
+                <w:rStyle w:val="Lienhypertexte"/>
+                <w:noProof/>
+              </w:rPr>
+              <w:t>US-11</w:t>
+            </w:r>
+            <w:r>
+              <w:rPr>
+                <w:noProof/>
+                <w:webHidden/>
+              </w:rPr>
+              <w:tab/>
+            </w:r>
+            <w:r>
+              <w:rPr>
+                <w:noProof/>
+                <w:webHidden/>
+              </w:rPr>
+              <w:fldChar w:fldCharType="begin"/>
+            </w:r>
+            <w:r>
+              <w:rPr>
+                <w:noProof/>
+                <w:webHidden/>
+              </w:rPr>
+              <w:instrText xml:space="preserve"> PAGEREF _Toc242695071 \h </w:instrText>
+            </w:r>
+            <w:r>
+              <w:rPr>
+                <w:noProof/>
+                <w:webHidden/>
+              </w:rPr>
+            </w:r>
+            <w:r>
+              <w:rPr>
+                <w:noProof/>
+                <w:webHidden/>
+              </w:rPr>
+              <w:fldChar w:fldCharType="separate"/>
+            </w:r>
+            <w:r>
+              <w:rPr>
+                <w:noProof/>
+                <w:webHidden/>
+              </w:rPr>
+              <w:t>4</w:t>
+            </w:r>
+            <w:r>
+              <w:rPr>
+                <w:noProof/>
+                <w:webHidden/>
+              </w:rPr>
+              <w:fldChar w:fldCharType="end"/>
+            </w:r>
+          </w:hyperlink>
+        </w:p>
+        <w:p>
+          <w:pPr>
+            <w:pStyle w:val="TM3"/>
+            <w:tabs>
+              <w:tab w:val="left" w:pos="960"/>
+              <w:tab w:val="right" w:leader="dot" w:pos="9062"/>
+            </w:tabs>
+            <w:rPr>
+              <w:rFonts w:asciiTheme="minorHAnsi" w:eastAsiaTheme="minorEastAsia" w:hAnsiTheme="minorHAnsi"/>
+              <w:noProof/>
+              <w:spacing w:val="0"/>
+              <w:sz w:val="24"/>
+              <w:lang w:eastAsia="fr-FR"/>
+            </w:rPr>
+          </w:pPr>
+          <w:hyperlink w:anchor="_Toc242695072" w:history="1">
+            <w:r>
+              <w:rPr>
+                <w:rStyle w:val="Lienhypertexte"/>
+                <w:noProof/>
+              </w:rPr>
+              <w:t>a.</w:t>
+            </w:r>
+            <w:r>
+              <w:rPr>
+                <w:rFonts w:asciiTheme="minorHAnsi" w:eastAsiaTheme="minorEastAsia" w:hAnsiTheme="minorHAnsi"/>
+                <w:noProof/>
+                <w:spacing w:val="0"/>
+                <w:sz w:val="24"/>
+                <w:lang w:eastAsia="fr-FR"/>
+              </w:rPr>
+              <w:tab/>
+            </w:r>
+            <w:r>
+              <w:rPr>
+                <w:rStyle w:val="Lienhypertexte"/>
+                <w:noProof/>
+              </w:rPr>
+              <w:t>CA-11.1</w:t>
+            </w:r>
+            <w:r>
+              <w:rPr>
+                <w:noProof/>
+                <w:webHidden/>
+              </w:rPr>
+              <w:tab/>
+            </w:r>
+            <w:r>
+              <w:rPr>
+                <w:noProof/>
+                <w:webHidden/>
+              </w:rPr>
+              <w:fldChar w:fldCharType="begin"/>
+            </w:r>
+            <w:r>
+              <w:rPr>
+                <w:noProof/>
+                <w:webHidden/>
+              </w:rPr>
+              <w:instrText xml:space="preserve"> PAGEREF _Toc242695072 \h </w:instrText>
+            </w:r>
+            <w:r>
+              <w:rPr>
+                <w:noProof/>
+                <w:webHidden/>
+              </w:rPr>
+            </w:r>
+            <w:r>
+              <w:rPr>
+                <w:noProof/>
+                <w:webHidden/>
+              </w:rPr>
+              <w:fldChar w:fldCharType="separate"/>
+            </w:r>
+            <w:r>
+              <w:rPr>
+                <w:noProof/>
+                <w:webHidden/>
+              </w:rPr>
+              <w:t>4</w:t>
+            </w:r>
+            <w:r>
+              <w:rPr>
+                <w:noProof/>
+                <w:webHidden/>
+              </w:rPr>
+              <w:fldChar w:fldCharType="end"/>
+            </w:r>
+          </w:hyperlink>
+        </w:p>
+        <w:p>
+          <w:pPr>
+            <w:pStyle w:val="TM2"/>
+            <w:tabs>
+              <w:tab w:val="left" w:pos="1200"/>
+              <w:tab w:val="right" w:leader="dot" w:pos="9062"/>
+            </w:tabs>
+            <w:rPr>
+              <w:rFonts w:asciiTheme="minorHAnsi" w:eastAsiaTheme="minorEastAsia" w:hAnsiTheme="minorHAnsi"/>
+              <w:noProof/>
+              <w:spacing w:val="0"/>
+              <w:sz w:val="24"/>
+              <w:lang w:eastAsia="fr-FR"/>
+            </w:rPr>
+          </w:pPr>
+          <w:hyperlink w:anchor="_Toc242695073" w:history="1">
+            <w:r>
+              <w:rPr>
+                <w:rStyle w:val="Lienhypertexte"/>
+                <w:noProof/>
+              </w:rPr>
+              <w:t>I. 10.</w:t>
+            </w:r>
+            <w:r>
+              <w:rPr>
+                <w:rFonts w:asciiTheme="minorHAnsi" w:eastAsiaTheme="minorEastAsia" w:hAnsiTheme="minorHAnsi"/>
+                <w:noProof/>
+                <w:spacing w:val="0"/>
+                <w:sz w:val="24"/>
+                <w:lang w:eastAsia="fr-FR"/>
+              </w:rPr>
+              <w:tab/>
+            </w:r>
+            <w:r>
+              <w:rPr>
+                <w:rStyle w:val="Lienhypertexte"/>
+                <w:noProof/>
+              </w:rPr>
+              <w:t>US-13</w:t>
+            </w:r>
+            <w:r>
+              <w:rPr>
+                <w:noProof/>
+                <w:webHidden/>
+              </w:rPr>
+              <w:tab/>
+            </w:r>
+            <w:r>
+              <w:rPr>
+                <w:noProof/>
+                <w:webHidden/>
+              </w:rPr>
+              <w:fldChar w:fldCharType="begin"/>
+            </w:r>
+            <w:r>
+              <w:rPr>
+                <w:noProof/>
+                <w:webHidden/>
+              </w:rPr>
+              <w:instrText xml:space="preserve"> PAGEREF _Toc242695073 \h </w:instrText>
+            </w:r>
+            <w:r>
+              <w:rPr>
+                <w:noProof/>
+                <w:webHidden/>
+              </w:rPr>
+            </w:r>
+            <w:r>
+              <w:rPr>
+                <w:noProof/>
+                <w:webHidden/>
+              </w:rPr>
+              <w:fldChar w:fldCharType="separate"/>
+            </w:r>
+            <w:r>
+              <w:rPr>
+                <w:noProof/>
+                <w:webHidden/>
+              </w:rPr>
+              <w:t>5</w:t>
+            </w:r>
+            <w:r>
+              <w:rPr>
+                <w:noProof/>
+                <w:webHidden/>
+              </w:rPr>
+              <w:fldChar w:fldCharType="end"/>
+            </w:r>
+          </w:hyperlink>
+        </w:p>
+        <w:p>
+          <w:pPr>
+            <w:pStyle w:val="TM3"/>
+            <w:tabs>
+              <w:tab w:val="left" w:pos="960"/>
+              <w:tab w:val="right" w:leader="dot" w:pos="9062"/>
+            </w:tabs>
+            <w:rPr>
+              <w:rFonts w:asciiTheme="minorHAnsi" w:eastAsiaTheme="minorEastAsia" w:hAnsiTheme="minorHAnsi"/>
+              <w:noProof/>
+              <w:spacing w:val="0"/>
+              <w:sz w:val="24"/>
+              <w:lang w:eastAsia="fr-FR"/>
+            </w:rPr>
+          </w:pPr>
+          <w:hyperlink w:anchor="_Toc242695074" w:history="1">
+            <w:r>
+              <w:rPr>
+                <w:rStyle w:val="Lienhypertexte"/>
+                <w:noProof/>
+              </w:rPr>
+              <w:t>a.</w:t>
+            </w:r>
+            <w:r>
+              <w:rPr>
+                <w:rFonts w:asciiTheme="minorHAnsi" w:eastAsiaTheme="minorEastAsia" w:hAnsiTheme="minorHAnsi"/>
+                <w:noProof/>
+                <w:spacing w:val="0"/>
+                <w:sz w:val="24"/>
+                <w:lang w:eastAsia="fr-FR"/>
+              </w:rPr>
+              <w:tab/>
+            </w:r>
+            <w:r>
+              <w:rPr>
+                <w:rStyle w:val="Lienhypertexte"/>
+                <w:noProof/>
+              </w:rPr>
+              <w:t>CA-13.1</w:t>
+            </w:r>
+            <w:r>
+              <w:rPr>
+                <w:noProof/>
+                <w:webHidden/>
+              </w:rPr>
+              <w:tab/>
+            </w:r>
+            <w:r>
+              <w:rPr>
+                <w:noProof/>
+                <w:webHidden/>
+              </w:rPr>
+              <w:fldChar w:fldCharType="begin"/>
+            </w:r>
+            <w:r>
+              <w:rPr>
+                <w:noProof/>
+                <w:webHidden/>
+              </w:rPr>
+              <w:instrText xml:space="preserve"> PAGEREF _Toc242695074 \h </w:instrText>
+            </w:r>
+            <w:r>
+              <w:rPr>
+                <w:noProof/>
+                <w:webHidden/>
+              </w:rPr>
+            </w:r>
+            <w:r>
+              <w:rPr>
+                <w:noProof/>
+                <w:webHidden/>
+              </w:rPr>
+              <w:fldChar w:fldCharType="separate"/>
+            </w:r>
+            <w:r>
+              <w:rPr>
+                <w:noProof/>
+                <w:webHidden/>
+              </w:rPr>
+              <w:t>5</w:t>
+            </w:r>
+            <w:r>
+              <w:rPr>
+                <w:noProof/>
+                <w:webHidden/>
+              </w:rPr>
+              <w:fldChar w:fldCharType="end"/>
+            </w:r>
+          </w:hyperlink>
+        </w:p>
+        <w:p>
+          <w:pPr>
+            <w:pStyle w:val="TM3"/>
+            <w:tabs>
+              <w:tab w:val="left" w:pos="960"/>
+              <w:tab w:val="right" w:leader="dot" w:pos="9062"/>
+            </w:tabs>
+            <w:rPr>
+              <w:rFonts w:asciiTheme="minorHAnsi" w:eastAsiaTheme="minorEastAsia" w:hAnsiTheme="minorHAnsi"/>
+              <w:noProof/>
+              <w:spacing w:val="0"/>
+              <w:sz w:val="24"/>
+              <w:lang w:eastAsia="fr-FR"/>
+            </w:rPr>
+          </w:pPr>
+          <w:hyperlink w:anchor="_Toc242695075" w:history="1">
+            <w:r>
+              <w:rPr>
+                <w:rStyle w:val="Lienhypertexte"/>
+                <w:noProof/>
+              </w:rPr>
+              <w:t>b.</w:t>
+            </w:r>
+            <w:r>
+              <w:rPr>
+                <w:rFonts w:asciiTheme="minorHAnsi" w:eastAsiaTheme="minorEastAsia" w:hAnsiTheme="minorHAnsi"/>
+                <w:noProof/>
+                <w:spacing w:val="0"/>
+                <w:sz w:val="24"/>
+                <w:lang w:eastAsia="fr-FR"/>
+              </w:rPr>
+              <w:tab/>
+            </w:r>
+            <w:r>
+              <w:rPr>
+                <w:rStyle w:val="Lienhypertexte"/>
+                <w:noProof/>
+              </w:rPr>
+              <w:t>CA-13.2</w:t>
+            </w:r>
+            <w:r>
+              <w:rPr>
+                <w:noProof/>
+                <w:webHidden/>
+              </w:rPr>
+              <w:tab/>
+            </w:r>
+            <w:r>
+              <w:rPr>
+                <w:noProof/>
+                <w:webHidden/>
+              </w:rPr>
+              <w:fldChar w:fldCharType="begin"/>
+            </w:r>
+            <w:r>
+              <w:rPr>
+                <w:noProof/>
+                <w:webHidden/>
+              </w:rPr>
+              <w:instrText xml:space="preserve"> PAGEREF _Toc242695075 \h </w:instrText>
             </w:r>
             <w:r>
               <w:rPr>
@@ -1150,7 +2968,7 @@
               <w:lang w:eastAsia="fr-FR"/>
             </w:rPr>
           </w:pPr>
-          <w:hyperlink w:anchor="_Toc242424894" w:history="1">
+          <w:hyperlink w:anchor="_Toc242695076" w:history="1">
             <w:r>
               <w:rPr>
                 <w:rStyle w:val="Lienhypertexte"/>
@@ -1173,7 +2991,7 @@
                 <w:rStyle w:val="Lienhypertexte"/>
                 <w:noProof/>
               </w:rPr>
-              <w:t>Exercice 4</w:t>
+              <w:t>Planning poker</w:t>
             </w:r>
             <w:r>
               <w:rPr>
@@ -1194,7 +3012,7 @@
                 <w:noProof/>
                 <w:webHidden/>
               </w:rPr>
-              <w:instrText xml:space="preserve"> PAGEREF _Toc242424894 \h </w:instrText>
+              <w:instrText xml:space="preserve"> PAGEREF _Toc242695076 \h </w:instrText>
             </w:r>
             <w:r>
               <w:rPr>
@@ -1214,7 +3032,7 @@
                 <w:noProof/>
                 <w:webHidden/>
               </w:rPr>
-              <w:t>6</w:t>
+              <w:t>5</w:t>
             </w:r>
             <w:r>
               <w:rPr>
@@ -1240,7 +3058,7 @@
               <w:lang w:eastAsia="fr-FR"/>
             </w:rPr>
           </w:pPr>
-          <w:hyperlink w:anchor="_Toc242424895" w:history="1">
+          <w:hyperlink w:anchor="_Toc242695077" w:history="1">
             <w:r>
               <w:rPr>
                 <w:rStyle w:val="Lienhypertexte"/>
@@ -1263,7 +3081,7 @@
                 <w:rStyle w:val="Lienhypertexte"/>
                 <w:noProof/>
               </w:rPr>
-              <w:t>Étape 4.1 : dériver les user stories</w:t>
+              <w:t>US-01</w:t>
             </w:r>
             <w:r>
               <w:rPr>
@@ -1284,7 +3102,7 @@
                 <w:noProof/>
                 <w:webHidden/>
               </w:rPr>
-              <w:instrText xml:space="preserve"> PAGEREF _Toc242424895 \h </w:instrText>
+              <w:instrText xml:space="preserve"> PAGEREF _Toc242695077 \h </w:instrText>
             </w:r>
             <w:r>
               <w:rPr>
@@ -1304,97 +3122,7 @@
                 <w:noProof/>
                 <w:webHidden/>
               </w:rPr>
-              <w:t>6</w:t>
-            </w:r>
-            <w:r>
-              <w:rPr>
-                <w:noProof/>
-                <w:webHidden/>
-              </w:rPr>
-              <w:fldChar w:fldCharType="end"/>
-            </w:r>
-          </w:hyperlink>
-        </w:p>
-        <w:p>
-          <w:pPr>
-            <w:pStyle w:val="TM3"/>
-            <w:tabs>
-              <w:tab w:val="left" w:pos="960"/>
-              <w:tab w:val="right" w:leader="dot" w:pos="9062"/>
-            </w:tabs>
-            <w:rPr>
-              <w:rFonts w:asciiTheme="minorHAnsi" w:eastAsiaTheme="minorEastAsia" w:hAnsiTheme="minorHAnsi"/>
-              <w:noProof/>
-              <w:spacing w:val="0"/>
-              <w:sz w:val="24"/>
-              <w:lang w:eastAsia="fr-FR"/>
-            </w:rPr>
-          </w:pPr>
-          <w:hyperlink w:anchor="_Toc242424896" w:history="1">
-            <w:r>
-              <w:rPr>
-                <w:rStyle w:val="Lienhypertexte"/>
-                <w:noProof/>
-              </w:rPr>
-              <w:t>a.</w:t>
-            </w:r>
-            <w:r>
-              <w:rPr>
-                <w:rFonts w:asciiTheme="minorHAnsi" w:eastAsiaTheme="minorEastAsia" w:hAnsiTheme="minorHAnsi"/>
-                <w:noProof/>
-                <w:spacing w:val="0"/>
-                <w:sz w:val="24"/>
-                <w:lang w:eastAsia="fr-FR"/>
-              </w:rPr>
-              <w:tab/>
-            </w:r>
-            <w:r>
-              <w:rPr>
-                <w:rStyle w:val="Lienhypertexte"/>
-                <w:noProof/>
-              </w:rPr>
-              <w:t>Première extraction des US</w:t>
-            </w:r>
-            <w:r>
-              <w:rPr>
-                <w:noProof/>
-                <w:webHidden/>
-              </w:rPr>
-              <w:tab/>
-            </w:r>
-            <w:r>
-              <w:rPr>
-                <w:noProof/>
-                <w:webHidden/>
-              </w:rPr>
-              <w:fldChar w:fldCharType="begin"/>
-            </w:r>
-            <w:r>
-              <w:rPr>
-                <w:noProof/>
-                <w:webHidden/>
-              </w:rPr>
-              <w:instrText xml:space="preserve"> PAGEREF _Toc242424896 \h </w:instrText>
-            </w:r>
-            <w:r>
-              <w:rPr>
-                <w:noProof/>
-                <w:webHidden/>
-              </w:rPr>
-            </w:r>
-            <w:r>
-              <w:rPr>
-                <w:noProof/>
-                <w:webHidden/>
-              </w:rPr>
-              <w:fldChar w:fldCharType="separate"/>
-            </w:r>
-            <w:r>
-              <w:rPr>
-                <w:noProof/>
-                <w:webHidden/>
-              </w:rPr>
-              <w:t>6</w:t>
+              <w:t>5</w:t>
             </w:r>
             <w:r>
               <w:rPr>
@@ -1420,7 +3148,7 @@
               <w:lang w:eastAsia="fr-FR"/>
             </w:rPr>
           </w:pPr>
-          <w:hyperlink w:anchor="_Toc242424897" w:history="1">
+          <w:hyperlink w:anchor="_Toc242695078" w:history="1">
             <w:r>
               <w:rPr>
                 <w:rStyle w:val="Lienhypertexte"/>
@@ -1443,7 +3171,7 @@
                 <w:rStyle w:val="Lienhypertexte"/>
                 <w:noProof/>
               </w:rPr>
-              <w:t>Étape 4.2 : contrôle INVEST</w:t>
+              <w:t>US-02</w:t>
             </w:r>
             <w:r>
               <w:rPr>
@@ -1464,7 +3192,7 @@
                 <w:noProof/>
                 <w:webHidden/>
               </w:rPr>
-              <w:instrText xml:space="preserve"> PAGEREF _Toc242424897 \h </w:instrText>
+              <w:instrText xml:space="preserve"> PAGEREF _Toc242695078 \h </w:instrText>
             </w:r>
             <w:r>
               <w:rPr>
@@ -1484,97 +3212,7 @@
                 <w:noProof/>
                 <w:webHidden/>
               </w:rPr>
-              <w:t>7</w:t>
-            </w:r>
-            <w:r>
-              <w:rPr>
-                <w:noProof/>
-                <w:webHidden/>
-              </w:rPr>
-              <w:fldChar w:fldCharType="end"/>
-            </w:r>
-          </w:hyperlink>
-        </w:p>
-        <w:p>
-          <w:pPr>
-            <w:pStyle w:val="TM3"/>
-            <w:tabs>
-              <w:tab w:val="left" w:pos="960"/>
-              <w:tab w:val="right" w:leader="dot" w:pos="9062"/>
-            </w:tabs>
-            <w:rPr>
-              <w:rFonts w:asciiTheme="minorHAnsi" w:eastAsiaTheme="minorEastAsia" w:hAnsiTheme="minorHAnsi"/>
-              <w:noProof/>
-              <w:spacing w:val="0"/>
-              <w:sz w:val="24"/>
-              <w:lang w:eastAsia="fr-FR"/>
-            </w:rPr>
-          </w:pPr>
-          <w:hyperlink w:anchor="_Toc242424898" w:history="1">
-            <w:r>
-              <w:rPr>
-                <w:rStyle w:val="Lienhypertexte"/>
-                <w:noProof/>
-              </w:rPr>
-              <w:t>a.</w:t>
-            </w:r>
-            <w:r>
-              <w:rPr>
-                <w:rFonts w:asciiTheme="minorHAnsi" w:eastAsiaTheme="minorEastAsia" w:hAnsiTheme="minorHAnsi"/>
-                <w:noProof/>
-                <w:spacing w:val="0"/>
-                <w:sz w:val="24"/>
-                <w:lang w:eastAsia="fr-FR"/>
-              </w:rPr>
-              <w:tab/>
-            </w:r>
-            <w:r>
-              <w:rPr>
-                <w:rStyle w:val="Lienhypertexte"/>
-                <w:noProof/>
-              </w:rPr>
-              <w:t>Version finale des US</w:t>
-            </w:r>
-            <w:r>
-              <w:rPr>
-                <w:noProof/>
-                <w:webHidden/>
-              </w:rPr>
-              <w:tab/>
-            </w:r>
-            <w:r>
-              <w:rPr>
-                <w:noProof/>
-                <w:webHidden/>
-              </w:rPr>
-              <w:fldChar w:fldCharType="begin"/>
-            </w:r>
-            <w:r>
-              <w:rPr>
-                <w:noProof/>
-                <w:webHidden/>
-              </w:rPr>
-              <w:instrText xml:space="preserve"> PAGEREF _Toc242424898 \h </w:instrText>
-            </w:r>
-            <w:r>
-              <w:rPr>
-                <w:noProof/>
-                <w:webHidden/>
-              </w:rPr>
-            </w:r>
-            <w:r>
-              <w:rPr>
-                <w:noProof/>
-                <w:webHidden/>
-              </w:rPr>
-              <w:fldChar w:fldCharType="separate"/>
-            </w:r>
-            <w:r>
-              <w:rPr>
-                <w:noProof/>
-                <w:webHidden/>
-              </w:rPr>
-              <w:t>9</w:t>
+              <w:t>5</w:t>
             </w:r>
             <w:r>
               <w:rPr>
@@ -1600,7 +3238,7 @@
               <w:lang w:eastAsia="fr-FR"/>
             </w:rPr>
           </w:pPr>
-          <w:hyperlink w:anchor="_Toc242424899" w:history="1">
+          <w:hyperlink w:anchor="_Toc242695079" w:history="1">
             <w:r>
               <w:rPr>
                 <w:rStyle w:val="Lienhypertexte"/>
@@ -1623,7 +3261,7 @@
                 <w:rStyle w:val="Lienhypertexte"/>
                 <w:noProof/>
               </w:rPr>
-              <w:t>Étape 4.3 : priorisation MoSCoW</w:t>
+              <w:t>US-03</w:t>
             </w:r>
             <w:r>
               <w:rPr>
@@ -1644,7 +3282,7 @@
                 <w:noProof/>
                 <w:webHidden/>
               </w:rPr>
-              <w:instrText xml:space="preserve"> PAGEREF _Toc242424899 \h </w:instrText>
+              <w:instrText xml:space="preserve"> PAGEREF _Toc242695079 \h </w:instrText>
             </w:r>
             <w:r>
               <w:rPr>
@@ -1664,7 +3302,979 @@
                 <w:noProof/>
                 <w:webHidden/>
               </w:rPr>
-              <w:t>10</w:t>
+              <w:t>5</w:t>
+            </w:r>
+            <w:r>
+              <w:rPr>
+                <w:noProof/>
+                <w:webHidden/>
+              </w:rPr>
+              <w:fldChar w:fldCharType="end"/>
+            </w:r>
+          </w:hyperlink>
+        </w:p>
+        <w:p>
+          <w:pPr>
+            <w:pStyle w:val="TM2"/>
+            <w:tabs>
+              <w:tab w:val="left" w:pos="960"/>
+              <w:tab w:val="right" w:leader="dot" w:pos="9062"/>
+            </w:tabs>
+            <w:rPr>
+              <w:rFonts w:asciiTheme="minorHAnsi" w:eastAsiaTheme="minorEastAsia" w:hAnsiTheme="minorHAnsi"/>
+              <w:noProof/>
+              <w:spacing w:val="0"/>
+              <w:sz w:val="24"/>
+              <w:lang w:eastAsia="fr-FR"/>
+            </w:rPr>
+          </w:pPr>
+          <w:hyperlink w:anchor="_Toc242695080" w:history="1">
+            <w:r>
+              <w:rPr>
+                <w:rStyle w:val="Lienhypertexte"/>
+                <w:noProof/>
+              </w:rPr>
+              <w:t>II. 4.</w:t>
+            </w:r>
+            <w:r>
+              <w:rPr>
+                <w:rFonts w:asciiTheme="minorHAnsi" w:eastAsiaTheme="minorEastAsia" w:hAnsiTheme="minorHAnsi"/>
+                <w:noProof/>
+                <w:spacing w:val="0"/>
+                <w:sz w:val="24"/>
+                <w:lang w:eastAsia="fr-FR"/>
+              </w:rPr>
+              <w:tab/>
+            </w:r>
+            <w:r>
+              <w:rPr>
+                <w:rStyle w:val="Lienhypertexte"/>
+                <w:noProof/>
+              </w:rPr>
+              <w:t>US-05</w:t>
+            </w:r>
+            <w:r>
+              <w:rPr>
+                <w:noProof/>
+                <w:webHidden/>
+              </w:rPr>
+              <w:tab/>
+            </w:r>
+            <w:r>
+              <w:rPr>
+                <w:noProof/>
+                <w:webHidden/>
+              </w:rPr>
+              <w:fldChar w:fldCharType="begin"/>
+            </w:r>
+            <w:r>
+              <w:rPr>
+                <w:noProof/>
+                <w:webHidden/>
+              </w:rPr>
+              <w:instrText xml:space="preserve"> PAGEREF _Toc242695080 \h </w:instrText>
+            </w:r>
+            <w:r>
+              <w:rPr>
+                <w:noProof/>
+                <w:webHidden/>
+              </w:rPr>
+            </w:r>
+            <w:r>
+              <w:rPr>
+                <w:noProof/>
+                <w:webHidden/>
+              </w:rPr>
+              <w:fldChar w:fldCharType="separate"/>
+            </w:r>
+            <w:r>
+              <w:rPr>
+                <w:noProof/>
+                <w:webHidden/>
+              </w:rPr>
+              <w:t>5</w:t>
+            </w:r>
+            <w:r>
+              <w:rPr>
+                <w:noProof/>
+                <w:webHidden/>
+              </w:rPr>
+              <w:fldChar w:fldCharType="end"/>
+            </w:r>
+          </w:hyperlink>
+        </w:p>
+        <w:p>
+          <w:pPr>
+            <w:pStyle w:val="TM2"/>
+            <w:tabs>
+              <w:tab w:val="left" w:pos="960"/>
+              <w:tab w:val="right" w:leader="dot" w:pos="9062"/>
+            </w:tabs>
+            <w:rPr>
+              <w:rFonts w:asciiTheme="minorHAnsi" w:eastAsiaTheme="minorEastAsia" w:hAnsiTheme="minorHAnsi"/>
+              <w:noProof/>
+              <w:spacing w:val="0"/>
+              <w:sz w:val="24"/>
+              <w:lang w:eastAsia="fr-FR"/>
+            </w:rPr>
+          </w:pPr>
+          <w:hyperlink w:anchor="_Toc242695081" w:history="1">
+            <w:r>
+              <w:rPr>
+                <w:rStyle w:val="Lienhypertexte"/>
+                <w:noProof/>
+              </w:rPr>
+              <w:t>II. 5.</w:t>
+            </w:r>
+            <w:r>
+              <w:rPr>
+                <w:rFonts w:asciiTheme="minorHAnsi" w:eastAsiaTheme="minorEastAsia" w:hAnsiTheme="minorHAnsi"/>
+                <w:noProof/>
+                <w:spacing w:val="0"/>
+                <w:sz w:val="24"/>
+                <w:lang w:eastAsia="fr-FR"/>
+              </w:rPr>
+              <w:tab/>
+            </w:r>
+            <w:r>
+              <w:rPr>
+                <w:rStyle w:val="Lienhypertexte"/>
+                <w:noProof/>
+              </w:rPr>
+              <w:t>US-06</w:t>
+            </w:r>
+            <w:r>
+              <w:rPr>
+                <w:noProof/>
+                <w:webHidden/>
+              </w:rPr>
+              <w:tab/>
+            </w:r>
+            <w:r>
+              <w:rPr>
+                <w:noProof/>
+                <w:webHidden/>
+              </w:rPr>
+              <w:fldChar w:fldCharType="begin"/>
+            </w:r>
+            <w:r>
+              <w:rPr>
+                <w:noProof/>
+                <w:webHidden/>
+              </w:rPr>
+              <w:instrText xml:space="preserve"> PAGEREF _Toc242695081 \h </w:instrText>
+            </w:r>
+            <w:r>
+              <w:rPr>
+                <w:noProof/>
+                <w:webHidden/>
+              </w:rPr>
+            </w:r>
+            <w:r>
+              <w:rPr>
+                <w:noProof/>
+                <w:webHidden/>
+              </w:rPr>
+              <w:fldChar w:fldCharType="separate"/>
+            </w:r>
+            <w:r>
+              <w:rPr>
+                <w:noProof/>
+                <w:webHidden/>
+              </w:rPr>
+              <w:t>6</w:t>
+            </w:r>
+            <w:r>
+              <w:rPr>
+                <w:noProof/>
+                <w:webHidden/>
+              </w:rPr>
+              <w:fldChar w:fldCharType="end"/>
+            </w:r>
+          </w:hyperlink>
+        </w:p>
+        <w:p>
+          <w:pPr>
+            <w:pStyle w:val="TM2"/>
+            <w:tabs>
+              <w:tab w:val="left" w:pos="960"/>
+              <w:tab w:val="right" w:leader="dot" w:pos="9062"/>
+            </w:tabs>
+            <w:rPr>
+              <w:rFonts w:asciiTheme="minorHAnsi" w:eastAsiaTheme="minorEastAsia" w:hAnsiTheme="minorHAnsi"/>
+              <w:noProof/>
+              <w:spacing w:val="0"/>
+              <w:sz w:val="24"/>
+              <w:lang w:eastAsia="fr-FR"/>
+            </w:rPr>
+          </w:pPr>
+          <w:hyperlink w:anchor="_Toc242695082" w:history="1">
+            <w:r>
+              <w:rPr>
+                <w:rStyle w:val="Lienhypertexte"/>
+                <w:noProof/>
+              </w:rPr>
+              <w:t>II. 6.</w:t>
+            </w:r>
+            <w:r>
+              <w:rPr>
+                <w:rFonts w:asciiTheme="minorHAnsi" w:eastAsiaTheme="minorEastAsia" w:hAnsiTheme="minorHAnsi"/>
+                <w:noProof/>
+                <w:spacing w:val="0"/>
+                <w:sz w:val="24"/>
+                <w:lang w:eastAsia="fr-FR"/>
+              </w:rPr>
+              <w:tab/>
+            </w:r>
+            <w:r>
+              <w:rPr>
+                <w:rStyle w:val="Lienhypertexte"/>
+                <w:noProof/>
+              </w:rPr>
+              <w:t>US-07</w:t>
+            </w:r>
+            <w:r>
+              <w:rPr>
+                <w:noProof/>
+                <w:webHidden/>
+              </w:rPr>
+              <w:tab/>
+            </w:r>
+            <w:r>
+              <w:rPr>
+                <w:noProof/>
+                <w:webHidden/>
+              </w:rPr>
+              <w:fldChar w:fldCharType="begin"/>
+            </w:r>
+            <w:r>
+              <w:rPr>
+                <w:noProof/>
+                <w:webHidden/>
+              </w:rPr>
+              <w:instrText xml:space="preserve"> PAGEREF _Toc242695082 \h </w:instrText>
+            </w:r>
+            <w:r>
+              <w:rPr>
+                <w:noProof/>
+                <w:webHidden/>
+              </w:rPr>
+            </w:r>
+            <w:r>
+              <w:rPr>
+                <w:noProof/>
+                <w:webHidden/>
+              </w:rPr>
+              <w:fldChar w:fldCharType="separate"/>
+            </w:r>
+            <w:r>
+              <w:rPr>
+                <w:noProof/>
+                <w:webHidden/>
+              </w:rPr>
+              <w:t>6</w:t>
+            </w:r>
+            <w:r>
+              <w:rPr>
+                <w:noProof/>
+                <w:webHidden/>
+              </w:rPr>
+              <w:fldChar w:fldCharType="end"/>
+            </w:r>
+          </w:hyperlink>
+        </w:p>
+        <w:p>
+          <w:pPr>
+            <w:pStyle w:val="TM2"/>
+            <w:tabs>
+              <w:tab w:val="left" w:pos="960"/>
+              <w:tab w:val="right" w:leader="dot" w:pos="9062"/>
+            </w:tabs>
+            <w:rPr>
+              <w:rFonts w:asciiTheme="minorHAnsi" w:eastAsiaTheme="minorEastAsia" w:hAnsiTheme="minorHAnsi"/>
+              <w:noProof/>
+              <w:spacing w:val="0"/>
+              <w:sz w:val="24"/>
+              <w:lang w:eastAsia="fr-FR"/>
+            </w:rPr>
+          </w:pPr>
+          <w:hyperlink w:anchor="_Toc242695083" w:history="1">
+            <w:r>
+              <w:rPr>
+                <w:rStyle w:val="Lienhypertexte"/>
+                <w:noProof/>
+              </w:rPr>
+              <w:t>II. 7.</w:t>
+            </w:r>
+            <w:r>
+              <w:rPr>
+                <w:rFonts w:asciiTheme="minorHAnsi" w:eastAsiaTheme="minorEastAsia" w:hAnsiTheme="minorHAnsi"/>
+                <w:noProof/>
+                <w:spacing w:val="0"/>
+                <w:sz w:val="24"/>
+                <w:lang w:eastAsia="fr-FR"/>
+              </w:rPr>
+              <w:tab/>
+            </w:r>
+            <w:r>
+              <w:rPr>
+                <w:rStyle w:val="Lienhypertexte"/>
+                <w:noProof/>
+              </w:rPr>
+              <w:t>US-09</w:t>
+            </w:r>
+            <w:r>
+              <w:rPr>
+                <w:noProof/>
+                <w:webHidden/>
+              </w:rPr>
+              <w:tab/>
+            </w:r>
+            <w:r>
+              <w:rPr>
+                <w:noProof/>
+                <w:webHidden/>
+              </w:rPr>
+              <w:fldChar w:fldCharType="begin"/>
+            </w:r>
+            <w:r>
+              <w:rPr>
+                <w:noProof/>
+                <w:webHidden/>
+              </w:rPr>
+              <w:instrText xml:space="preserve"> PAGEREF _Toc242695083 \h </w:instrText>
+            </w:r>
+            <w:r>
+              <w:rPr>
+                <w:noProof/>
+                <w:webHidden/>
+              </w:rPr>
+            </w:r>
+            <w:r>
+              <w:rPr>
+                <w:noProof/>
+                <w:webHidden/>
+              </w:rPr>
+              <w:fldChar w:fldCharType="separate"/>
+            </w:r>
+            <w:r>
+              <w:rPr>
+                <w:noProof/>
+                <w:webHidden/>
+              </w:rPr>
+              <w:t>6</w:t>
+            </w:r>
+            <w:r>
+              <w:rPr>
+                <w:noProof/>
+                <w:webHidden/>
+              </w:rPr>
+              <w:fldChar w:fldCharType="end"/>
+            </w:r>
+          </w:hyperlink>
+        </w:p>
+        <w:p>
+          <w:pPr>
+            <w:pStyle w:val="TM2"/>
+            <w:tabs>
+              <w:tab w:val="left" w:pos="960"/>
+              <w:tab w:val="right" w:leader="dot" w:pos="9062"/>
+            </w:tabs>
+            <w:rPr>
+              <w:rFonts w:asciiTheme="minorHAnsi" w:eastAsiaTheme="minorEastAsia" w:hAnsiTheme="minorHAnsi"/>
+              <w:noProof/>
+              <w:spacing w:val="0"/>
+              <w:sz w:val="24"/>
+              <w:lang w:eastAsia="fr-FR"/>
+            </w:rPr>
+          </w:pPr>
+          <w:hyperlink w:anchor="_Toc242695084" w:history="1">
+            <w:r>
+              <w:rPr>
+                <w:rStyle w:val="Lienhypertexte"/>
+                <w:noProof/>
+              </w:rPr>
+              <w:t>II. 8.</w:t>
+            </w:r>
+            <w:r>
+              <w:rPr>
+                <w:rFonts w:asciiTheme="minorHAnsi" w:eastAsiaTheme="minorEastAsia" w:hAnsiTheme="minorHAnsi"/>
+                <w:noProof/>
+                <w:spacing w:val="0"/>
+                <w:sz w:val="24"/>
+                <w:lang w:eastAsia="fr-FR"/>
+              </w:rPr>
+              <w:tab/>
+            </w:r>
+            <w:r>
+              <w:rPr>
+                <w:rStyle w:val="Lienhypertexte"/>
+                <w:noProof/>
+              </w:rPr>
+              <w:t>US-10</w:t>
+            </w:r>
+            <w:r>
+              <w:rPr>
+                <w:noProof/>
+                <w:webHidden/>
+              </w:rPr>
+              <w:tab/>
+            </w:r>
+            <w:r>
+              <w:rPr>
+                <w:noProof/>
+                <w:webHidden/>
+              </w:rPr>
+              <w:fldChar w:fldCharType="begin"/>
+            </w:r>
+            <w:r>
+              <w:rPr>
+                <w:noProof/>
+                <w:webHidden/>
+              </w:rPr>
+              <w:instrText xml:space="preserve"> PAGEREF _Toc242695084 \h </w:instrText>
+            </w:r>
+            <w:r>
+              <w:rPr>
+                <w:noProof/>
+                <w:webHidden/>
+              </w:rPr>
+            </w:r>
+            <w:r>
+              <w:rPr>
+                <w:noProof/>
+                <w:webHidden/>
+              </w:rPr>
+              <w:fldChar w:fldCharType="separate"/>
+            </w:r>
+            <w:r>
+              <w:rPr>
+                <w:noProof/>
+                <w:webHidden/>
+              </w:rPr>
+              <w:t>6</w:t>
+            </w:r>
+            <w:r>
+              <w:rPr>
+                <w:noProof/>
+                <w:webHidden/>
+              </w:rPr>
+              <w:fldChar w:fldCharType="end"/>
+            </w:r>
+          </w:hyperlink>
+        </w:p>
+        <w:p>
+          <w:pPr>
+            <w:pStyle w:val="TM2"/>
+            <w:tabs>
+              <w:tab w:val="left" w:pos="960"/>
+              <w:tab w:val="right" w:leader="dot" w:pos="9062"/>
+            </w:tabs>
+            <w:rPr>
+              <w:rFonts w:asciiTheme="minorHAnsi" w:eastAsiaTheme="minorEastAsia" w:hAnsiTheme="minorHAnsi"/>
+              <w:noProof/>
+              <w:spacing w:val="0"/>
+              <w:sz w:val="24"/>
+              <w:lang w:eastAsia="fr-FR"/>
+            </w:rPr>
+          </w:pPr>
+          <w:hyperlink w:anchor="_Toc242695085" w:history="1">
+            <w:r>
+              <w:rPr>
+                <w:rStyle w:val="Lienhypertexte"/>
+                <w:noProof/>
+              </w:rPr>
+              <w:t>II. 9.</w:t>
+            </w:r>
+            <w:r>
+              <w:rPr>
+                <w:rFonts w:asciiTheme="minorHAnsi" w:eastAsiaTheme="minorEastAsia" w:hAnsiTheme="minorHAnsi"/>
+                <w:noProof/>
+                <w:spacing w:val="0"/>
+                <w:sz w:val="24"/>
+                <w:lang w:eastAsia="fr-FR"/>
+              </w:rPr>
+              <w:tab/>
+            </w:r>
+            <w:r>
+              <w:rPr>
+                <w:rStyle w:val="Lienhypertexte"/>
+                <w:noProof/>
+              </w:rPr>
+              <w:t>US-11</w:t>
+            </w:r>
+            <w:r>
+              <w:rPr>
+                <w:noProof/>
+                <w:webHidden/>
+              </w:rPr>
+              <w:tab/>
+            </w:r>
+            <w:r>
+              <w:rPr>
+                <w:noProof/>
+                <w:webHidden/>
+              </w:rPr>
+              <w:fldChar w:fldCharType="begin"/>
+            </w:r>
+            <w:r>
+              <w:rPr>
+                <w:noProof/>
+                <w:webHidden/>
+              </w:rPr>
+              <w:instrText xml:space="preserve"> PAGEREF _Toc242695085 \h </w:instrText>
+            </w:r>
+            <w:r>
+              <w:rPr>
+                <w:noProof/>
+                <w:webHidden/>
+              </w:rPr>
+            </w:r>
+            <w:r>
+              <w:rPr>
+                <w:noProof/>
+                <w:webHidden/>
+              </w:rPr>
+              <w:fldChar w:fldCharType="separate"/>
+            </w:r>
+            <w:r>
+              <w:rPr>
+                <w:noProof/>
+                <w:webHidden/>
+              </w:rPr>
+              <w:t>6</w:t>
+            </w:r>
+            <w:r>
+              <w:rPr>
+                <w:noProof/>
+                <w:webHidden/>
+              </w:rPr>
+              <w:fldChar w:fldCharType="end"/>
+            </w:r>
+          </w:hyperlink>
+        </w:p>
+        <w:p>
+          <w:pPr>
+            <w:pStyle w:val="TM2"/>
+            <w:tabs>
+              <w:tab w:val="left" w:pos="1200"/>
+              <w:tab w:val="right" w:leader="dot" w:pos="9062"/>
+            </w:tabs>
+            <w:rPr>
+              <w:rFonts w:asciiTheme="minorHAnsi" w:eastAsiaTheme="minorEastAsia" w:hAnsiTheme="minorHAnsi"/>
+              <w:noProof/>
+              <w:spacing w:val="0"/>
+              <w:sz w:val="24"/>
+              <w:lang w:eastAsia="fr-FR"/>
+            </w:rPr>
+          </w:pPr>
+          <w:hyperlink w:anchor="_Toc242695086" w:history="1">
+            <w:r>
+              <w:rPr>
+                <w:rStyle w:val="Lienhypertexte"/>
+                <w:noProof/>
+              </w:rPr>
+              <w:t>II. 10.</w:t>
+            </w:r>
+            <w:r>
+              <w:rPr>
+                <w:rFonts w:asciiTheme="minorHAnsi" w:eastAsiaTheme="minorEastAsia" w:hAnsiTheme="minorHAnsi"/>
+                <w:noProof/>
+                <w:spacing w:val="0"/>
+                <w:sz w:val="24"/>
+                <w:lang w:eastAsia="fr-FR"/>
+              </w:rPr>
+              <w:tab/>
+            </w:r>
+            <w:r>
+              <w:rPr>
+                <w:rStyle w:val="Lienhypertexte"/>
+                <w:noProof/>
+              </w:rPr>
+              <w:t>US-13</w:t>
+            </w:r>
+            <w:r>
+              <w:rPr>
+                <w:noProof/>
+                <w:webHidden/>
+              </w:rPr>
+              <w:tab/>
+            </w:r>
+            <w:r>
+              <w:rPr>
+                <w:noProof/>
+                <w:webHidden/>
+              </w:rPr>
+              <w:fldChar w:fldCharType="begin"/>
+            </w:r>
+            <w:r>
+              <w:rPr>
+                <w:noProof/>
+                <w:webHidden/>
+              </w:rPr>
+              <w:instrText xml:space="preserve"> PAGEREF _Toc242695086 \h </w:instrText>
+            </w:r>
+            <w:r>
+              <w:rPr>
+                <w:noProof/>
+                <w:webHidden/>
+              </w:rPr>
+            </w:r>
+            <w:r>
+              <w:rPr>
+                <w:noProof/>
+                <w:webHidden/>
+              </w:rPr>
+              <w:fldChar w:fldCharType="separate"/>
+            </w:r>
+            <w:r>
+              <w:rPr>
+                <w:noProof/>
+                <w:webHidden/>
+              </w:rPr>
+              <w:t>6</w:t>
+            </w:r>
+            <w:r>
+              <w:rPr>
+                <w:noProof/>
+                <w:webHidden/>
+              </w:rPr>
+              <w:fldChar w:fldCharType="end"/>
+            </w:r>
+          </w:hyperlink>
+        </w:p>
+        <w:p>
+          <w:pPr>
+            <w:pStyle w:val="TM2"/>
+            <w:tabs>
+              <w:tab w:val="left" w:pos="1200"/>
+              <w:tab w:val="right" w:leader="dot" w:pos="9062"/>
+            </w:tabs>
+            <w:rPr>
+              <w:rFonts w:asciiTheme="minorHAnsi" w:eastAsiaTheme="minorEastAsia" w:hAnsiTheme="minorHAnsi"/>
+              <w:noProof/>
+              <w:spacing w:val="0"/>
+              <w:sz w:val="24"/>
+              <w:lang w:eastAsia="fr-FR"/>
+            </w:rPr>
+          </w:pPr>
+          <w:hyperlink w:anchor="_Toc242695087" w:history="1">
+            <w:r>
+              <w:rPr>
+                <w:rStyle w:val="Lienhypertexte"/>
+                <w:noProof/>
+              </w:rPr>
+              <w:t>II. 11.</w:t>
+            </w:r>
+            <w:r>
+              <w:rPr>
+                <w:rFonts w:asciiTheme="minorHAnsi" w:eastAsiaTheme="minorEastAsia" w:hAnsiTheme="minorHAnsi"/>
+                <w:noProof/>
+                <w:spacing w:val="0"/>
+                <w:sz w:val="24"/>
+                <w:lang w:eastAsia="fr-FR"/>
+              </w:rPr>
+              <w:tab/>
+            </w:r>
+            <w:r>
+              <w:rPr>
+                <w:rStyle w:val="Lienhypertexte"/>
+                <w:noProof/>
+              </w:rPr>
+              <w:t>Retour réflexif</w:t>
+            </w:r>
+            <w:r>
+              <w:rPr>
+                <w:noProof/>
+                <w:webHidden/>
+              </w:rPr>
+              <w:tab/>
+            </w:r>
+            <w:r>
+              <w:rPr>
+                <w:noProof/>
+                <w:webHidden/>
+              </w:rPr>
+              <w:fldChar w:fldCharType="begin"/>
+            </w:r>
+            <w:r>
+              <w:rPr>
+                <w:noProof/>
+                <w:webHidden/>
+              </w:rPr>
+              <w:instrText xml:space="preserve"> PAGEREF _Toc242695087 \h </w:instrText>
+            </w:r>
+            <w:r>
+              <w:rPr>
+                <w:noProof/>
+                <w:webHidden/>
+              </w:rPr>
+            </w:r>
+            <w:r>
+              <w:rPr>
+                <w:noProof/>
+                <w:webHidden/>
+              </w:rPr>
+              <w:fldChar w:fldCharType="separate"/>
+            </w:r>
+            <w:r>
+              <w:rPr>
+                <w:noProof/>
+                <w:webHidden/>
+              </w:rPr>
+              <w:t>7</w:t>
+            </w:r>
+            <w:r>
+              <w:rPr>
+                <w:noProof/>
+                <w:webHidden/>
+              </w:rPr>
+              <w:fldChar w:fldCharType="end"/>
+            </w:r>
+          </w:hyperlink>
+        </w:p>
+        <w:p>
+          <w:pPr>
+            <w:pStyle w:val="TM1"/>
+            <w:tabs>
+              <w:tab w:val="left" w:pos="720"/>
+              <w:tab w:val="right" w:leader="dot" w:pos="9062"/>
+            </w:tabs>
+            <w:rPr>
+              <w:rFonts w:asciiTheme="minorHAnsi" w:eastAsiaTheme="minorEastAsia" w:hAnsiTheme="minorHAnsi"/>
+              <w:noProof/>
+              <w:spacing w:val="0"/>
+              <w:sz w:val="24"/>
+              <w:lang w:eastAsia="fr-FR"/>
+            </w:rPr>
+          </w:pPr>
+          <w:hyperlink w:anchor="_Toc242695088" w:history="1">
+            <w:r>
+              <w:rPr>
+                <w:rStyle w:val="Lienhypertexte"/>
+                <w:noProof/>
+              </w:rPr>
+              <w:t>III.</w:t>
+            </w:r>
+            <w:r>
+              <w:rPr>
+                <w:rFonts w:asciiTheme="minorHAnsi" w:eastAsiaTheme="minorEastAsia" w:hAnsiTheme="minorHAnsi"/>
+                <w:noProof/>
+                <w:spacing w:val="0"/>
+                <w:sz w:val="24"/>
+                <w:lang w:eastAsia="fr-FR"/>
+              </w:rPr>
+              <w:tab/>
+            </w:r>
+            <w:r>
+              <w:rPr>
+                <w:rStyle w:val="Lienhypertexte"/>
+                <w:noProof/>
+              </w:rPr>
+              <w:t>Definition of Done</w:t>
+            </w:r>
+            <w:r>
+              <w:rPr>
+                <w:noProof/>
+                <w:webHidden/>
+              </w:rPr>
+              <w:tab/>
+            </w:r>
+            <w:r>
+              <w:rPr>
+                <w:noProof/>
+                <w:webHidden/>
+              </w:rPr>
+              <w:fldChar w:fldCharType="begin"/>
+            </w:r>
+            <w:r>
+              <w:rPr>
+                <w:noProof/>
+                <w:webHidden/>
+              </w:rPr>
+              <w:instrText xml:space="preserve"> PAGEREF _Toc242695088 \h </w:instrText>
+            </w:r>
+            <w:r>
+              <w:rPr>
+                <w:noProof/>
+                <w:webHidden/>
+              </w:rPr>
+            </w:r>
+            <w:r>
+              <w:rPr>
+                <w:noProof/>
+                <w:webHidden/>
+              </w:rPr>
+              <w:fldChar w:fldCharType="separate"/>
+            </w:r>
+            <w:r>
+              <w:rPr>
+                <w:noProof/>
+                <w:webHidden/>
+              </w:rPr>
+              <w:t>7</w:t>
+            </w:r>
+            <w:r>
+              <w:rPr>
+                <w:noProof/>
+                <w:webHidden/>
+              </w:rPr>
+              <w:fldChar w:fldCharType="end"/>
+            </w:r>
+          </w:hyperlink>
+        </w:p>
+        <w:p>
+          <w:pPr>
+            <w:pStyle w:val="TM1"/>
+            <w:tabs>
+              <w:tab w:val="right" w:leader="dot" w:pos="9062"/>
+            </w:tabs>
+            <w:rPr>
+              <w:rFonts w:asciiTheme="minorHAnsi" w:eastAsiaTheme="minorEastAsia" w:hAnsiTheme="minorHAnsi"/>
+              <w:noProof/>
+              <w:spacing w:val="0"/>
+              <w:sz w:val="24"/>
+              <w:lang w:eastAsia="fr-FR"/>
+            </w:rPr>
+          </w:pPr>
+          <w:hyperlink w:anchor="_Toc242695089" w:history="1">
+            <w:r>
+              <w:rPr>
+                <w:rStyle w:val="Lienhypertexte"/>
+                <w:noProof/>
+              </w:rPr>
+              <w:t>Backlog Estime (Sprint 1)</w:t>
+            </w:r>
+            <w:r>
+              <w:rPr>
+                <w:noProof/>
+                <w:webHidden/>
+              </w:rPr>
+              <w:tab/>
+            </w:r>
+            <w:r>
+              <w:rPr>
+                <w:noProof/>
+                <w:webHidden/>
+              </w:rPr>
+              <w:fldChar w:fldCharType="begin"/>
+            </w:r>
+            <w:r>
+              <w:rPr>
+                <w:noProof/>
+                <w:webHidden/>
+              </w:rPr>
+              <w:instrText xml:space="preserve"> PAGEREF _Toc242695089 \h </w:instrText>
+            </w:r>
+            <w:r>
+              <w:rPr>
+                <w:noProof/>
+                <w:webHidden/>
+              </w:rPr>
+            </w:r>
+            <w:r>
+              <w:rPr>
+                <w:noProof/>
+                <w:webHidden/>
+              </w:rPr>
+              <w:fldChar w:fldCharType="separate"/>
+            </w:r>
+            <w:r>
+              <w:rPr>
+                <w:noProof/>
+                <w:webHidden/>
+              </w:rPr>
+              <w:t>9</w:t>
+            </w:r>
+            <w:r>
+              <w:rPr>
+                <w:noProof/>
+                <w:webHidden/>
+              </w:rPr>
+              <w:fldChar w:fldCharType="end"/>
+            </w:r>
+          </w:hyperlink>
+        </w:p>
+        <w:p>
+          <w:pPr>
+            <w:pStyle w:val="TM1"/>
+            <w:tabs>
+              <w:tab w:val="left" w:pos="720"/>
+              <w:tab w:val="right" w:leader="dot" w:pos="9062"/>
+            </w:tabs>
+            <w:rPr>
+              <w:rFonts w:asciiTheme="minorHAnsi" w:eastAsiaTheme="minorEastAsia" w:hAnsiTheme="minorHAnsi"/>
+              <w:noProof/>
+              <w:spacing w:val="0"/>
+              <w:sz w:val="24"/>
+              <w:lang w:eastAsia="fr-FR"/>
+            </w:rPr>
+          </w:pPr>
+          <w:hyperlink w:anchor="_Toc242695090" w:history="1">
+            <w:r>
+              <w:rPr>
+                <w:rStyle w:val="Lienhypertexte"/>
+                <w:noProof/>
+              </w:rPr>
+              <w:t>IV.</w:t>
+            </w:r>
+            <w:r>
+              <w:rPr>
+                <w:rFonts w:asciiTheme="minorHAnsi" w:eastAsiaTheme="minorEastAsia" w:hAnsiTheme="minorHAnsi"/>
+                <w:noProof/>
+                <w:spacing w:val="0"/>
+                <w:sz w:val="24"/>
+                <w:lang w:eastAsia="fr-FR"/>
+              </w:rPr>
+              <w:tab/>
+            </w:r>
+            <w:r>
+              <w:rPr>
+                <w:rStyle w:val="Lienhypertexte"/>
+                <w:noProof/>
+              </w:rPr>
+              <w:t>Lien du commit de fin de sprint</w:t>
+            </w:r>
+            <w:r>
+              <w:rPr>
+                <w:noProof/>
+                <w:webHidden/>
+              </w:rPr>
+              <w:tab/>
+            </w:r>
+            <w:r>
+              <w:rPr>
+                <w:noProof/>
+                <w:webHidden/>
+              </w:rPr>
+              <w:fldChar w:fldCharType="begin"/>
+            </w:r>
+            <w:r>
+              <w:rPr>
+                <w:noProof/>
+                <w:webHidden/>
+              </w:rPr>
+              <w:instrText xml:space="preserve"> PAGEREF _Toc242695090 \h </w:instrText>
+            </w:r>
+            <w:r>
+              <w:rPr>
+                <w:noProof/>
+                <w:webHidden/>
+              </w:rPr>
+            </w:r>
+            <w:r>
+              <w:rPr>
+                <w:noProof/>
+                <w:webHidden/>
+              </w:rPr>
+              <w:fldChar w:fldCharType="separate"/>
+            </w:r>
+            <w:r>
+              <w:rPr>
+                <w:noProof/>
+                <w:webHidden/>
+              </w:rPr>
+              <w:t>9</w:t>
             </w:r>
             <w:r>
               <w:rPr>
@@ -1696,26 +4306,32 @@
       <w:pPr>
         <w:pStyle w:val="Titre1"/>
       </w:pPr>
+      <w:bookmarkStart w:id="0" w:name="_Toc242695048"/>
       <w:r>
         <w:lastRenderedPageBreak/>
         <w:t>Critère d’acceptation</w:t>
       </w:r>
+      <w:bookmarkEnd w:id="0"/>
     </w:p>
     <w:p>
       <w:pPr>
         <w:pStyle w:val="Titre2"/>
       </w:pPr>
+      <w:bookmarkStart w:id="1" w:name="_Toc242695049"/>
       <w:r>
         <w:t>US-01</w:t>
       </w:r>
+      <w:bookmarkEnd w:id="1"/>
     </w:p>
     <w:p>
       <w:pPr>
         <w:pStyle w:val="Titre3"/>
       </w:pPr>
+      <w:bookmarkStart w:id="2" w:name="_Toc242695050"/>
       <w:r>
         <w:t>CA-01.1</w:t>
       </w:r>
+      <w:bookmarkEnd w:id="2"/>
     </w:p>
     <w:p>
       <w:r>
@@ -1726,9 +4342,11 @@
       <w:pPr>
         <w:pStyle w:val="Titre3"/>
       </w:pPr>
+      <w:bookmarkStart w:id="3" w:name="_Toc242695051"/>
       <w:r>
         <w:t>CA-01.2</w:t>
       </w:r>
+      <w:bookmarkEnd w:id="3"/>
     </w:p>
     <w:p>
       <w:r>
@@ -1739,17 +4357,21 @@
       <w:pPr>
         <w:pStyle w:val="Titre2"/>
       </w:pPr>
+      <w:bookmarkStart w:id="4" w:name="_Toc242695052"/>
       <w:r>
         <w:t>US-02</w:t>
       </w:r>
+      <w:bookmarkEnd w:id="4"/>
     </w:p>
     <w:p>
       <w:pPr>
         <w:pStyle w:val="Titre3"/>
       </w:pPr>
+      <w:bookmarkStart w:id="5" w:name="_Toc242695053"/>
       <w:r>
         <w:t>CA-02.1</w:t>
       </w:r>
+      <w:bookmarkEnd w:id="5"/>
     </w:p>
     <w:p>
       <w:r>
@@ -1766,9 +4388,11 @@
       <w:pPr>
         <w:pStyle w:val="Titre3"/>
       </w:pPr>
+      <w:bookmarkStart w:id="6" w:name="_Toc242695054"/>
       <w:r>
         <w:t>CA-02.2</w:t>
       </w:r>
+      <w:bookmarkEnd w:id="6"/>
     </w:p>
     <w:p>
       <w:r>
@@ -1779,17 +4403,21 @@
       <w:pPr>
         <w:pStyle w:val="Titre2"/>
       </w:pPr>
+      <w:bookmarkStart w:id="7" w:name="_Toc242695055"/>
       <w:r>
         <w:t>US-03</w:t>
       </w:r>
+      <w:bookmarkEnd w:id="7"/>
     </w:p>
     <w:p>
       <w:pPr>
         <w:pStyle w:val="Titre3"/>
       </w:pPr>
+      <w:bookmarkStart w:id="8" w:name="_Toc242695056"/>
       <w:r>
         <w:t>CA-03.1</w:t>
       </w:r>
+      <w:bookmarkEnd w:id="8"/>
     </w:p>
     <w:p>
       <w:r>
@@ -1800,9 +4428,11 @@
       <w:pPr>
         <w:pStyle w:val="Titre3"/>
       </w:pPr>
+      <w:bookmarkStart w:id="9" w:name="_Toc242695057"/>
       <w:r>
         <w:t>CA-03.2</w:t>
       </w:r>
+      <w:bookmarkEnd w:id="9"/>
     </w:p>
     <w:p>
       <w:r>
@@ -1813,14 +4443,17 @@
       <w:pPr>
         <w:pStyle w:val="Titre2"/>
       </w:pPr>
+      <w:bookmarkStart w:id="10" w:name="_Toc242695058"/>
       <w:r>
         <w:t>US-05</w:t>
       </w:r>
+      <w:bookmarkEnd w:id="10"/>
     </w:p>
     <w:p>
       <w:pPr>
         <w:pStyle w:val="Titre3"/>
       </w:pPr>
+      <w:bookmarkStart w:id="11" w:name="_Toc242695059"/>
       <w:r>
         <w:t>CA-0</w:t>
       </w:r>
@@ -1833,6 +4466,7 @@
       <w:r>
         <w:t>1</w:t>
       </w:r>
+      <w:bookmarkEnd w:id="11"/>
     </w:p>
     <w:p>
       <w:r>
@@ -1843,12 +4477,14 @@
       <w:pPr>
         <w:pStyle w:val="Titre3"/>
       </w:pPr>
+      <w:bookmarkStart w:id="12" w:name="_Toc242695060"/>
       <w:r>
         <w:t>CA-05.</w:t>
       </w:r>
       <w:r>
         <w:t>2</w:t>
       </w:r>
+      <w:bookmarkEnd w:id="12"/>
     </w:p>
     <w:p>
       <w:r>
@@ -1874,18 +4510,22 @@
       <w:pPr>
         <w:pStyle w:val="Titre2"/>
       </w:pPr>
+      <w:bookmarkStart w:id="13" w:name="_Toc242695061"/>
       <w:r>
         <w:lastRenderedPageBreak/>
         <w:t>US-06</w:t>
       </w:r>
+      <w:bookmarkEnd w:id="13"/>
     </w:p>
     <w:p>
       <w:pPr>
         <w:pStyle w:val="Titre3"/>
       </w:pPr>
+      <w:bookmarkStart w:id="14" w:name="_Toc242695062"/>
       <w:r>
         <w:t>CA-06.1</w:t>
       </w:r>
+      <w:bookmarkEnd w:id="14"/>
     </w:p>
     <w:p>
       <w:r>
@@ -1896,9 +4536,11 @@
       <w:pPr>
         <w:pStyle w:val="Titre3"/>
       </w:pPr>
+      <w:bookmarkStart w:id="15" w:name="_Toc242695063"/>
       <w:r>
         <w:t>CA-06.2</w:t>
       </w:r>
+      <w:bookmarkEnd w:id="15"/>
     </w:p>
     <w:p>
       <w:r>
@@ -1909,17 +4551,21 @@
       <w:pPr>
         <w:pStyle w:val="Titre2"/>
       </w:pPr>
+      <w:bookmarkStart w:id="16" w:name="_Toc242695064"/>
       <w:r>
         <w:t>US-07</w:t>
       </w:r>
+      <w:bookmarkEnd w:id="16"/>
     </w:p>
     <w:p>
       <w:pPr>
         <w:pStyle w:val="Titre3"/>
       </w:pPr>
+      <w:bookmarkStart w:id="17" w:name="_Toc242695065"/>
       <w:r>
         <w:t>CA-07.1</w:t>
       </w:r>
+      <w:bookmarkEnd w:id="17"/>
     </w:p>
     <w:p>
       <w:r>
@@ -1930,38 +4576,54 @@
       <w:pPr>
         <w:pStyle w:val="Titre2"/>
       </w:pPr>
+      <w:bookmarkStart w:id="18" w:name="_Toc242695066"/>
       <w:r>
         <w:t>US-09</w:t>
       </w:r>
+      <w:bookmarkEnd w:id="18"/>
     </w:p>
     <w:p>
       <w:pPr>
         <w:pStyle w:val="Titre3"/>
       </w:pPr>
+      <w:bookmarkStart w:id="19" w:name="_Toc242695067"/>
       <w:r>
         <w:t>CA-09.1</w:t>
       </w:r>
+      <w:bookmarkEnd w:id="19"/>
     </w:p>
     <w:p>
       <w:r>
-        <w:t>Étant donné un backlog de 3 fonctionnalités dont 2 validées, quand la 3e est validée avec la difficulté, alors un fichier JSON est enregistré contenant les 3 fonctionnalités et leur difficulté.</w:t>
+        <w:t xml:space="preserve">Étant donné un </w:t>
+      </w:r>
+      <w:proofErr w:type="spellStart"/>
+      <w:r>
+        <w:t>backlog</w:t>
+      </w:r>
+      <w:proofErr w:type="spellEnd"/>
+      <w:r>
+        <w:t xml:space="preserve"> de 3 fonctionnalités dont 2 validées, quand la 3e est validée avec la difficulté, alors un fichier JSON est enregistré contenant les 3 fonctionnalités et leur difficulté.</w:t>
       </w:r>
     </w:p>
     <w:p>
       <w:pPr>
         <w:pStyle w:val="Titre2"/>
       </w:pPr>
+      <w:bookmarkStart w:id="20" w:name="_Toc242695068"/>
       <w:r>
         <w:t>US-10</w:t>
       </w:r>
+      <w:bookmarkEnd w:id="20"/>
     </w:p>
     <w:p>
       <w:pPr>
         <w:pStyle w:val="Titre3"/>
       </w:pPr>
+      <w:bookmarkStart w:id="21" w:name="_Toc242695069"/>
       <w:r>
         <w:t>CA-10.1</w:t>
       </w:r>
+      <w:bookmarkEnd w:id="21"/>
     </w:p>
     <w:p>
       <w:r>
@@ -1972,8 +4634,13 @@
       <w:pPr>
         <w:pStyle w:val="Titre3"/>
       </w:pPr>
-      <w:r>
-        <w:t xml:space="preserve">CA-10.2 </w:t>
+      <w:bookmarkStart w:id="22" w:name="_Toc242695070"/>
+      <w:r>
+        <w:t>CA-10.2</w:t>
+      </w:r>
+      <w:bookmarkEnd w:id="22"/>
+      <w:r>
+        <w:t xml:space="preserve"> </w:t>
       </w:r>
     </w:p>
     <w:p>
@@ -1985,16 +4652,23 @@
       <w:pPr>
         <w:pStyle w:val="Titre2"/>
       </w:pPr>
+      <w:bookmarkStart w:id="23" w:name="_Toc242695071"/>
       <w:r>
         <w:t>US-11</w:t>
       </w:r>
+      <w:bookmarkEnd w:id="23"/>
     </w:p>
     <w:p>
       <w:pPr>
         <w:pStyle w:val="Titre3"/>
       </w:pPr>
-      <w:r>
-        <w:t xml:space="preserve">CA-11.1 </w:t>
+      <w:bookmarkStart w:id="24" w:name="_Toc242695072"/>
+      <w:r>
+        <w:t>CA-11.1</w:t>
+      </w:r>
+      <w:bookmarkEnd w:id="24"/>
+      <w:r>
+        <w:t xml:space="preserve"> </w:t>
       </w:r>
     </w:p>
     <w:p>
@@ -2014,17 +4688,24 @@
       <w:pPr>
         <w:pStyle w:val="Titre2"/>
       </w:pPr>
+      <w:bookmarkStart w:id="25" w:name="_Toc242695073"/>
       <w:r>
         <w:lastRenderedPageBreak/>
         <w:t>US-13</w:t>
       </w:r>
+      <w:bookmarkEnd w:id="25"/>
     </w:p>
     <w:p>
       <w:pPr>
         <w:pStyle w:val="Titre3"/>
       </w:pPr>
-      <w:r>
-        <w:t xml:space="preserve">CA-13.1 </w:t>
+      <w:bookmarkStart w:id="26" w:name="_Toc242695074"/>
+      <w:r>
+        <w:t>CA-13.1</w:t>
+      </w:r>
+      <w:bookmarkEnd w:id="26"/>
+      <w:r>
+        <w:t xml:space="preserve"> </w:t>
       </w:r>
     </w:p>
     <w:p>
@@ -2036,8 +4717,13 @@
       <w:pPr>
         <w:pStyle w:val="Titre3"/>
       </w:pPr>
-      <w:r>
-        <w:t xml:space="preserve">CA-13.2 </w:t>
+      <w:bookmarkStart w:id="27" w:name="_Toc242695075"/>
+      <w:r>
+        <w:t>CA-13.2</w:t>
+      </w:r>
+      <w:bookmarkEnd w:id="27"/>
+      <w:r>
+        <w:t xml:space="preserve"> </w:t>
       </w:r>
     </w:p>
     <w:p>
@@ -2049,17 +4735,21 @@
       <w:pPr>
         <w:pStyle w:val="Titre1"/>
       </w:pPr>
+      <w:bookmarkStart w:id="28" w:name="_Toc242695076"/>
       <w:r>
         <w:t>Planning poker</w:t>
       </w:r>
+      <w:bookmarkEnd w:id="28"/>
     </w:p>
     <w:p>
       <w:pPr>
         <w:pStyle w:val="Titre2"/>
       </w:pPr>
+      <w:bookmarkStart w:id="29" w:name="_Toc242695077"/>
       <w:r>
         <w:t>US-01</w:t>
       </w:r>
+      <w:bookmarkEnd w:id="29"/>
     </w:p>
     <w:tbl>
       <w:tblPr>
@@ -2178,9 +4868,11 @@
       <w:pPr>
         <w:pStyle w:val="Titre2"/>
       </w:pPr>
+      <w:bookmarkStart w:id="30" w:name="_Toc242695078"/>
       <w:r>
         <w:t>US-02</w:t>
       </w:r>
+      <w:bookmarkEnd w:id="30"/>
     </w:p>
     <w:tbl>
       <w:tblPr>
@@ -2334,9 +5026,11 @@
       <w:pPr>
         <w:pStyle w:val="Titre2"/>
       </w:pPr>
+      <w:bookmarkStart w:id="31" w:name="_Toc242695079"/>
       <w:r>
         <w:t>US-03</w:t>
       </w:r>
+      <w:bookmarkEnd w:id="31"/>
     </w:p>
     <w:tbl>
       <w:tblPr>
@@ -2458,9 +5152,11 @@
       <w:pPr>
         <w:pStyle w:val="Titre2"/>
       </w:pPr>
+      <w:bookmarkStart w:id="32" w:name="_Toc242695080"/>
       <w:r>
         <w:t>US-05</w:t>
       </w:r>
+      <w:bookmarkEnd w:id="32"/>
     </w:p>
     <w:tbl>
       <w:tblPr>
@@ -2559,9 +5255,11 @@
       <w:pPr>
         <w:pStyle w:val="Titre2"/>
       </w:pPr>
+      <w:bookmarkStart w:id="33" w:name="_Toc242695081"/>
       <w:r>
         <w:t>US-06</w:t>
       </w:r>
+      <w:bookmarkEnd w:id="33"/>
     </w:p>
     <w:tbl>
       <w:tblPr>
@@ -2680,9 +5378,11 @@
       <w:pPr>
         <w:pStyle w:val="Titre2"/>
       </w:pPr>
+      <w:bookmarkStart w:id="34" w:name="_Toc242695082"/>
       <w:r>
         <w:t>US-07</w:t>
       </w:r>
+      <w:bookmarkEnd w:id="34"/>
     </w:p>
     <w:tbl>
       <w:tblPr>
@@ -2865,9 +5565,11 @@
       <w:pPr>
         <w:pStyle w:val="Titre2"/>
       </w:pPr>
+      <w:bookmarkStart w:id="35" w:name="_Toc242695083"/>
       <w:r>
         <w:t>US-09</w:t>
       </w:r>
+      <w:bookmarkEnd w:id="35"/>
     </w:p>
     <w:tbl>
       <w:tblPr>
@@ -2989,9 +5691,11 @@
       <w:pPr>
         <w:pStyle w:val="Titre2"/>
       </w:pPr>
+      <w:bookmarkStart w:id="36" w:name="_Toc242695084"/>
       <w:r>
         <w:t>US-10</w:t>
       </w:r>
+      <w:bookmarkEnd w:id="36"/>
     </w:p>
     <w:tbl>
       <w:tblPr>
@@ -3177,9 +5881,11 @@
       <w:pPr>
         <w:pStyle w:val="Titre2"/>
       </w:pPr>
+      <w:bookmarkStart w:id="37" w:name="_Toc242695085"/>
       <w:r>
         <w:t>US-11</w:t>
       </w:r>
+      <w:bookmarkEnd w:id="37"/>
     </w:p>
     <w:tbl>
       <w:tblPr>
@@ -3269,9 +5975,11 @@
       <w:pPr>
         <w:pStyle w:val="Titre2"/>
       </w:pPr>
+      <w:bookmarkStart w:id="38" w:name="_Toc242695086"/>
       <w:r>
         <w:t>US-13</w:t>
       </w:r>
+      <w:bookmarkEnd w:id="38"/>
     </w:p>
     <w:tbl>
       <w:tblPr>
@@ -3332,9 +6040,11 @@
             <w:tcW w:w="3021" w:type="dxa"/>
           </w:tcPr>
           <w:p>
+            <w:proofErr w:type="gramStart"/>
             <w:r>
               <w:t>½</w:t>
             </w:r>
+            <w:proofErr w:type="gramEnd"/>
           </w:p>
         </w:tc>
         <w:tc>
@@ -3364,9 +6074,11 @@
             <w:tcW w:w="3021" w:type="dxa"/>
           </w:tcPr>
           <w:p>
+            <w:proofErr w:type="gramStart"/>
             <w:r>
               <w:t>½</w:t>
             </w:r>
+            <w:proofErr w:type="gramEnd"/>
           </w:p>
         </w:tc>
         <w:tc>
@@ -3374,9 +6086,11 @@
             <w:tcW w:w="3021" w:type="dxa"/>
           </w:tcPr>
           <w:p>
+            <w:proofErr w:type="gramStart"/>
             <w:r>
               <w:t>½</w:t>
             </w:r>
+            <w:proofErr w:type="gramEnd"/>
           </w:p>
         </w:tc>
       </w:tr>
@@ -3401,9 +6115,14 @@
       <w:pPr>
         <w:pStyle w:val="Titre2"/>
       </w:pPr>
+      <w:bookmarkStart w:id="39" w:name="_Toc242695087"/>
       <w:r>
         <w:lastRenderedPageBreak/>
-        <w:t xml:space="preserve">Retour réflexif </w:t>
+        <w:t>Retour réflexif</w:t>
+      </w:r>
+      <w:bookmarkEnd w:id="39"/>
+      <w:r>
+        <w:t xml:space="preserve"> </w:t>
       </w:r>
     </w:p>
     <w:p>
@@ -3413,7 +6132,49 @@
         </w:tabs>
       </w:pPr>
       <w:r>
-        <w:t>Nous avons eu à voter en moyenne entre 2 à 3 fois par US. Généralement les arguments portaient sur la technique ou l’architecture et la nécessiter de mettre en place différents sous-systèmes (DAO ect…). Nous n’avons pas eu à recouper des US ou a modifier nos CU mais il pourrait s’agir de bias de notre part. Cependant pour un système a deux utilisateurs les autres règles que la règle stricte n’ont aucun intérêt sauf peut-être la moyenne et seront arbitraire en fonction de leur implémentation.</w:t>
+        <w:t xml:space="preserve">Nous avons eu à voter en moyenne entre 2 à 3 fois par US. Généralement les arguments portaient sur la technique ou l’architecture et la nécessiter de mettre en place différents sous-systèmes (DAO </w:t>
+      </w:r>
+      <w:proofErr w:type="spellStart"/>
+      <w:r>
+        <w:t>ect</w:t>
+      </w:r>
+      <w:proofErr w:type="spellEnd"/>
+      <w:r>
+        <w:t xml:space="preserve">…). Nous n’avons pas eu à recouper des US ou </w:t>
+      </w:r>
+      <w:proofErr w:type="spellStart"/>
+      <w:proofErr w:type="gramStart"/>
+      <w:r>
+        <w:t>a</w:t>
+      </w:r>
+      <w:proofErr w:type="spellEnd"/>
+      <w:proofErr w:type="gramEnd"/>
+      <w:r>
+        <w:t xml:space="preserve"> modifier nos CU mais il pourrait s’agir de </w:t>
+      </w:r>
+      <w:proofErr w:type="spellStart"/>
+      <w:r>
+        <w:t>bias</w:t>
+      </w:r>
+      <w:proofErr w:type="spellEnd"/>
+      <w:r>
+        <w:t xml:space="preserve"> de notre part. Cependant pour un système </w:t>
+      </w:r>
+      <w:proofErr w:type="spellStart"/>
+      <w:r>
+        <w:t>a</w:t>
+      </w:r>
+      <w:proofErr w:type="spellEnd"/>
+      <w:r>
+        <w:t xml:space="preserve"> deux utilisateurs les autres règles que la règle stricte </w:t>
+      </w:r>
+      <w:proofErr w:type="gramStart"/>
+      <w:r>
+        <w:t>n’ont</w:t>
+      </w:r>
+      <w:proofErr w:type="gramEnd"/>
+      <w:r>
+        <w:t xml:space="preserve"> aucun intérêt sauf peut-être la moyenne et seront arbitraire en fonction de leur implémentation.</w:t>
       </w:r>
     </w:p>
     <w:p>
@@ -3444,9 +6205,16 @@
       <w:pPr>
         <w:pStyle w:val="Titre1"/>
       </w:pPr>
-      <w:r>
-        <w:t>Definition of Done</w:t>
-      </w:r>
+      <w:bookmarkStart w:id="40" w:name="_Toc242695088"/>
+      <w:proofErr w:type="spellStart"/>
+      <w:r>
+        <w:t>Definition</w:t>
+      </w:r>
+      <w:proofErr w:type="spellEnd"/>
+      <w:r>
+        <w:t xml:space="preserve"> of Done</w:t>
+      </w:r>
+      <w:bookmarkEnd w:id="40"/>
     </w:p>
     <w:p>
       <w:pPr>
@@ -3579,7 +6347,23 @@
               <w:cnfStyle w:val="000000100000" w:firstRow="0" w:lastRow="0" w:firstColumn="0" w:lastColumn="0" w:oddVBand="0" w:evenVBand="0" w:oddHBand="1" w:evenHBand="0" w:firstRowFirstColumn="0" w:firstRowLastColumn="0" w:lastRowFirstColumn="0" w:lastRowLastColumn="0"/>
             </w:pPr>
             <w:r>
-              <w:t>Un test xUnit par critère, nommé avec son identifiant (CA_05_2_...) : dotnet test les exécute tous et réussit</w:t>
+              <w:t xml:space="preserve">Un test </w:t>
+            </w:r>
+            <w:proofErr w:type="spellStart"/>
+            <w:r>
+              <w:t>xUnit</w:t>
+            </w:r>
+            <w:proofErr w:type="spellEnd"/>
+            <w:r>
+              <w:t xml:space="preserve"> par critère, nommé avec son identifiant (CA_05_2_...) : </w:t>
+            </w:r>
+            <w:proofErr w:type="spellStart"/>
+            <w:r>
+              <w:t>dotnet</w:t>
+            </w:r>
+            <w:proofErr w:type="spellEnd"/>
+            <w:r>
+              <w:t xml:space="preserve"> test les exécute tous et réussit</w:t>
             </w:r>
           </w:p>
         </w:tc>
@@ -3857,7 +6641,23 @@
         <w:t>Écart assumé au sprint 1 :</w:t>
       </w:r>
       <w:r>
-        <w:t xml:space="preserve"> les US du walking skeleton (US-01, US-03, US-05) ne respectent pas les conditions 1 et 3, car aucun projet de tests xUnit n’a été créé. Le temps de la séance devait couvrir trois fonctionnalités de bout en bout, et nous avons </w:t>
+        <w:t xml:space="preserve"> les US du </w:t>
+      </w:r>
+      <w:proofErr w:type="spellStart"/>
+      <w:r>
+        <w:t>walking</w:t>
+      </w:r>
+      <w:proofErr w:type="spellEnd"/>
+      <w:r>
+        <w:t xml:space="preserve"> skeleton (US-01, US-03, US-05) ne respectent pas les conditions 1 et 3, car aucun projet de tests </w:t>
+      </w:r>
+      <w:proofErr w:type="spellStart"/>
+      <w:r>
+        <w:t>xUnit</w:t>
+      </w:r>
+      <w:proofErr w:type="spellEnd"/>
+      <w:r>
+        <w:t xml:space="preserve"> n’a été créé. Le temps de la séance devait couvrir trois fonctionnalités de bout en bout, et nous avons </w:t>
       </w:r>
       <w:r>
         <w:lastRenderedPageBreak/>
@@ -3878,7 +6678,15 @@
         <w:t>Objectif du sprint 1 :</w:t>
       </w:r>
       <w:r>
-        <w:t xml:space="preserve"> Une équipe réunie autour d’un même ordinateur peut lancer une partie avec ses pseudos, charger son backlog et voter en secret sur chaque fonctionnalité, puis découvrir tous les votes en même temps.</w:t>
+        <w:t xml:space="preserve"> Une équipe réunie autour d’un même ordinateur peut lancer une partie avec ses pseudos, charger son </w:t>
+      </w:r>
+      <w:proofErr w:type="spellStart"/>
+      <w:r>
+        <w:t>backlog</w:t>
+      </w:r>
+      <w:proofErr w:type="spellEnd"/>
+      <w:r>
+        <w:t xml:space="preserve"> et voter en secret sur chaque fonctionnalité, puis découvrir tous les votes en même temps.</w:t>
       </w:r>
     </w:p>
     <w:p>
@@ -3905,10 +6713,17 @@
         </w:numPr>
         <w:ind w:left="360" w:hanging="360"/>
       </w:pPr>
+      <w:bookmarkStart w:id="41" w:name="_Toc242695089"/>
+      <w:proofErr w:type="spellStart"/>
       <w:r>
         <w:lastRenderedPageBreak/>
-        <w:t>Backlog Estime (Sprint 1)</w:t>
-      </w:r>
+        <w:t>Backlog</w:t>
+      </w:r>
+      <w:proofErr w:type="spellEnd"/>
+      <w:r>
+        <w:t xml:space="preserve"> Estime (Sprint 1)</w:t>
+      </w:r>
+      <w:bookmarkEnd w:id="41"/>
     </w:p>
     <w:tbl>
       <w:tblPr>
@@ -4304,6 +7119,7 @@
                 <w:szCs w:val="22"/>
               </w:rPr>
             </w:pPr>
+            <w:proofErr w:type="spellStart"/>
             <w:r>
               <w:rPr>
                 <w:sz w:val="20"/>
@@ -4311,6 +7127,7 @@
               </w:rPr>
               <w:t>Should</w:t>
             </w:r>
+            <w:proofErr w:type="spellEnd"/>
           </w:p>
         </w:tc>
         <w:tc>
@@ -4630,6 +7447,7 @@
                 <w:szCs w:val="22"/>
               </w:rPr>
             </w:pPr>
+            <w:proofErr w:type="spellStart"/>
             <w:r>
               <w:rPr>
                 <w:sz w:val="20"/>
@@ -4637,6 +7455,7 @@
               </w:rPr>
               <w:t>Should</w:t>
             </w:r>
+            <w:proofErr w:type="spellEnd"/>
           </w:p>
         </w:tc>
         <w:tc>
@@ -4956,6 +7775,7 @@
                 <w:szCs w:val="22"/>
               </w:rPr>
             </w:pPr>
+            <w:proofErr w:type="spellStart"/>
             <w:r>
               <w:rPr>
                 <w:sz w:val="20"/>
@@ -4963,6 +7783,7 @@
               </w:rPr>
               <w:t>Could</w:t>
             </w:r>
+            <w:proofErr w:type="spellEnd"/>
           </w:p>
         </w:tc>
         <w:tc>
@@ -5082,13 +7903,23 @@
       <w:pPr>
         <w:pStyle w:val="Titre1"/>
       </w:pPr>
+      <w:bookmarkStart w:id="42" w:name="_Toc242695090"/>
       <w:r>
         <w:t>Lien du commit de fin de sprint</w:t>
       </w:r>
+      <w:bookmarkEnd w:id="42"/>
     </w:p>
     <w:p>
       <w:r>
-        <w:t xml:space="preserve">Ce premier sprint n’a pas pu conclure tout ce qui était attendu notamment sur les test et </w:t>
+        <w:t xml:space="preserve">Ce premier sprint n’a pas pu conclure tout ce qui était attendu notamment sur </w:t>
+      </w:r>
+      <w:proofErr w:type="gramStart"/>
+      <w:r>
+        <w:t>les test</w:t>
+      </w:r>
+      <w:proofErr w:type="gramEnd"/>
+      <w:r>
+        <w:t xml:space="preserve"> et </w:t>
       </w:r>
       <w:r>
         <w:t>les fonctionnalités attendues</w:t>
@@ -5102,12 +7933,35 @@
       <w:r>
         <w:br/>
       </w:r>
+      <w:r>
+        <w:t>https://github.com/Corentin-</w:t>
+      </w:r>
+      <w:hyperlink r:id="rId9" w:history="1">
+        <w:r>
+          <w:rPr>
+            <w:rStyle w:val="Lienhypertexte"/>
+          </w:rPr>
+          <w:t>Legrand/41LIDA01_B</w:t>
+        </w:r>
+        <w:r>
+          <w:rPr>
+            <w:rStyle w:val="Lienhypertexte"/>
+          </w:rPr>
+          <w:t>5</w:t>
+        </w:r>
+        <w:r>
+          <w:rPr>
+            <w:rStyle w:val="Lienhypertexte"/>
+          </w:rPr>
+          <w:t>_CAPI/commit/9fbf92f2828b05af3e72da40bf596c4fd18bccb7</w:t>
+        </w:r>
+      </w:hyperlink>
     </w:p>
     <w:sectPr>
-      <w:headerReference w:type="default" r:id="rId9"/>
-      <w:footerReference w:type="default" r:id="rId10"/>
-      <w:headerReference w:type="first" r:id="rId11"/>
-      <w:footerReference w:type="first" r:id="rId12"/>
+      <w:headerReference w:type="default" r:id="rId10"/>
+      <w:footerReference w:type="default" r:id="rId11"/>
+      <w:headerReference w:type="first" r:id="rId12"/>
+      <w:footerReference w:type="first" r:id="rId13"/>
       <w:pgSz w:w="11906" w:h="16838"/>
       <w:pgMar w:top="1417" w:right="1417" w:bottom="1417" w:left="1417" w:header="708" w:footer="708" w:gutter="0"/>
       <w:pgNumType w:start="0"/>
@@ -8945,6 +11799,30 @@
       </w:tcPr>
     </w:tblStylePr>
   </w:style>
+  <w:style w:type="character" w:styleId="Mentionnonrsolue">
+    <w:name w:val="Unresolved Mention"/>
+    <w:basedOn w:val="Policepardfaut"/>
+    <w:uiPriority w:val="99"/>
+    <w:semiHidden/>
+    <w:unhideWhenUsed/>
+    <w:rsid w:val="00F13B47"/>
+    <w:rPr>
+      <w:color w:val="605E5C"/>
+      <w:shd w:val="clear" w:color="auto" w:fill="E1DFDD"/>
+    </w:rPr>
+  </w:style>
+  <w:style w:type="character" w:styleId="Lienhypertextesuivivisit">
+    <w:name w:val="FollowedHyperlink"/>
+    <w:basedOn w:val="Policepardfaut"/>
+    <w:uiPriority w:val="99"/>
+    <w:semiHidden/>
+    <w:unhideWhenUsed/>
+    <w:rsid w:val="00F13B47"/>
+    <w:rPr>
+      <w:color w:val="96607D" w:themeColor="followedHyperlink"/>
+      <w:u w:val="single"/>
+    </w:rPr>
+  </w:style>
 </w:styles>
 </file>
 
@@ -9212,6 +12090,7 @@
     <w:rsid w:val="00113869"/>
     <w:rsid w:val="002F62BC"/>
     <w:rsid w:val="003452DD"/>
+    <w:rsid w:val="003B5C1D"/>
     <w:rsid w:val="0042725B"/>
     <w:rsid w:val="00464BE4"/>
     <w:rsid w:val="004F31F8"/>
@@ -9222,6 +12101,7 @@
     <w:rsid w:val="008B2538"/>
     <w:rsid w:val="00B021F1"/>
     <w:rsid w:val="00E71964"/>
+    <w:rsid w:val="00F05FE5"/>
     <w:rsid w:val="00FF69E9"/>
   </w:rsids>
   <m:mathPr>

--- a/docs/rendus/Séance 1.docx
+++ b/docs/rendus/Séance 1.docx
@@ -6040,11 +6040,9 @@
             <w:tcW w:w="3021" w:type="dxa"/>
           </w:tcPr>
           <w:p>
-            <w:proofErr w:type="gramStart"/>
             <w:r>
               <w:t>½</w:t>
             </w:r>
-            <w:proofErr w:type="gramEnd"/>
           </w:p>
         </w:tc>
         <w:tc>
@@ -6074,11 +6072,9 @@
             <w:tcW w:w="3021" w:type="dxa"/>
           </w:tcPr>
           <w:p>
-            <w:proofErr w:type="gramStart"/>
             <w:r>
               <w:t>½</w:t>
             </w:r>
-            <w:proofErr w:type="gramEnd"/>
           </w:p>
         </w:tc>
         <w:tc>
@@ -6086,11 +6082,9 @@
             <w:tcW w:w="3021" w:type="dxa"/>
           </w:tcPr>
           <w:p>
-            <w:proofErr w:type="gramStart"/>
             <w:r>
               <w:t>½</w:t>
             </w:r>
-            <w:proofErr w:type="gramEnd"/>
           </w:p>
         </w:tc>
       </w:tr>
@@ -6143,12 +6137,10 @@
         <w:t xml:space="preserve">…). Nous n’avons pas eu à recouper des US ou </w:t>
       </w:r>
       <w:proofErr w:type="spellStart"/>
-      <w:proofErr w:type="gramStart"/>
       <w:r>
         <w:t>a</w:t>
       </w:r>
       <w:proofErr w:type="spellEnd"/>
-      <w:proofErr w:type="gramEnd"/>
       <w:r>
         <w:t xml:space="preserve"> modifier nos CU mais il pourrait s’agir de </w:t>
       </w:r>
@@ -6166,15 +6158,7 @@
       </w:r>
       <w:proofErr w:type="spellEnd"/>
       <w:r>
-        <w:t xml:space="preserve"> deux utilisateurs les autres règles que la règle stricte </w:t>
-      </w:r>
-      <w:proofErr w:type="gramStart"/>
-      <w:r>
-        <w:t>n’ont</w:t>
-      </w:r>
-      <w:proofErr w:type="gramEnd"/>
-      <w:r>
-        <w:t xml:space="preserve"> aucun intérêt sauf peut-être la moyenne et seront arbitraire en fonction de leur implémentation.</w:t>
+        <w:t xml:space="preserve"> deux utilisateurs les autres règles que la règle stricte n’ont aucun intérêt sauf peut-être la moyenne et seront arbitraire en fonction de leur implémentation.</w:t>
       </w:r>
     </w:p>
     <w:p>
@@ -6989,13 +6973,6 @@
                 <w:szCs w:val="22"/>
               </w:rPr>
             </w:pPr>
-            <w:r>
-              <w:rPr>
-                <w:sz w:val="20"/>
-                <w:szCs w:val="22"/>
-              </w:rPr>
-              <w:t>1</w:t>
-            </w:r>
           </w:p>
         </w:tc>
       </w:tr>
@@ -7317,13 +7294,6 @@
                 <w:szCs w:val="22"/>
               </w:rPr>
             </w:pPr>
-            <w:r>
-              <w:rPr>
-                <w:sz w:val="20"/>
-                <w:szCs w:val="22"/>
-              </w:rPr>
-              <w:t>1</w:t>
-            </w:r>
           </w:p>
         </w:tc>
       </w:tr>
@@ -7402,13 +7372,6 @@
                 <w:szCs w:val="22"/>
               </w:rPr>
             </w:pPr>
-            <w:r>
-              <w:rPr>
-                <w:sz w:val="20"/>
-                <w:szCs w:val="22"/>
-              </w:rPr>
-              <w:t>1</w:t>
-            </w:r>
           </w:p>
         </w:tc>
       </w:tr>
@@ -7560,13 +7523,6 @@
                 <w:szCs w:val="22"/>
               </w:rPr>
             </w:pPr>
-            <w:r>
-              <w:rPr>
-                <w:sz w:val="20"/>
-                <w:szCs w:val="22"/>
-              </w:rPr>
-              <w:t>1</w:t>
-            </w:r>
           </w:p>
         </w:tc>
       </w:tr>
@@ -7645,13 +7601,6 @@
                 <w:szCs w:val="22"/>
               </w:rPr>
             </w:pPr>
-            <w:r>
-              <w:rPr>
-                <w:sz w:val="20"/>
-                <w:szCs w:val="22"/>
-              </w:rPr>
-              <w:t>1</w:t>
-            </w:r>
           </w:p>
         </w:tc>
       </w:tr>
@@ -7730,13 +7679,6 @@
                 <w:szCs w:val="22"/>
               </w:rPr>
             </w:pPr>
-            <w:r>
-              <w:rPr>
-                <w:sz w:val="20"/>
-                <w:szCs w:val="22"/>
-              </w:rPr>
-              <w:t>1</w:t>
-            </w:r>
           </w:p>
         </w:tc>
       </w:tr>
@@ -7873,28 +7815,28 @@
                 <w:sz w:val="20"/>
                 <w:szCs w:val="22"/>
               </w:rPr>
-              <w:t>1/12</w:t>
-            </w:r>
-          </w:p>
-        </w:tc>
-        <w:tc>
-          <w:tcPr>
-            <w:tcW w:w="1250" w:type="pct"/>
-          </w:tcPr>
-          <w:p>
-            <w:pPr>
+              <w:t>1/</w:t>
+            </w:r>
+            <w:r>
               <w:rPr>
                 <w:sz w:val="20"/>
                 <w:szCs w:val="22"/>
               </w:rPr>
-            </w:pPr>
-            <w:r>
+              <w:t>2</w:t>
+            </w:r>
+          </w:p>
+        </w:tc>
+        <w:tc>
+          <w:tcPr>
+            <w:tcW w:w="1250" w:type="pct"/>
+          </w:tcPr>
+          <w:p>
+            <w:pPr>
               <w:rPr>
                 <w:sz w:val="20"/>
                 <w:szCs w:val="22"/>
               </w:rPr>
-              <w:t>1</w:t>
-            </w:r>
+            </w:pPr>
           </w:p>
         </w:tc>
       </w:tr>
@@ -7913,11 +7855,9 @@
       <w:r>
         <w:t xml:space="preserve">Ce premier sprint n’a pas pu conclure tout ce qui était attendu notamment sur </w:t>
       </w:r>
-      <w:proofErr w:type="gramStart"/>
-      <w:r>
-        <w:t>les test</w:t>
-      </w:r>
-      <w:proofErr w:type="gramEnd"/>
+      <w:r>
+        <w:t>les tests</w:t>
+      </w:r>
       <w:r>
         <w:t xml:space="preserve"> et </w:t>
       </w:r>
@@ -7941,19 +7881,7 @@
           <w:rPr>
             <w:rStyle w:val="Lienhypertexte"/>
           </w:rPr>
-          <w:t>Legrand/41LIDA01_B</w:t>
-        </w:r>
-        <w:r>
-          <w:rPr>
-            <w:rStyle w:val="Lienhypertexte"/>
-          </w:rPr>
-          <w:t>5</w:t>
-        </w:r>
-        <w:r>
-          <w:rPr>
-            <w:rStyle w:val="Lienhypertexte"/>
-          </w:rPr>
-          <w:t>_CAPI/commit/9fbf92f2828b05af3e72da40bf596c4fd18bccb7</w:t>
+          <w:t>Legrand/41LIDA01_B5_CAPI/commit/9fbf92f2828b05af3e72da40bf596c4fd18bccb7</w:t>
         </w:r>
       </w:hyperlink>
     </w:p>
@@ -12095,11 +12023,13 @@
     <w:rsid w:val="00464BE4"/>
     <w:rsid w:val="004F31F8"/>
     <w:rsid w:val="005259C0"/>
+    <w:rsid w:val="006666FB"/>
     <w:rsid w:val="006E64CE"/>
     <w:rsid w:val="00785775"/>
     <w:rsid w:val="008B1F85"/>
     <w:rsid w:val="008B2538"/>
     <w:rsid w:val="00B021F1"/>
+    <w:rsid w:val="00E4678A"/>
     <w:rsid w:val="00E71964"/>
     <w:rsid w:val="00F05FE5"/>
     <w:rsid w:val="00FF69E9"/>
